--- a/Received/ukg/ukg, nepali.docx
+++ b/Received/ukg/ukg, nepali.docx
@@ -17,6 +17,134 @@
           <w:szCs w:val="32"/>
         </w:rPr>
       </w:pPr>
+      <w:r>
+        <w:rPr>
+          <w:rFonts w:ascii="Preeti" w:hAnsi="Preeti"/>
+          <w:b/>
+          <w:bCs/>
+          <w:noProof/>
+          <w:sz w:val="40"/>
+          <w:szCs w:val="40"/>
+        </w:rPr>
+        <mc:AlternateContent>
+          <mc:Choice Requires="wps">
+            <w:drawing>
+              <wp:anchor distT="45720" distB="45720" distL="114300" distR="114300" simplePos="0" relativeHeight="251688960" behindDoc="0" locked="0" layoutInCell="1" allowOverlap="1" wp14:anchorId="6396695F" wp14:editId="30B04400">
+                <wp:simplePos x="0" y="0"/>
+                <wp:positionH relativeFrom="column">
+                  <wp:posOffset>5981700</wp:posOffset>
+                </wp:positionH>
+                <wp:positionV relativeFrom="paragraph">
+                  <wp:posOffset>-68580</wp:posOffset>
+                </wp:positionV>
+                <wp:extent cx="897147" cy="1404620"/>
+                <wp:effectExtent l="0" t="0" r="0" b="0"/>
+                <wp:wrapNone/>
+                <wp:docPr id="1" name="Text Box 2"/>
+                <wp:cNvGraphicFramePr>
+                  <a:graphicFrameLocks xmlns:a="http://schemas.openxmlformats.org/drawingml/2006/main"/>
+                </wp:cNvGraphicFramePr>
+                <a:graphic xmlns:a="http://schemas.openxmlformats.org/drawingml/2006/main">
+                  <a:graphicData uri="http://schemas.microsoft.com/office/word/2010/wordprocessingShape">
+                    <wps:wsp>
+                      <wps:cNvSpPr txBox="1">
+                        <a:spLocks noChangeArrowheads="1"/>
+                      </wps:cNvSpPr>
+                      <wps:spPr bwMode="auto">
+                        <a:xfrm>
+                          <a:off x="0" y="0"/>
+                          <a:ext cx="897147" cy="1404620"/>
+                        </a:xfrm>
+                        <a:prstGeom prst="rect">
+                          <a:avLst/>
+                        </a:prstGeom>
+                        <a:noFill/>
+                        <a:ln w="9525">
+                          <a:noFill/>
+                          <a:miter lim="800000"/>
+                          <a:headEnd/>
+                          <a:tailEnd/>
+                        </a:ln>
+                      </wps:spPr>
+                      <wps:txbx>
+                        <w:txbxContent>
+                          <w:p>
+                            <w:r>
+                              <w:rPr>
+                                <w:rFonts w:ascii="Times New Roman" w:hAnsi="Times New Roman" w:cs="Times New Roman"/>
+                                <w:b/>
+                                <w:bCs/>
+                                <w:sz w:val="32"/>
+                                <w:szCs w:val="32"/>
+                              </w:rPr>
+                              <w:t>D-</w:t>
+                            </w:r>
+                            <w:r>
+                              <w:rPr>
+                                <w:rFonts w:ascii="Times New Roman" w:hAnsi="Times New Roman" w:cs="Times New Roman"/>
+                                <w:b/>
+                                <w:bCs/>
+                                <w:sz w:val="32"/>
+                                <w:szCs w:val="32"/>
+                              </w:rPr>
+                              <w:t xml:space="preserve"> 18</w:t>
+                            </w:r>
+                          </w:p>
+                        </w:txbxContent>
+                      </wps:txbx>
+                      <wps:bodyPr rot="0" vert="horz" wrap="square" lIns="91440" tIns="45720" rIns="91440" bIns="45720" anchor="t" anchorCtr="0">
+                        <a:spAutoFit/>
+                      </wps:bodyPr>
+                    </wps:wsp>
+                  </a:graphicData>
+                </a:graphic>
+                <wp14:sizeRelH relativeFrom="margin">
+                  <wp14:pctWidth>0</wp14:pctWidth>
+                </wp14:sizeRelH>
+                <wp14:sizeRelV relativeFrom="margin">
+                  <wp14:pctHeight>20000</wp14:pctHeight>
+                </wp14:sizeRelV>
+              </wp:anchor>
+            </w:drawing>
+          </mc:Choice>
+          <mc:Fallback>
+            <w:pict>
+              <v:shapetype w14:anchorId="6396695F" id="_x0000_t202" coordsize="21600,21600" o:spt="202" path="m,l,21600r21600,l21600,xe">
+                <v:stroke joinstyle="miter"/>
+                <v:path gradientshapeok="t" o:connecttype="rect"/>
+              </v:shapetype>
+              <v:shape id="Text Box 2" o:spid="_x0000_s1026" type="#_x0000_t202" style="position:absolute;left:0;text-align:left;margin-left:471pt;margin-top:-5.4pt;width:70.65pt;height:110.6pt;z-index:251688960;visibility:visible;mso-wrap-style:square;mso-width-percent:0;mso-height-percent:200;mso-wrap-distance-left:9pt;mso-wrap-distance-top:3.6pt;mso-wrap-distance-right:9pt;mso-wrap-distance-bottom:3.6pt;mso-position-horizontal:absolute;mso-position-horizontal-relative:text;mso-position-vertical:absolute;mso-position-vertical-relative:text;mso-width-percent:0;mso-height-percent:200;mso-width-relative:margin;mso-height-relative:margin;v-text-anchor:top" o:gfxdata="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" filled="f" stroked="f">
+                <v:textbox style="mso-fit-shape-to-text:t">
+                  <w:txbxContent>
+                    <w:p>
+                      <w:r>
+                        <w:rPr>
+                          <w:rFonts w:ascii="Times New Roman" w:hAnsi="Times New Roman" w:cs="Times New Roman"/>
+                          <w:b/>
+                          <w:bCs/>
+                          <w:sz w:val="32"/>
+                          <w:szCs w:val="32"/>
+                        </w:rPr>
+                        <w:t>D-</w:t>
+                      </w:r>
+                      <w:r>
+                        <w:rPr>
+                          <w:rFonts w:ascii="Times New Roman" w:hAnsi="Times New Roman" w:cs="Times New Roman"/>
+                          <w:b/>
+                          <w:bCs/>
+                          <w:sz w:val="32"/>
+                          <w:szCs w:val="32"/>
+                        </w:rPr>
+                        <w:t xml:space="preserve"> 18</w:t>
+                      </w:r>
+                    </w:p>
+                  </w:txbxContent>
+                </v:textbox>
+              </v:shape>
+            </w:pict>
+          </mc:Fallback>
+        </mc:AlternateContent>
+      </w:r>
       <w:r>
         <w:rPr>
           <w:rFonts w:ascii="Preeti" w:hAnsi="Preeti"/>
@@ -90,9 +218,9 @@
           <w:sz w:val="40"/>
           <w:szCs w:val="40"/>
         </w:rPr>
-        <w:t>u|</w:t>
-      </w:r>
-      <w:proofErr w:type="gramStart"/>
+        <w:t>u|Lg</w:t>
+      </w:r>
+      <w:proofErr w:type="spellEnd"/>
       <w:r>
         <w:rPr>
           <w:rFonts w:ascii="Preeti" w:hAnsi="Preeti"/>
@@ -101,9 +229,9 @@
           <w:sz w:val="40"/>
           <w:szCs w:val="40"/>
         </w:rPr>
-        <w:t>Lg</w:t>
-      </w:r>
-      <w:proofErr w:type="spellEnd"/>
+        <w:t xml:space="preserve"> ;f];fO6L </w:t>
+      </w:r>
+      <w:proofErr w:type="spellStart"/>
       <w:r>
         <w:rPr>
           <w:rFonts w:ascii="Preeti" w:hAnsi="Preeti"/>
@@ -112,9 +240,9 @@
           <w:sz w:val="40"/>
           <w:szCs w:val="40"/>
         </w:rPr>
-        <w:t xml:space="preserve"> ;f];fO</w:t>
-      </w:r>
-      <w:proofErr w:type="gramEnd"/>
+        <w:t>klAns</w:t>
+      </w:r>
+      <w:proofErr w:type="spellEnd"/>
       <w:r>
         <w:rPr>
           <w:rFonts w:ascii="Preeti" w:hAnsi="Preeti"/>
@@ -123,10 +251,9 @@
           <w:sz w:val="40"/>
           <w:szCs w:val="40"/>
         </w:rPr>
-        <w:t xml:space="preserve">6L </w:t>
+        <w:t xml:space="preserve"> :</w:t>
       </w:r>
       <w:proofErr w:type="spellStart"/>
-      <w:proofErr w:type="gramStart"/>
       <w:r>
         <w:rPr>
           <w:rFonts w:ascii="Preeti" w:hAnsi="Preeti"/>
@@ -135,119 +262,7 @@
           <w:sz w:val="40"/>
           <w:szCs w:val="40"/>
         </w:rPr>
-        <w:t>klAns</w:t>
-      </w:r>
-      <w:proofErr w:type="spellEnd"/>
-      <w:r>
-        <w:rPr>
-          <w:rFonts w:ascii="Preeti" w:hAnsi="Preeti"/>
-          <w:b/>
-          <w:bCs/>
-          <w:sz w:val="40"/>
-          <w:szCs w:val="40"/>
-        </w:rPr>
-        <w:t xml:space="preserve"> :</w:t>
-      </w:r>
-      <w:proofErr w:type="spellStart"/>
-      <w:r>
-        <w:rPr>
-          <w:rFonts w:ascii="Preeti" w:hAnsi="Preeti"/>
-          <w:b/>
-          <w:bCs/>
-          <w:sz w:val="40"/>
-          <w:szCs w:val="40"/>
-        </w:rPr>
         <w:t>s'n</w:t>
-      </w:r>
-      <w:proofErr w:type="spellEnd"/>
-      <w:proofErr w:type="gramEnd"/>
-    </w:p>
-    <w:p>
-      <w:pPr>
-        <w:tabs>
-          <w:tab w:val="left" w:pos="180"/>
-        </w:tabs>
-        <w:spacing w:after="0" w:line="240" w:lineRule="auto"/>
-        <w:jc w:val="center"/>
-      </w:pPr>
-      <w:r>
-        <w:rPr>
-          <w:rFonts w:ascii="Preeti" w:hAnsi="Preeti"/>
-          <w:b/>
-          <w:sz w:val="28"/>
-          <w:szCs w:val="28"/>
-        </w:rPr>
-        <w:t>/</w:t>
-      </w:r>
-      <w:proofErr w:type="spellStart"/>
-      <w:r>
-        <w:rPr>
-          <w:rFonts w:ascii="Preeti" w:hAnsi="Preeti"/>
-          <w:b/>
-          <w:sz w:val="28"/>
-          <w:szCs w:val="28"/>
-        </w:rPr>
-        <w:t>Tggu</w:t>
-      </w:r>
-      <w:proofErr w:type="spellEnd"/>
-      <w:r>
-        <w:rPr>
-          <w:rFonts w:ascii="Preeti" w:hAnsi="Preeti"/>
-          <w:b/>
-          <w:sz w:val="28"/>
-          <w:szCs w:val="28"/>
-        </w:rPr>
-        <w:t>/–&amp;</w:t>
-      </w:r>
-      <w:proofErr w:type="gramStart"/>
-      <w:r>
-        <w:rPr>
-          <w:rFonts w:ascii="Preeti" w:hAnsi="Preeti"/>
-          <w:b/>
-          <w:sz w:val="28"/>
-          <w:szCs w:val="28"/>
-        </w:rPr>
-        <w:t>, ;f</w:t>
-      </w:r>
-      <w:proofErr w:type="gramEnd"/>
-      <w:r>
-        <w:rPr>
-          <w:rFonts w:ascii="Preeti" w:hAnsi="Preeti"/>
-          <w:b/>
-          <w:sz w:val="28"/>
-          <w:szCs w:val="28"/>
-        </w:rPr>
-        <w:t>}/</w:t>
-      </w:r>
-      <w:proofErr w:type="spellStart"/>
-      <w:r>
-        <w:rPr>
-          <w:rFonts w:ascii="Preeti" w:hAnsi="Preeti"/>
-          <w:b/>
-          <w:sz w:val="28"/>
-          <w:szCs w:val="28"/>
-        </w:rPr>
-        <w:t>fxf</w:t>
-      </w:r>
-      <w:proofErr w:type="spellEnd"/>
-      <w:r>
-        <w:rPr>
-          <w:rFonts w:ascii="Preeti" w:hAnsi="Preeti"/>
-          <w:b/>
-          <w:sz w:val="28"/>
-          <w:szCs w:val="28"/>
-        </w:rPr>
-        <w:t xml:space="preserve"> </w:t>
-      </w:r>
-      <w:proofErr w:type="spellStart"/>
-      <w:r>
-        <w:rPr>
-          <w:rFonts w:ascii="Preeti" w:hAnsi="Preeti"/>
-          <w:b/>
-          <w:sz w:val="28"/>
-          <w:szCs w:val="28"/>
-        </w:rPr>
-        <w:t>lrtjg</w:t>
       </w:r>
       <w:proofErr w:type="spellEnd"/>
     </w:p>
@@ -259,7 +274,75 @@
         <w:spacing w:after="0" w:line="240" w:lineRule="auto"/>
         <w:jc w:val="center"/>
       </w:pPr>
-      <w:proofErr w:type="gramStart"/>
+      <w:r>
+        <w:rPr>
+          <w:rFonts w:ascii="Preeti" w:hAnsi="Preeti"/>
+          <w:b/>
+          <w:sz w:val="28"/>
+          <w:szCs w:val="28"/>
+        </w:rPr>
+        <w:t>/</w:t>
+      </w:r>
+      <w:proofErr w:type="spellStart"/>
+      <w:r>
+        <w:rPr>
+          <w:rFonts w:ascii="Preeti" w:hAnsi="Preeti"/>
+          <w:b/>
+          <w:sz w:val="28"/>
+          <w:szCs w:val="28"/>
+        </w:rPr>
+        <w:t>Tggu</w:t>
+      </w:r>
+      <w:proofErr w:type="spellEnd"/>
+      <w:r>
+        <w:rPr>
+          <w:rFonts w:ascii="Preeti" w:hAnsi="Preeti"/>
+          <w:b/>
+          <w:sz w:val="28"/>
+          <w:szCs w:val="28"/>
+        </w:rPr>
+        <w:t>/–&amp;, ;f}/</w:t>
+      </w:r>
+      <w:proofErr w:type="spellStart"/>
+      <w:r>
+        <w:rPr>
+          <w:rFonts w:ascii="Preeti" w:hAnsi="Preeti"/>
+          <w:b/>
+          <w:sz w:val="28"/>
+          <w:szCs w:val="28"/>
+        </w:rPr>
+        <w:t>fxf</w:t>
+      </w:r>
+      <w:proofErr w:type="spellEnd"/>
+      <w:r>
+        <w:rPr>
+          <w:rFonts w:ascii="Preeti" w:hAnsi="Preeti"/>
+          <w:b/>
+          <w:sz w:val="28"/>
+          <w:szCs w:val="28"/>
+        </w:rPr>
+        <w:t xml:space="preserve"> </w:t>
+      </w:r>
+      <w:proofErr w:type="spellStart"/>
+      <w:r>
+        <w:rPr>
+          <w:rFonts w:ascii="Preeti" w:hAnsi="Preeti"/>
+          <w:b/>
+          <w:sz w:val="28"/>
+          <w:szCs w:val="28"/>
+        </w:rPr>
+        <w:t>lrtjg</w:t>
+      </w:r>
+      <w:proofErr w:type="spellEnd"/>
+    </w:p>
+    <w:p>
+      <w:pPr>
+        <w:tabs>
+          <w:tab w:val="left" w:pos="180"/>
+        </w:tabs>
+        <w:spacing w:after="0" w:line="240" w:lineRule="auto"/>
+        <w:jc w:val="center"/>
+      </w:pPr>
       <w:r>
         <w:rPr>
           <w:rFonts w:ascii="Preeti" w:hAnsi="Preeti"/>
@@ -268,9 +351,8 @@
           <w:szCs w:val="36"/>
           <w:u w:val="single"/>
         </w:rPr>
-        <w:t>t];|</w:t>
-      </w:r>
-      <w:proofErr w:type="gramEnd"/>
+        <w:t>t];|f]</w:t>
+      </w:r>
       <w:r>
         <w:rPr>
           <w:rFonts w:ascii="Preeti" w:hAnsi="Preeti"/>
@@ -279,8 +361,9 @@
           <w:szCs w:val="36"/>
           <w:u w:val="single"/>
         </w:rPr>
-        <w:t>f]</w:t>
-      </w:r>
+        <w:t xml:space="preserve"> q}</w:t>
+      </w:r>
+      <w:proofErr w:type="spellStart"/>
       <w:r>
         <w:rPr>
           <w:rFonts w:ascii="Preeti" w:hAnsi="Preeti"/>
@@ -289,40 +372,7 @@
           <w:szCs w:val="36"/>
           <w:u w:val="single"/>
         </w:rPr>
-        <w:t xml:space="preserve"> </w:t>
-      </w:r>
-      <w:proofErr w:type="gramStart"/>
-      <w:r>
-        <w:rPr>
-          <w:rFonts w:ascii="Preeti" w:hAnsi="Preeti"/>
-          <w:b/>
-          <w:sz w:val="36"/>
-          <w:szCs w:val="36"/>
-          <w:u w:val="single"/>
-        </w:rPr>
-        <w:t>q}</w:t>
-      </w:r>
-      <w:proofErr w:type="spellStart"/>
-      <w:r>
-        <w:rPr>
-          <w:rFonts w:ascii="Preeti" w:hAnsi="Preeti"/>
-          <w:b/>
-          <w:sz w:val="36"/>
-          <w:szCs w:val="36"/>
-          <w:u w:val="single"/>
-        </w:rPr>
-        <w:t>dfl</w:t>
-      </w:r>
-      <w:proofErr w:type="gramEnd"/>
-      <w:r>
-        <w:rPr>
-          <w:rFonts w:ascii="Preeti" w:hAnsi="Preeti"/>
-          <w:b/>
-          <w:sz w:val="36"/>
-          <w:szCs w:val="36"/>
-          <w:u w:val="single"/>
-        </w:rPr>
-        <w:t>;s</w:t>
+        <w:t>dfl;s</w:t>
       </w:r>
       <w:proofErr w:type="spellEnd"/>
       <w:r>
@@ -415,20 +465,9 @@
           <w:bCs/>
           <w:sz w:val="36"/>
         </w:rPr>
-        <w:t xml:space="preserve"> o'=</w:t>
-      </w:r>
-      <w:proofErr w:type="gramStart"/>
-      <w:r>
-        <w:rPr>
-          <w:rFonts w:ascii="Preeti" w:hAnsi="Preeti"/>
-          <w:b/>
-          <w:bCs/>
-          <w:sz w:val="36"/>
-        </w:rPr>
-        <w:t>s]=</w:t>
+        <w:t xml:space="preserve"> o'=s]=</w:t>
       </w:r>
       <w:proofErr w:type="spellStart"/>
-      <w:proofErr w:type="gramEnd"/>
       <w:r>
         <w:rPr>
           <w:rFonts w:ascii="Preeti" w:hAnsi="Preeti"/>
@@ -477,7 +516,6 @@
         </w:rPr>
         <w:t xml:space="preserve">        </w:t>
       </w:r>
-      <w:proofErr w:type="gramStart"/>
       <w:r>
         <w:rPr>
           <w:rFonts w:ascii="Times New Roman" w:hAnsi="Times New Roman"/>
@@ -501,19 +539,8 @@
           <w:cs/>
           <w:lang w:eastAsia="zh-CN" w:bidi="hi-IN"/>
         </w:rPr>
-        <w:t>समय</w:t>
-      </w:r>
-      <w:proofErr w:type="gramEnd"/>
-      <w:r>
-        <w:rPr>
-          <w:rFonts w:ascii="Preeti" w:hAnsi="Preeti"/>
-          <w:b/>
-          <w:cs/>
-          <w:lang w:eastAsia="zh-CN" w:bidi="hi-IN"/>
-        </w:rPr>
-        <w:t xml:space="preserve"> </w:t>
-      </w:r>
-      <w:proofErr w:type="gramStart"/>
+        <w:t xml:space="preserve">समय </w:t>
+      </w:r>
       <w:r>
         <w:rPr>
           <w:rFonts w:ascii="Preeti" w:hAnsi="Preeti"/>
@@ -539,16 +566,7 @@
           <w:b/>
           <w:lang w:eastAsia="zh-CN" w:bidi="hi-IN"/>
         </w:rPr>
-        <w:t>@</w:t>
-      </w:r>
-      <w:proofErr w:type="gramEnd"/>
-      <w:r>
-        <w:rPr>
-          <w:rFonts w:ascii="Preeti" w:hAnsi="Preeti"/>
-          <w:b/>
-          <w:lang w:eastAsia="zh-CN" w:bidi="hi-IN"/>
-        </w:rPr>
-        <w:t xml:space="preserve"> </w:t>
+        <w:t xml:space="preserve">@ </w:t>
       </w:r>
       <w:r>
         <w:rPr>
@@ -627,19 +645,8 @@
           <w:sz w:val="32"/>
           <w:szCs w:val="32"/>
         </w:rPr>
-        <w:t>k"0</w:t>
-      </w:r>
-      <w:proofErr w:type="gramStart"/>
-      <w:r>
-        <w:rPr>
-          <w:rFonts w:ascii="Preeti" w:hAnsi="Preeti"/>
-          <w:b/>
-          <w:sz w:val="32"/>
-          <w:szCs w:val="32"/>
-        </w:rPr>
-        <w:t>ff{</w:t>
-      </w:r>
-      <w:proofErr w:type="gramEnd"/>
+        <w:t>k"0ff{</w:t>
+      </w:r>
       <w:r>
         <w:rPr>
           <w:rFonts w:ascii="Preeti" w:hAnsi="Preeti" w:cs="Times New Roman"/>
@@ -650,7 +657,6 @@
         </w:rPr>
         <w:t>ÍM–</w:t>
       </w:r>
-      <w:proofErr w:type="gramStart"/>
       <w:r>
         <w:rPr>
           <w:rFonts w:ascii="Preeti" w:hAnsi="Preeti" w:cs="Times New Roman"/>
@@ -679,18 +685,7 @@
           <w:szCs w:val="24"/>
           <w:lang w:eastAsia="zh-CN" w:bidi="hi-IN"/>
         </w:rPr>
-        <w:t xml:space="preserve">  </w:t>
-      </w:r>
-      <w:proofErr w:type="gramEnd"/>
-      <w:r>
-        <w:rPr>
-          <w:rFonts w:ascii="Preeti" w:hAnsi="Preeti"/>
-          <w:bCs/>
-          <w:sz w:val="24"/>
-          <w:szCs w:val="24"/>
-          <w:lang w:eastAsia="zh-CN" w:bidi="hi-IN"/>
-        </w:rPr>
-        <w:t xml:space="preserve">        </w:t>
+        <w:t xml:space="preserve">          </w:t>
       </w:r>
       <w:proofErr w:type="spellStart"/>
       <w:r>
@@ -714,7 +709,6 @@
         </w:rPr>
         <w:t>–</w:t>
       </w:r>
-      <w:proofErr w:type="gramStart"/>
       <w:r>
         <w:rPr>
           <w:rFonts w:ascii="Preeti" w:hAnsi="Preeti" w:cs="Times New Roman"/>
@@ -737,7 +731,6 @@
         <w:t>kfnL</w:t>
       </w:r>
       <w:proofErr w:type="spellEnd"/>
-      <w:proofErr w:type="gramEnd"/>
       <w:r>
         <w:rPr>
           <w:rFonts w:ascii="Preeti" w:hAnsi="Preeti" w:cs="Times New Roman"/>
@@ -797,7 +790,6 @@
               </w:rPr>
             </w:pPr>
             <w:proofErr w:type="spellStart"/>
-            <w:proofErr w:type="gramStart"/>
             <w:r>
               <w:rPr>
                 <w:rFonts w:ascii="Preeti" w:hAnsi="Preeti"/>
@@ -827,18 +819,7 @@
                 <w:sz w:val="40"/>
                 <w:szCs w:val="40"/>
               </w:rPr>
-              <w:t>:</w:t>
-            </w:r>
-            <w:proofErr w:type="gramEnd"/>
-            <w:r>
-              <w:rPr>
-                <w:rFonts w:ascii="Times New Roman" w:hAnsi="Times New Roman"/>
-                <w:b/>
-                <w:bCs/>
-                <w:sz w:val="40"/>
-                <w:szCs w:val="40"/>
-              </w:rPr>
-              <w:t xml:space="preserve"> </w:t>
+              <w:t xml:space="preserve">: </w:t>
             </w:r>
             <w:r>
               <w:rPr>
@@ -848,40 +829,7 @@
                 <w:sz w:val="40"/>
                 <w:szCs w:val="40"/>
               </w:rPr>
-              <w:t>====================================================/</w:t>
-            </w:r>
-            <w:proofErr w:type="gramStart"/>
-            <w:r>
-              <w:rPr>
-                <w:rFonts w:ascii="Preeti" w:hAnsi="Preeti"/>
-                <w:b/>
-                <w:bCs/>
-                <w:sz w:val="40"/>
-                <w:szCs w:val="40"/>
-              </w:rPr>
-              <w:t>f]n</w:t>
-            </w:r>
-            <w:proofErr w:type="gramEnd"/>
-            <w:r>
-              <w:rPr>
-                <w:rFonts w:ascii="Preeti" w:hAnsi="Preeti"/>
-                <w:b/>
-                <w:bCs/>
-                <w:sz w:val="40"/>
-                <w:szCs w:val="40"/>
-              </w:rPr>
-              <w:t xml:space="preserve"> g+=============</w:t>
-            </w:r>
-            <w:proofErr w:type="gramStart"/>
-            <w:r>
-              <w:rPr>
-                <w:rFonts w:ascii="Preeti" w:hAnsi="Preeti"/>
-                <w:b/>
-                <w:bCs/>
-                <w:sz w:val="40"/>
-                <w:szCs w:val="40"/>
-              </w:rPr>
-              <w:t>;]</w:t>
+              <w:t>====================================================/f]n g+=============;]</w:t>
             </w:r>
             <w:proofErr w:type="spellStart"/>
             <w:r>
@@ -892,18 +840,7 @@
                 <w:sz w:val="40"/>
                 <w:szCs w:val="40"/>
               </w:rPr>
-              <w:t>S</w:t>
-            </w:r>
-            <w:proofErr w:type="gramEnd"/>
-            <w:r>
-              <w:rPr>
-                <w:rFonts w:ascii="Preeti" w:hAnsi="Preeti"/>
-                <w:b/>
-                <w:bCs/>
-                <w:sz w:val="40"/>
-                <w:szCs w:val="40"/>
-              </w:rPr>
-              <w:t>;g</w:t>
+              <w:t>S;g</w:t>
             </w:r>
             <w:proofErr w:type="spellEnd"/>
             <w:r>
@@ -914,18 +851,7 @@
                 <w:sz w:val="40"/>
                 <w:szCs w:val="40"/>
               </w:rPr>
-              <w:t xml:space="preserve"> </w:t>
-            </w:r>
-            <w:proofErr w:type="gramStart"/>
-            <w:r>
-              <w:rPr>
-                <w:rFonts w:ascii="Preeti" w:hAnsi="Preeti"/>
-                <w:b/>
-                <w:bCs/>
-                <w:sz w:val="40"/>
-                <w:szCs w:val="40"/>
-              </w:rPr>
-              <w:t>M</w:t>
+              <w:t xml:space="preserve"> M</w:t>
             </w:r>
             <w:r>
               <w:rPr>
@@ -945,18 +871,7 @@
                 <w:sz w:val="40"/>
                 <w:szCs w:val="40"/>
               </w:rPr>
-              <w:t>=</w:t>
-            </w:r>
-            <w:proofErr w:type="gramEnd"/>
-            <w:r>
-              <w:rPr>
-                <w:rFonts w:ascii="Preeti" w:hAnsi="Preeti"/>
-                <w:b/>
-                <w:bCs/>
-                <w:sz w:val="40"/>
-                <w:szCs w:val="40"/>
-              </w:rPr>
-              <w:t>===============</w:t>
+              <w:t>================</w:t>
             </w:r>
             <w:r>
               <w:rPr>
@@ -1123,18 +1038,7 @@
                 <w:sz w:val="36"/>
                 <w:szCs w:val="36"/>
               </w:rPr>
-              <w:t>k|</w:t>
-            </w:r>
-            <w:proofErr w:type="gramStart"/>
-            <w:r>
-              <w:rPr>
-                <w:rFonts w:ascii="Preeti" w:hAnsi="Preeti"/>
-                <w:b/>
-                <w:bCs/>
-                <w:sz w:val="36"/>
-                <w:szCs w:val="36"/>
-              </w:rPr>
-              <w:t>fKtf</w:t>
+              <w:t>k|fKtf</w:t>
             </w:r>
             <w:r>
               <w:rPr>
@@ -1165,7 +1069,6 @@
               </w:rPr>
               <w:t>:</w:t>
             </w:r>
-            <w:proofErr w:type="gramEnd"/>
           </w:p>
           <w:p>
             <w:pPr>
@@ -1212,7 +1115,6 @@
               <w:t>LIfssf</w:t>
             </w:r>
             <w:proofErr w:type="spellEnd"/>
-            <w:proofErr w:type="gramStart"/>
             <w:r>
               <w:rPr>
                 <w:rFonts w:ascii="Preeti" w:hAnsi="Preeti"/>
@@ -1221,21 +1123,8 @@
                 <w:sz w:val="32"/>
                 <w:szCs w:val="32"/>
               </w:rPr>
-              <w:t>] ;</w:t>
+              <w:t>] ;xL</w:t>
             </w:r>
-            <w:proofErr w:type="spellStart"/>
-            <w:r>
-              <w:rPr>
-                <w:rFonts w:ascii="Preeti" w:hAnsi="Preeti"/>
-                <w:b/>
-                <w:bCs/>
-                <w:sz w:val="32"/>
-                <w:szCs w:val="32"/>
-              </w:rPr>
-              <w:t>xL</w:t>
-            </w:r>
-            <w:proofErr w:type="spellEnd"/>
-            <w:proofErr w:type="gramEnd"/>
             <w:r>
               <w:rPr>
                 <w:rFonts w:ascii="Times New Roman" w:hAnsi="Times New Roman"/>
@@ -1268,7 +1157,6 @@
               <w:t>LIfssf</w:t>
             </w:r>
             <w:proofErr w:type="spellEnd"/>
-            <w:proofErr w:type="gramStart"/>
             <w:r>
               <w:rPr>
                 <w:rFonts w:ascii="Preeti" w:hAnsi="Preeti"/>
@@ -1291,7 +1179,6 @@
               <w:t>xL</w:t>
             </w:r>
             <w:proofErr w:type="spellEnd"/>
-            <w:proofErr w:type="gramEnd"/>
             <w:r>
               <w:rPr>
                 <w:rFonts w:ascii="Times New Roman" w:hAnsi="Times New Roman"/>
@@ -1318,7 +1205,7 @@
     </w:p>
     <w:p>
       <w:pPr>
-        <w:spacing w:after="0" w:line="480" w:lineRule="auto"/>
+        <w:spacing w:after="120" w:line="480" w:lineRule="auto"/>
         <w:rPr>
           <w:rFonts w:ascii="Preeti" w:hAnsi="Preeti"/>
           <w:b/>
@@ -1347,20 +1234,40 @@
           <w:sz w:val="32"/>
           <w:szCs w:val="32"/>
         </w:rPr>
-        <w:t xml:space="preserve"> g+</w:t>
-      </w:r>
-      <w:proofErr w:type="gramStart"/>
-      <w:r>
-        <w:rPr>
-          <w:rFonts w:ascii="Preeti" w:hAnsi="Preeti"/>
-          <w:b/>
-          <w:bCs/>
-          <w:sz w:val="32"/>
-          <w:szCs w:val="32"/>
-        </w:rPr>
-        <w:t>= !</w:t>
-      </w:r>
-      <w:proofErr w:type="gramEnd"/>
+        <w:t xml:space="preserve"> g+= !</w:t>
+      </w:r>
+      <w:r>
+        <w:rPr>
+          <w:rFonts w:ascii="Preeti" w:hAnsi="Preeti"/>
+          <w:b/>
+          <w:bCs/>
+          <w:sz w:val="32"/>
+          <w:szCs w:val="32"/>
+        </w:rPr>
+        <w:t>=</w:t>
+      </w:r>
+      <w:r>
+        <w:rPr>
+          <w:rFonts w:ascii="Preeti" w:hAnsi="Preeti"/>
+          <w:b/>
+          <w:bCs/>
+          <w:sz w:val="32"/>
+          <w:szCs w:val="32"/>
+        </w:rPr>
+        <w:t xml:space="preserve"> …</w:t>
+      </w:r>
+      <w:proofErr w:type="spellStart"/>
+      <w:r>
+        <w:rPr>
+          <w:rFonts w:ascii="Preeti" w:hAnsi="Preeti"/>
+          <w:b/>
+          <w:bCs/>
+          <w:sz w:val="32"/>
+          <w:szCs w:val="32"/>
+        </w:rPr>
+        <w:t>dfqf</w:t>
+      </w:r>
+      <w:proofErr w:type="spellEnd"/>
       <w:r>
         <w:rPr>
           <w:rFonts w:ascii="Preeti" w:hAnsi="Preeti"/>
@@ -1380,7 +1287,7 @@
           <w:sz w:val="32"/>
           <w:szCs w:val="32"/>
         </w:rPr>
-        <w:t>k|Zg</w:t>
+        <w:t>nufP</w:t>
       </w:r>
       <w:proofErr w:type="spellEnd"/>
       <w:r>
@@ -1391,29 +1298,7 @@
           <w:sz w:val="32"/>
           <w:szCs w:val="32"/>
         </w:rPr>
-        <w:t xml:space="preserve"> g+</w:t>
-      </w:r>
-      <w:proofErr w:type="gramStart"/>
-      <w:r>
-        <w:rPr>
-          <w:rFonts w:ascii="Preeti" w:hAnsi="Preeti"/>
-          <w:b/>
-          <w:bCs/>
-          <w:sz w:val="32"/>
-          <w:szCs w:val="32"/>
-        </w:rPr>
-        <w:t>= !</w:t>
-      </w:r>
-      <w:proofErr w:type="gramEnd"/>
-      <w:r>
-        <w:rPr>
-          <w:rFonts w:ascii="Preeti" w:hAnsi="Preeti"/>
-          <w:b/>
-          <w:bCs/>
-          <w:sz w:val="32"/>
-          <w:szCs w:val="32"/>
-        </w:rPr>
-        <w:t xml:space="preserve"> …</w:t>
+        <w:t>/ n]</w:t>
       </w:r>
       <w:proofErr w:type="spellStart"/>
       <w:r>
@@ -1424,7 +1309,7 @@
           <w:sz w:val="32"/>
           <w:szCs w:val="32"/>
         </w:rPr>
-        <w:t>dfqf</w:t>
+        <w:t>Vg'xf</w:t>
       </w:r>
       <w:proofErr w:type="spellEnd"/>
       <w:r>
@@ -1435,73 +1320,7 @@
           <w:sz w:val="32"/>
           <w:szCs w:val="32"/>
         </w:rPr>
-        <w:t xml:space="preserve"> </w:t>
-      </w:r>
-      <w:proofErr w:type="spellStart"/>
-      <w:r>
-        <w:rPr>
-          <w:rFonts w:ascii="Preeti" w:hAnsi="Preeti"/>
-          <w:b/>
-          <w:bCs/>
-          <w:sz w:val="32"/>
-          <w:szCs w:val="32"/>
-        </w:rPr>
-        <w:t>nufP</w:t>
-      </w:r>
-      <w:proofErr w:type="spellEnd"/>
-      <w:r>
-        <w:rPr>
-          <w:rFonts w:ascii="Preeti" w:hAnsi="Preeti"/>
-          <w:b/>
-          <w:bCs/>
-          <w:sz w:val="32"/>
-          <w:szCs w:val="32"/>
-        </w:rPr>
-        <w:t xml:space="preserve">/ </w:t>
-      </w:r>
-      <w:proofErr w:type="gramStart"/>
-      <w:r>
-        <w:rPr>
-          <w:rFonts w:ascii="Preeti" w:hAnsi="Preeti"/>
-          <w:b/>
-          <w:bCs/>
-          <w:sz w:val="32"/>
-          <w:szCs w:val="32"/>
-        </w:rPr>
-        <w:t>n]</w:t>
-      </w:r>
-      <w:proofErr w:type="spellStart"/>
-      <w:r>
-        <w:rPr>
-          <w:rFonts w:ascii="Preeti" w:hAnsi="Preeti"/>
-          <w:b/>
-          <w:bCs/>
-          <w:sz w:val="32"/>
-          <w:szCs w:val="32"/>
-        </w:rPr>
-        <w:t>Vg'xf</w:t>
-      </w:r>
-      <w:proofErr w:type="spellEnd"/>
-      <w:r>
-        <w:rPr>
-          <w:rFonts w:ascii="Preeti" w:hAnsi="Preeti"/>
-          <w:b/>
-          <w:bCs/>
-          <w:sz w:val="32"/>
-          <w:szCs w:val="32"/>
-        </w:rPr>
-        <w:t>];\</w:t>
-      </w:r>
-      <w:proofErr w:type="gramEnd"/>
-      <w:r>
-        <w:rPr>
-          <w:rFonts w:ascii="Preeti" w:hAnsi="Preeti"/>
-          <w:b/>
-          <w:bCs/>
-          <w:sz w:val="32"/>
-          <w:szCs w:val="32"/>
-        </w:rPr>
-        <w:t xml:space="preserve"> .</w:t>
+        <w:t>];\ .</w:t>
       </w:r>
       <w:r>
         <w:rPr>
@@ -1587,7 +1406,7 @@
     </w:p>
     <w:p>
       <w:pPr>
-        <w:spacing w:after="0" w:line="480" w:lineRule="auto"/>
+        <w:spacing w:after="120" w:line="480" w:lineRule="auto"/>
         <w:ind w:firstLine="624"/>
         <w:rPr>
           <w:rFonts w:ascii="Preeti" w:hAnsi="Preeti"/>
@@ -1609,10 +1428,10 @@
         <mc:AlternateContent>
           <mc:Choice Requires="wps">
             <w:drawing>
-              <wp:anchor distT="0" distB="0" distL="114300" distR="114300" simplePos="0" relativeHeight="251661312" behindDoc="0" locked="0" layoutInCell="1" allowOverlap="1" wp14:anchorId="652A5427" wp14:editId="76A00B7C">
+              <wp:anchor distT="0" distB="0" distL="114300" distR="114300" simplePos="0" relativeHeight="251661312" behindDoc="0" locked="0" layoutInCell="1" allowOverlap="1" wp14:anchorId="652A5427" wp14:editId="5643098A">
                 <wp:simplePos x="0" y="0"/>
                 <wp:positionH relativeFrom="column">
-                  <wp:posOffset>3783742</wp:posOffset>
+                  <wp:posOffset>4246189</wp:posOffset>
                 </wp:positionH>
                 <wp:positionV relativeFrom="paragraph">
                   <wp:posOffset>64770</wp:posOffset>
@@ -1664,7 +1483,7 @@
           </mc:Choice>
           <mc:Fallback>
             <w:pict>
-              <v:line w14:anchorId="47A7B01A" id="Straight Connector 28" o:spid="_x0000_s1026" style="position:absolute;z-index:251661312;visibility:visible;mso-wrap-style:square;mso-width-percent:0;mso-height-percent:0;mso-wrap-distance-left:9pt;mso-wrap-distance-top:0;mso-wrap-distance-right:9pt;mso-wrap-distance-bottom:0;mso-position-horizontal:absolute;mso-position-horizontal-relative:text;mso-position-vertical:absolute;mso-position-vertical-relative:text;mso-width-percent:0;mso-height-percent:0;mso-width-relative:page;mso-height-relative:page" from="297.95pt,5.1pt" to="344.65pt,5.1pt" o:gfxdata="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" strokecolor="black [3200]" strokeweight="1pt">
+              <v:line w14:anchorId="7FE8FE31" id="Straight Connector 28" o:spid="_x0000_s1026" style="position:absolute;z-index:251661312;visibility:visible;mso-wrap-style:square;mso-width-percent:0;mso-height-percent:0;mso-wrap-distance-left:9pt;mso-wrap-distance-top:0;mso-wrap-distance-right:9pt;mso-wrap-distance-bottom:0;mso-position-horizontal:absolute;mso-position-horizontal-relative:text;mso-position-vertical:absolute;mso-position-vertical-relative:text;mso-width-percent:0;mso-height-percent:0;mso-width-relative:page;mso-height-relative:page" from="334.35pt,5.1pt" to="381.05pt,5.1pt" o:gfxdata="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" strokecolor="black [3200]" strokeweight="1pt">
                 <v:stroke joinstyle="miter"/>
               </v:line>
             </w:pict>
@@ -1683,7 +1502,7 @@
         <mc:AlternateContent>
           <mc:Choice Requires="wps">
             <w:drawing>
-              <wp:anchor distT="0" distB="0" distL="114300" distR="114300" simplePos="0" relativeHeight="251659264" behindDoc="0" locked="0" layoutInCell="1" allowOverlap="1" wp14:anchorId="14079F6F" wp14:editId="207FFF90">
+              <wp:anchor distT="0" distB="0" distL="114300" distR="114300" simplePos="0" relativeHeight="251659264" behindDoc="0" locked="0" layoutInCell="1" allowOverlap="1" wp14:anchorId="14079F6F" wp14:editId="7D2B501B">
                 <wp:simplePos x="0" y="0"/>
                 <wp:positionH relativeFrom="column">
                   <wp:posOffset>1139190</wp:posOffset>
@@ -1738,7 +1557,7 @@
           </mc:Choice>
           <mc:Fallback>
             <w:pict>
-              <v:line w14:anchorId="0F1FC9D4" id="Straight Connector 27" o:spid="_x0000_s1026" style="position:absolute;z-index:251659264;visibility:visible;mso-wrap-style:square;mso-width-percent:0;mso-height-percent:0;mso-wrap-distance-left:9pt;mso-wrap-distance-top:0;mso-wrap-distance-right:9pt;mso-wrap-distance-bottom:0;mso-position-horizontal:absolute;mso-position-horizontal-relative:text;mso-position-vertical:absolute;mso-position-vertical-relative:text;mso-width-percent:0;mso-height-percent:0;mso-width-relative:page;mso-height-relative:page" from="89.7pt,5.8pt" to="136.4pt,5.8pt" o:gfxdata="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" strokecolor="black [3200]" strokeweight="1pt">
+              <v:line w14:anchorId="5B87058E" id="Straight Connector 27" o:spid="_x0000_s1026" style="position:absolute;z-index:251659264;visibility:visible;mso-wrap-style:square;mso-width-percent:0;mso-height-percent:0;mso-wrap-distance-left:9pt;mso-wrap-distance-top:0;mso-wrap-distance-right:9pt;mso-wrap-distance-bottom:0;mso-position-horizontal:absolute;mso-position-horizontal-relative:text;mso-position-vertical:absolute;mso-position-vertical-relative:text;mso-width-percent:0;mso-height-percent:0;mso-width-relative:page;mso-height-relative:page" from="89.7pt,5.8pt" to="136.4pt,5.8pt" o:gfxdata="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" strokecolor="black [3200]" strokeweight="1pt">
                 <v:stroke joinstyle="miter"/>
               </v:line>
             </w:pict>
@@ -1797,7 +1616,7 @@
         <mc:AlternateContent>
           <mc:Choice Requires="wps">
             <w:drawing>
-              <wp:anchor distT="0" distB="0" distL="114300" distR="114300" simplePos="0" relativeHeight="251660288" behindDoc="0" locked="0" layoutInCell="1" allowOverlap="1" wp14:anchorId="4A63070F" wp14:editId="697BE970">
+              <wp:anchor distT="0" distB="0" distL="114300" distR="114300" simplePos="0" relativeHeight="251660288" behindDoc="0" locked="0" layoutInCell="1" allowOverlap="1" wp14:anchorId="4A63070F" wp14:editId="01AD05B0">
                 <wp:simplePos x="0" y="0"/>
                 <wp:positionH relativeFrom="column">
                   <wp:posOffset>1139190</wp:posOffset>
@@ -1852,7 +1671,7 @@
           </mc:Choice>
           <mc:Fallback>
             <w:pict>
-              <v:line w14:anchorId="24AAF079" id="Straight Connector 26" o:spid="_x0000_s1026" style="position:absolute;z-index:251660288;visibility:visible;mso-wrap-style:square;mso-width-percent:0;mso-height-percent:0;mso-wrap-distance-left:9pt;mso-wrap-distance-top:0;mso-wrap-distance-right:9pt;mso-wrap-distance-bottom:0;mso-position-horizontal:absolute;mso-position-horizontal-relative:text;mso-position-vertical:absolute;mso-position-vertical-relative:text;mso-width-percent:0;mso-height-percent:0;mso-width-relative:page;mso-height-relative:page" from="89.7pt,5.8pt" to="136.4pt,5.8pt" o:gfxdata="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" strokecolor="black [3200]" strokeweight="1pt">
+              <v:line w14:anchorId="47B5D5DC" id="Straight Connector 26" o:spid="_x0000_s1026" style="position:absolute;z-index:251660288;visibility:visible;mso-wrap-style:square;mso-width-percent:0;mso-height-percent:0;mso-wrap-distance-left:9pt;mso-wrap-distance-top:0;mso-wrap-distance-right:9pt;mso-wrap-distance-bottom:0;mso-position-horizontal:absolute;mso-position-horizontal-relative:text;mso-position-vertical:absolute;mso-position-vertical-relative:text;mso-width-percent:0;mso-height-percent:0;mso-width-relative:page;mso-height-relative:page" from="89.7pt,5.8pt" to="136.4pt,5.8pt" o:gfxdata="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" strokecolor="black [3200]" strokeweight="1pt">
                 <v:stroke joinstyle="miter"/>
               </v:line>
             </w:pict>
@@ -1887,34 +1706,22 @@
           <w:sz w:val="32"/>
           <w:szCs w:val="32"/>
         </w:rPr>
-        <w:t xml:space="preserve">5 </w:t>
-      </w:r>
-      <w:proofErr w:type="gramStart"/>
-      <w:r>
-        <w:rPr>
-          <w:rFonts w:ascii="Preeti" w:hAnsi="Preeti"/>
-          <w:b/>
-          <w:bCs/>
-          <w:sz w:val="32"/>
-          <w:szCs w:val="32"/>
-        </w:rPr>
-        <w:t>± ]</w:t>
-      </w:r>
-      <w:proofErr w:type="gramEnd"/>
-      <w:r>
-        <w:rPr>
-          <w:rFonts w:ascii="Preeti" w:hAnsi="Preeti"/>
-          <w:b/>
-          <w:bCs/>
-          <w:sz w:val="32"/>
-          <w:szCs w:val="32"/>
-        </w:rPr>
-        <w:t xml:space="preserve"> Ö </w:t>
+        <w:tab/>
+      </w:r>
+      <w:r>
+        <w:rPr>
+          <w:rFonts w:ascii="Preeti" w:hAnsi="Preeti"/>
+          <w:b/>
+          <w:bCs/>
+          <w:sz w:val="32"/>
+          <w:szCs w:val="32"/>
+        </w:rPr>
+        <w:t xml:space="preserve">5 ± ] Ö </w:t>
       </w:r>
     </w:p>
     <w:p>
       <w:pPr>
-        <w:spacing w:after="0" w:line="480" w:lineRule="auto"/>
+        <w:spacing w:after="120" w:line="480" w:lineRule="auto"/>
         <w:ind w:firstLine="624"/>
         <w:rPr>
           <w:rFonts w:ascii="Preeti" w:hAnsi="Preeti"/>
@@ -1936,10 +1743,10 @@
         <mc:AlternateContent>
           <mc:Choice Requires="wps">
             <w:drawing>
-              <wp:anchor distT="0" distB="0" distL="114300" distR="114300" simplePos="0" relativeHeight="251664384" behindDoc="0" locked="0" layoutInCell="1" allowOverlap="1" wp14:anchorId="6A9CF7E6" wp14:editId="2749E36E">
+              <wp:anchor distT="0" distB="0" distL="114300" distR="114300" simplePos="0" relativeHeight="251664384" behindDoc="0" locked="0" layoutInCell="1" allowOverlap="1" wp14:anchorId="6A9CF7E6" wp14:editId="64D1D789">
                 <wp:simplePos x="0" y="0"/>
                 <wp:positionH relativeFrom="column">
-                  <wp:posOffset>3783742</wp:posOffset>
+                  <wp:posOffset>4246189</wp:posOffset>
                 </wp:positionH>
                 <wp:positionV relativeFrom="paragraph">
                   <wp:posOffset>64770</wp:posOffset>
@@ -1991,7 +1798,7 @@
           </mc:Choice>
           <mc:Fallback>
             <w:pict>
-              <v:line w14:anchorId="0AC9FFF1" id="Straight Connector 25" o:spid="_x0000_s1026" style="position:absolute;z-index:251664384;visibility:visible;mso-wrap-style:square;mso-width-percent:0;mso-height-percent:0;mso-wrap-distance-left:9pt;mso-wrap-distance-top:0;mso-wrap-distance-right:9pt;mso-wrap-distance-bottom:0;mso-position-horizontal:absolute;mso-position-horizontal-relative:text;mso-position-vertical:absolute;mso-position-vertical-relative:text;mso-width-percent:0;mso-height-percent:0;mso-width-relative:page;mso-height-relative:page" from="297.95pt,5.1pt" to="344.65pt,5.1pt" o:gfxdata="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" strokecolor="black [3200]" strokeweight="1pt">
+              <v:line w14:anchorId="6FE7D41F" id="Straight Connector 25" o:spid="_x0000_s1026" style="position:absolute;z-index:251664384;visibility:visible;mso-wrap-style:square;mso-width-percent:0;mso-height-percent:0;mso-wrap-distance-left:9pt;mso-wrap-distance-top:0;mso-wrap-distance-right:9pt;mso-wrap-distance-bottom:0;mso-position-horizontal:absolute;mso-position-horizontal-relative:text;mso-position-vertical:absolute;mso-position-vertical-relative:text;mso-width-percent:0;mso-height-percent:0;mso-width-relative:page;mso-height-relative:page" from="334.35pt,5.1pt" to="381.05pt,5.1pt" o:gfxdata="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" strokecolor="black [3200]" strokeweight="1pt">
                 <v:stroke joinstyle="miter"/>
               </v:line>
             </w:pict>
@@ -2010,7 +1817,7 @@
         <mc:AlternateContent>
           <mc:Choice Requires="wps">
             <w:drawing>
-              <wp:anchor distT="0" distB="0" distL="114300" distR="114300" simplePos="0" relativeHeight="251662336" behindDoc="0" locked="0" layoutInCell="1" allowOverlap="1" wp14:anchorId="629D8858" wp14:editId="02399573">
+              <wp:anchor distT="0" distB="0" distL="114300" distR="114300" simplePos="0" relativeHeight="251662336" behindDoc="0" locked="0" layoutInCell="1" allowOverlap="1" wp14:anchorId="629D8858" wp14:editId="0BB65EB0">
                 <wp:simplePos x="0" y="0"/>
                 <wp:positionH relativeFrom="column">
                   <wp:posOffset>1139190</wp:posOffset>
@@ -2065,7 +1872,7 @@
           </mc:Choice>
           <mc:Fallback>
             <w:pict>
-              <v:line w14:anchorId="2442CEC3" id="Straight Connector 24" o:spid="_x0000_s1026" style="position:absolute;z-index:251662336;visibility:visible;mso-wrap-style:square;mso-width-percent:0;mso-height-percent:0;mso-wrap-distance-left:9pt;mso-wrap-distance-top:0;mso-wrap-distance-right:9pt;mso-wrap-distance-bottom:0;mso-position-horizontal:absolute;mso-position-horizontal-relative:text;mso-position-vertical:absolute;mso-position-vertical-relative:text;mso-width-percent:0;mso-height-percent:0;mso-width-relative:page;mso-height-relative:page" from="89.7pt,5.8pt" to="136.4pt,5.8pt" o:gfxdata="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" strokecolor="black [3200]" strokeweight="1pt">
+              <v:line w14:anchorId="745E12D2" id="Straight Connector 24" o:spid="_x0000_s1026" style="position:absolute;z-index:251662336;visibility:visible;mso-wrap-style:square;mso-width-percent:0;mso-height-percent:0;mso-wrap-distance-left:9pt;mso-wrap-distance-top:0;mso-wrap-distance-right:9pt;mso-wrap-distance-bottom:0;mso-position-horizontal:absolute;mso-position-horizontal-relative:text;mso-position-vertical:absolute;mso-position-vertical-relative:text;mso-width-percent:0;mso-height-percent:0;mso-width-relative:page;mso-height-relative:page" from="89.7pt,5.8pt" to="136.4pt,5.8pt" o:gfxdata="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" strokecolor="black [3200]" strokeweight="1pt">
                 <v:stroke joinstyle="miter"/>
               </v:line>
             </w:pict>
@@ -2124,7 +1931,7 @@
         <mc:AlternateContent>
           <mc:Choice Requires="wps">
             <w:drawing>
-              <wp:anchor distT="0" distB="0" distL="114300" distR="114300" simplePos="0" relativeHeight="251663360" behindDoc="0" locked="0" layoutInCell="1" allowOverlap="1" wp14:anchorId="05F1CE26" wp14:editId="7626FDE5">
+              <wp:anchor distT="0" distB="0" distL="114300" distR="114300" simplePos="0" relativeHeight="251663360" behindDoc="0" locked="0" layoutInCell="1" allowOverlap="1" wp14:anchorId="05F1CE26" wp14:editId="6E5B4420">
                 <wp:simplePos x="0" y="0"/>
                 <wp:positionH relativeFrom="column">
                   <wp:posOffset>1139190</wp:posOffset>
@@ -2179,7 +1986,7 @@
           </mc:Choice>
           <mc:Fallback>
             <w:pict>
-              <v:line w14:anchorId="7C8B3419" id="Straight Connector 23" o:spid="_x0000_s1026" style="position:absolute;z-index:251663360;visibility:visible;mso-wrap-style:square;mso-width-percent:0;mso-height-percent:0;mso-wrap-distance-left:9pt;mso-wrap-distance-top:0;mso-wrap-distance-right:9pt;mso-wrap-distance-bottom:0;mso-position-horizontal:absolute;mso-position-horizontal-relative:text;mso-position-vertical:absolute;mso-position-vertical-relative:text;mso-width-percent:0;mso-height-percent:0;mso-width-relative:page;mso-height-relative:page" from="89.7pt,5.8pt" to="136.4pt,5.8pt" o:gfxdata="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" strokecolor="black [3200]" strokeweight="1pt">
+              <v:line w14:anchorId="4F81D39F" id="Straight Connector 23" o:spid="_x0000_s1026" style="position:absolute;z-index:251663360;visibility:visible;mso-wrap-style:square;mso-width-percent:0;mso-height-percent:0;mso-wrap-distance-left:9pt;mso-wrap-distance-top:0;mso-wrap-distance-right:9pt;mso-wrap-distance-bottom:0;mso-position-horizontal:absolute;mso-position-horizontal-relative:text;mso-position-vertical:absolute;mso-position-vertical-relative:text;mso-width-percent:0;mso-height-percent:0;mso-width-relative:page;mso-height-relative:page" from="89.7pt,5.8pt" to="136.4pt,5.8pt" o:gfxdata="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" strokecolor="black [3200]" strokeweight="1pt">
                 <v:stroke joinstyle="miter"/>
               </v:line>
             </w:pict>
@@ -2214,12 +2021,22 @@
           <w:sz w:val="32"/>
           <w:szCs w:val="32"/>
         </w:rPr>
+        <w:tab/>
+      </w:r>
+      <w:r>
+        <w:rPr>
+          <w:rFonts w:ascii="Preeti" w:hAnsi="Preeti"/>
+          <w:b/>
+          <w:bCs/>
+          <w:sz w:val="32"/>
+          <w:szCs w:val="32"/>
+        </w:rPr>
         <w:t xml:space="preserve">h ± " Ö </w:t>
       </w:r>
     </w:p>
     <w:p>
       <w:pPr>
-        <w:spacing w:after="0" w:line="480" w:lineRule="auto"/>
+        <w:spacing w:after="120" w:line="480" w:lineRule="auto"/>
         <w:ind w:firstLine="624"/>
         <w:rPr>
           <w:rFonts w:ascii="Preeti" w:hAnsi="Preeti"/>
@@ -2241,10 +2058,10 @@
         <mc:AlternateContent>
           <mc:Choice Requires="wps">
             <w:drawing>
-              <wp:anchor distT="0" distB="0" distL="114300" distR="114300" simplePos="0" relativeHeight="251667456" behindDoc="0" locked="0" layoutInCell="1" allowOverlap="1" wp14:anchorId="0D5ECEB6" wp14:editId="0D93999F">
+              <wp:anchor distT="0" distB="0" distL="114300" distR="114300" simplePos="0" relativeHeight="251667456" behindDoc="0" locked="0" layoutInCell="1" allowOverlap="1" wp14:anchorId="0D5ECEB6" wp14:editId="61468BE4">
                 <wp:simplePos x="0" y="0"/>
                 <wp:positionH relativeFrom="column">
-                  <wp:posOffset>3783742</wp:posOffset>
+                  <wp:posOffset>4246189</wp:posOffset>
                 </wp:positionH>
                 <wp:positionV relativeFrom="paragraph">
                   <wp:posOffset>64770</wp:posOffset>
@@ -2296,7 +2113,7 @@
           </mc:Choice>
           <mc:Fallback>
             <w:pict>
-              <v:line w14:anchorId="24F5005A" id="Straight Connector 22" o:spid="_x0000_s1026" style="position:absolute;z-index:251667456;visibility:visible;mso-wrap-style:square;mso-width-percent:0;mso-height-percent:0;mso-wrap-distance-left:9pt;mso-wrap-distance-top:0;mso-wrap-distance-right:9pt;mso-wrap-distance-bottom:0;mso-position-horizontal:absolute;mso-position-horizontal-relative:text;mso-position-vertical:absolute;mso-position-vertical-relative:text;mso-width-percent:0;mso-height-percent:0;mso-width-relative:page;mso-height-relative:page" from="297.95pt,5.1pt" to="344.65pt,5.1pt" o:gfxdata="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" strokecolor="black [3200]" strokeweight="1pt">
+              <v:line w14:anchorId="08A97081" id="Straight Connector 22" o:spid="_x0000_s1026" style="position:absolute;z-index:251667456;visibility:visible;mso-wrap-style:square;mso-width-percent:0;mso-height-percent:0;mso-wrap-distance-left:9pt;mso-wrap-distance-top:0;mso-wrap-distance-right:9pt;mso-wrap-distance-bottom:0;mso-position-horizontal:absolute;mso-position-horizontal-relative:text;mso-position-vertical:absolute;mso-position-vertical-relative:text;mso-width-percent:0;mso-height-percent:0;mso-width-relative:page;mso-height-relative:page" from="334.35pt,5.1pt" to="381.05pt,5.1pt" o:gfxdata="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" strokecolor="black [3200]" strokeweight="1pt">
                 <v:stroke joinstyle="miter"/>
               </v:line>
             </w:pict>
@@ -2519,6 +2336,16 @@
           <w:sz w:val="32"/>
           <w:szCs w:val="32"/>
         </w:rPr>
+        <w:tab/>
+      </w:r>
+      <w:r>
+        <w:rPr>
+          <w:rFonts w:ascii="Preeti" w:hAnsi="Preeti"/>
+          <w:b/>
+          <w:bCs/>
+          <w:sz w:val="32"/>
+          <w:szCs w:val="32"/>
+        </w:rPr>
         <w:t xml:space="preserve">u ± F Ö </w:t>
       </w:r>
     </w:p>
@@ -2553,7 +2380,37 @@
           <w:sz w:val="32"/>
           <w:szCs w:val="32"/>
         </w:rPr>
-        <w:t xml:space="preserve"> g+= # </w:t>
+        <w:t xml:space="preserve"> g+= </w:t>
+      </w:r>
+      <w:r>
+        <w:rPr>
+          <w:rFonts w:ascii="Preeti" w:hAnsi="Preeti"/>
+          <w:b/>
+          <w:bCs/>
+          <w:sz w:val="32"/>
+          <w:szCs w:val="32"/>
+        </w:rPr>
+        <w:t>@</w:t>
+      </w:r>
+      <w:r>
+        <w:rPr>
+          <w:rFonts w:ascii="Preeti" w:hAnsi="Preeti"/>
+          <w:b/>
+          <w:bCs/>
+          <w:sz w:val="32"/>
+          <w:szCs w:val="32"/>
+        </w:rPr>
+        <w:t>=</w:t>
+      </w:r>
+      <w:r>
+        <w:rPr>
+          <w:rFonts w:ascii="Preeti" w:hAnsi="Preeti"/>
+          <w:b/>
+          <w:bCs/>
+          <w:sz w:val="32"/>
+          <w:szCs w:val="32"/>
+        </w:rPr>
+        <w:t xml:space="preserve"> </w:t>
       </w:r>
       <w:proofErr w:type="spellStart"/>
       <w:r>
@@ -2578,7 +2435,6 @@
         <w:t xml:space="preserve">' - F _ </w:t>
       </w:r>
       <w:proofErr w:type="spellStart"/>
-      <w:proofErr w:type="gramStart"/>
       <w:r>
         <w:rPr>
           <w:rFonts w:ascii="Preeti" w:hAnsi="Preeti"/>
@@ -2598,18 +2454,7 @@
           <w:sz w:val="32"/>
           <w:szCs w:val="32"/>
         </w:rPr>
-        <w:t>]sf</w:t>
-      </w:r>
-      <w:proofErr w:type="gramEnd"/>
-      <w:r>
-        <w:rPr>
-          <w:rFonts w:ascii="Preeti" w:hAnsi="Preeti"/>
-          <w:b/>
-          <w:bCs/>
-          <w:sz w:val="32"/>
-          <w:szCs w:val="32"/>
-        </w:rPr>
-        <w:t xml:space="preserve"> </w:t>
+        <w:t xml:space="preserve">]sf </w:t>
       </w:r>
       <w:proofErr w:type="spellStart"/>
       <w:r>
@@ -2631,18 +2476,7 @@
           <w:sz w:val="32"/>
           <w:szCs w:val="32"/>
         </w:rPr>
-        <w:t xml:space="preserve">¿ </w:t>
-      </w:r>
-      <w:proofErr w:type="gramStart"/>
-      <w:r>
-        <w:rPr>
-          <w:rFonts w:ascii="Preeti" w:hAnsi="Preeti"/>
-          <w:b/>
-          <w:bCs/>
-          <w:sz w:val="32"/>
-          <w:szCs w:val="32"/>
-        </w:rPr>
-        <w:t>n]</w:t>
+        <w:t>¿ n]</w:t>
       </w:r>
       <w:proofErr w:type="spellStart"/>
       <w:r>
@@ -2664,28 +2498,7 @@
           <w:sz w:val="32"/>
           <w:szCs w:val="32"/>
         </w:rPr>
-        <w:t>];\</w:t>
-      </w:r>
-      <w:proofErr w:type="gramEnd"/>
-      <w:r>
-        <w:rPr>
-          <w:rFonts w:ascii="Preeti" w:hAnsi="Preeti"/>
-          <w:b/>
-          <w:bCs/>
-          <w:sz w:val="32"/>
-          <w:szCs w:val="32"/>
-        </w:rPr>
-        <w:t xml:space="preserve"> .</w:t>
-      </w:r>
-      <w:r>
-        <w:rPr>
-          <w:rFonts w:ascii="Preeti" w:hAnsi="Preeti"/>
-          <w:b/>
-          <w:bCs/>
-          <w:sz w:val="32"/>
-          <w:szCs w:val="32"/>
-        </w:rPr>
-        <w:tab/>
+        <w:t>];\ .</w:t>
       </w:r>
       <w:r>
         <w:rPr>
@@ -2930,10 +2743,39 @@
           <w:sz w:val="32"/>
           <w:szCs w:val="32"/>
         </w:rPr>
-        <w:t xml:space="preserve"> g+= $ </w:t>
+        <w:t xml:space="preserve"> g+= </w:t>
+      </w:r>
+      <w:r>
+        <w:rPr>
+          <w:rFonts w:ascii="Preeti" w:hAnsi="Preeti"/>
+          <w:b/>
+          <w:bCs/>
+          <w:sz w:val="32"/>
+          <w:szCs w:val="32"/>
+        </w:rPr>
+        <w:t>#</w:t>
+      </w:r>
+      <w:r>
+        <w:rPr>
+          <w:rFonts w:ascii="Preeti" w:hAnsi="Preeti"/>
+          <w:b/>
+          <w:bCs/>
+          <w:sz w:val="32"/>
+          <w:szCs w:val="32"/>
+        </w:rPr>
+        <w:t>=</w:t>
+      </w:r>
+      <w:r>
+        <w:rPr>
+          <w:rFonts w:ascii="Preeti" w:hAnsi="Preeti"/>
+          <w:b/>
+          <w:bCs/>
+          <w:sz w:val="32"/>
+          <w:szCs w:val="32"/>
+        </w:rPr>
+        <w:t xml:space="preserve"> </w:t>
       </w:r>
       <w:proofErr w:type="spellStart"/>
-      <w:proofErr w:type="gramStart"/>
       <w:r>
         <w:rPr>
           <w:rFonts w:ascii="Preeti" w:hAnsi="Preeti"/>
@@ -2953,31 +2795,20 @@
           <w:sz w:val="32"/>
           <w:szCs w:val="32"/>
         </w:rPr>
-        <w:t>]sf</w:t>
-      </w:r>
-      <w:proofErr w:type="gramEnd"/>
-      <w:r>
-        <w:rPr>
-          <w:rFonts w:ascii="Preeti" w:hAnsi="Preeti"/>
-          <w:b/>
-          <w:bCs/>
-          <w:sz w:val="32"/>
-          <w:szCs w:val="32"/>
-        </w:rPr>
-        <w:t>/ -</w:t>
-      </w:r>
-      <w:proofErr w:type="gramStart"/>
-      <w:r>
-        <w:rPr>
-          <w:rFonts w:ascii="Preeti" w:hAnsi="Preeti"/>
-          <w:b/>
-          <w:bCs/>
-          <w:sz w:val="32"/>
-          <w:szCs w:val="32"/>
-        </w:rPr>
-        <w:t>f]_</w:t>
-      </w:r>
-      <w:proofErr w:type="gramEnd"/>
+        <w:t xml:space="preserve">]sf/ -f]_ </w:t>
+      </w:r>
+      <w:proofErr w:type="spellStart"/>
+      <w:r>
+        <w:rPr>
+          <w:rFonts w:ascii="Preeti" w:hAnsi="Preeti"/>
+          <w:b/>
+          <w:bCs/>
+          <w:sz w:val="32"/>
+          <w:szCs w:val="32"/>
+        </w:rPr>
+        <w:t>dfqf</w:t>
+      </w:r>
+      <w:proofErr w:type="spellEnd"/>
       <w:r>
         <w:rPr>
           <w:rFonts w:ascii="Preeti" w:hAnsi="Preeti"/>
@@ -2997,7 +2828,7 @@
           <w:sz w:val="32"/>
           <w:szCs w:val="32"/>
         </w:rPr>
-        <w:t>dfqf</w:t>
+        <w:t>nfu</w:t>
       </w:r>
       <w:proofErr w:type="spellEnd"/>
       <w:r>
@@ -3008,19 +2839,18 @@
           <w:sz w:val="32"/>
           <w:szCs w:val="32"/>
         </w:rPr>
-        <w:t xml:space="preserve"> </w:t>
+        <w:t xml:space="preserve">]sf </w:t>
       </w:r>
       <w:proofErr w:type="spellStart"/>
-      <w:proofErr w:type="gramStart"/>
-      <w:r>
-        <w:rPr>
-          <w:rFonts w:ascii="Preeti" w:hAnsi="Preeti"/>
-          <w:b/>
-          <w:bCs/>
-          <w:sz w:val="32"/>
-          <w:szCs w:val="32"/>
-        </w:rPr>
-        <w:t>nfu</w:t>
+      <w:r>
+        <w:rPr>
+          <w:rFonts w:ascii="Preeti" w:hAnsi="Preeti"/>
+          <w:b/>
+          <w:bCs/>
+          <w:sz w:val="32"/>
+          <w:szCs w:val="32"/>
+        </w:rPr>
+        <w:t>zAbx</w:t>
       </w:r>
       <w:proofErr w:type="spellEnd"/>
       <w:r>
@@ -3031,18 +2861,7 @@
           <w:sz w:val="32"/>
           <w:szCs w:val="32"/>
         </w:rPr>
-        <w:t>]sf</w:t>
-      </w:r>
-      <w:proofErr w:type="gramEnd"/>
-      <w:r>
-        <w:rPr>
-          <w:rFonts w:ascii="Preeti" w:hAnsi="Preeti"/>
-          <w:b/>
-          <w:bCs/>
-          <w:sz w:val="32"/>
-          <w:szCs w:val="32"/>
-        </w:rPr>
-        <w:t xml:space="preserve"> </w:t>
+        <w:t>¿ n]</w:t>
       </w:r>
       <w:proofErr w:type="spellStart"/>
       <w:r>
@@ -3053,7 +2872,7 @@
           <w:sz w:val="32"/>
           <w:szCs w:val="32"/>
         </w:rPr>
-        <w:t>zAbx</w:t>
+        <w:t>Vg'xf</w:t>
       </w:r>
       <w:proofErr w:type="spellEnd"/>
       <w:r>
@@ -3064,51 +2883,7 @@
           <w:sz w:val="32"/>
           <w:szCs w:val="32"/>
         </w:rPr>
-        <w:t xml:space="preserve">¿ </w:t>
-      </w:r>
-      <w:proofErr w:type="gramStart"/>
-      <w:r>
-        <w:rPr>
-          <w:rFonts w:ascii="Preeti" w:hAnsi="Preeti"/>
-          <w:b/>
-          <w:bCs/>
-          <w:sz w:val="32"/>
-          <w:szCs w:val="32"/>
-        </w:rPr>
-        <w:t>n]</w:t>
-      </w:r>
-      <w:proofErr w:type="spellStart"/>
-      <w:r>
-        <w:rPr>
-          <w:rFonts w:ascii="Preeti" w:hAnsi="Preeti"/>
-          <w:b/>
-          <w:bCs/>
-          <w:sz w:val="32"/>
-          <w:szCs w:val="32"/>
-        </w:rPr>
-        <w:t>Vg'xf</w:t>
-      </w:r>
-      <w:proofErr w:type="spellEnd"/>
-      <w:r>
-        <w:rPr>
-          <w:rFonts w:ascii="Preeti" w:hAnsi="Preeti"/>
-          <w:b/>
-          <w:bCs/>
-          <w:sz w:val="32"/>
-          <w:szCs w:val="32"/>
-        </w:rPr>
-        <w:t>];\</w:t>
-      </w:r>
-      <w:proofErr w:type="gramEnd"/>
-      <w:r>
-        <w:rPr>
-          <w:rFonts w:ascii="Preeti" w:hAnsi="Preeti"/>
-          <w:b/>
-          <w:bCs/>
-          <w:sz w:val="32"/>
-          <w:szCs w:val="32"/>
-        </w:rPr>
-        <w:t xml:space="preserve"> .</w:t>
+        <w:t>];\ .</w:t>
       </w:r>
       <w:r>
         <w:rPr>
@@ -3326,7 +3101,27 @@
           <w:sz w:val="32"/>
           <w:szCs w:val="32"/>
         </w:rPr>
-        <w:t xml:space="preserve"> g+= $ </w:t>
+        <w:t xml:space="preserve"> g+= $</w:t>
+      </w:r>
+      <w:r>
+        <w:rPr>
+          <w:rFonts w:ascii="Preeti" w:hAnsi="Preeti"/>
+          <w:b/>
+          <w:bCs/>
+          <w:sz w:val="32"/>
+          <w:szCs w:val="32"/>
+        </w:rPr>
+        <w:t>=</w:t>
+      </w:r>
+      <w:r>
+        <w:rPr>
+          <w:rFonts w:ascii="Preeti" w:hAnsi="Preeti"/>
+          <w:b/>
+          <w:bCs/>
+          <w:sz w:val="32"/>
+          <w:szCs w:val="32"/>
+        </w:rPr>
+        <w:t xml:space="preserve"> </w:t>
       </w:r>
       <w:proofErr w:type="spellStart"/>
       <w:r>
@@ -3384,7 +3179,6 @@
         <w:t>lbg'xf</w:t>
       </w:r>
       <w:proofErr w:type="spellEnd"/>
-      <w:proofErr w:type="gramStart"/>
       <w:r>
         <w:rPr>
           <w:rFonts w:ascii="Preeti" w:hAnsi="Preeti"/>
@@ -3395,7 +3189,6 @@
         </w:rPr>
         <w:t>];\  .</w:t>
       </w:r>
-      <w:proofErr w:type="gramEnd"/>
       <w:r>
         <w:rPr>
           <w:rFonts w:ascii="Preeti" w:hAnsi="Preeti"/>
@@ -3753,7 +3546,6 @@
         <w:t>xf</w:t>
       </w:r>
       <w:proofErr w:type="spellEnd"/>
-      <w:proofErr w:type="gramStart"/>
       <w:r>
         <w:rPr>
           <w:rFonts w:ascii="Preeti" w:hAnsi="Preeti"/>
@@ -3762,7 +3554,6 @@
         </w:rPr>
         <w:t>] .</w:t>
       </w:r>
-      <w:proofErr w:type="gramEnd"/>
     </w:p>
     <w:p>
       <w:pPr>
@@ -3801,7 +3592,6 @@
         <w:t xml:space="preserve">_ </w:t>
       </w:r>
       <w:proofErr w:type="spellStart"/>
-      <w:proofErr w:type="gramStart"/>
       <w:r>
         <w:rPr>
           <w:rFonts w:ascii="Preeti" w:hAnsi="Preeti"/>
@@ -3829,7 +3619,6 @@
         <w:t>slt</w:t>
       </w:r>
       <w:proofErr w:type="spellEnd"/>
-      <w:proofErr w:type="gramEnd"/>
       <w:r>
         <w:rPr>
           <w:rFonts w:ascii="Preeti" w:hAnsi="Preeti"/>
@@ -4069,7 +3858,6 @@
         <w:t xml:space="preserve">_ </w:t>
       </w:r>
       <w:proofErr w:type="spellStart"/>
-      <w:proofErr w:type="gramStart"/>
       <w:r>
         <w:rPr>
           <w:rFonts w:ascii="Preeti" w:hAnsi="Preeti"/>
@@ -4087,14 +3875,13 @@
         </w:rPr>
         <w:t>{</w:t>
       </w:r>
-      <w:proofErr w:type="gramEnd"/>
-      <w:r>
-        <w:rPr>
-          <w:rFonts w:ascii="Preeti" w:hAnsi="Preeti"/>
-          <w:sz w:val="32"/>
-          <w:szCs w:val="32"/>
-        </w:rPr>
-        <w:t>+</w:t>
+      <w:r>
+        <w:rPr>
+          <w:rFonts w:ascii="Preeti" w:hAnsi="Preeti"/>
+          <w:sz w:val="32"/>
+          <w:szCs w:val="32"/>
+        </w:rPr>
+        <w:t xml:space="preserve">F </w:t>
       </w:r>
       <w:proofErr w:type="spellStart"/>
       <w:r>
@@ -4277,18 +4064,8 @@
           <w:szCs w:val="32"/>
         </w:rPr>
         <w:tab/>
-        <w:t>k9\5</w:t>
-      </w:r>
-      <w:proofErr w:type="gramStart"/>
-      <w:r>
-        <w:rPr>
-          <w:rFonts w:ascii="Preeti" w:hAnsi="Preeti"/>
-          <w:sz w:val="32"/>
-          <w:szCs w:val="32"/>
-        </w:rPr>
-        <w:t>' .</w:t>
-      </w:r>
-      <w:proofErr w:type="gramEnd"/>
+        <w:t>k9\5' .</w:t>
+      </w:r>
     </w:p>
     <w:p>
       <w:pPr>
@@ -4321,29 +4098,27 @@
           <w:sz w:val="32"/>
           <w:szCs w:val="32"/>
         </w:rPr>
-        <w:t xml:space="preserve"> g+= </w:t>
-      </w:r>
-      <w:proofErr w:type="gramStart"/>
-      <w:r>
-        <w:rPr>
-          <w:rFonts w:ascii="Preeti" w:hAnsi="Preeti"/>
-          <w:b/>
-          <w:bCs/>
-          <w:sz w:val="32"/>
-          <w:szCs w:val="32"/>
-        </w:rPr>
-        <w:t>% ;</w:t>
-      </w:r>
-      <w:proofErr w:type="gramEnd"/>
-      <w:r>
-        <w:rPr>
-          <w:rFonts w:ascii="Preeti" w:hAnsi="Preeti"/>
-          <w:b/>
-          <w:bCs/>
-          <w:sz w:val="32"/>
-          <w:szCs w:val="32"/>
-        </w:rPr>
-        <w:t xml:space="preserve">'?sf] </w:t>
+        <w:t xml:space="preserve"> g+= %</w:t>
+      </w:r>
+      <w:r>
+        <w:rPr>
+          <w:rFonts w:ascii="Preeti" w:hAnsi="Preeti"/>
+          <w:b/>
+          <w:bCs/>
+          <w:sz w:val="32"/>
+          <w:szCs w:val="32"/>
+        </w:rPr>
+        <w:t>=</w:t>
+      </w:r>
+      <w:r>
+        <w:rPr>
+          <w:rFonts w:ascii="Preeti" w:hAnsi="Preeti"/>
+          <w:b/>
+          <w:bCs/>
+          <w:sz w:val="32"/>
+          <w:szCs w:val="32"/>
+        </w:rPr>
+        <w:t xml:space="preserve"> ;'?sf] </w:t>
       </w:r>
       <w:proofErr w:type="spellStart"/>
       <w:r>
@@ -4445,7 +4220,6 @@
         <w:t>nufpg'xf</w:t>
       </w:r>
       <w:proofErr w:type="spellEnd"/>
-      <w:proofErr w:type="gramStart"/>
       <w:r>
         <w:rPr>
           <w:rFonts w:ascii="Preeti" w:hAnsi="Preeti"/>
@@ -4456,7 +4230,6 @@
         </w:rPr>
         <w:t>];\  .</w:t>
       </w:r>
-      <w:proofErr w:type="gramEnd"/>
       <w:r>
         <w:rPr>
           <w:rFonts w:ascii="Preeti" w:hAnsi="Preeti"/>
@@ -4653,6 +4426,18 @@
           <w:szCs w:val="32"/>
         </w:rPr>
       </w:pPr>
+    </w:p>
+    <w:p>
+      <w:pPr>
+        <w:spacing w:after="0" w:line="240" w:lineRule="auto"/>
+        <w:rPr>
+          <w:rFonts w:ascii="Preeti" w:hAnsi="Preeti"/>
+          <w:b/>
+          <w:bCs/>
+          <w:sz w:val="32"/>
+          <w:szCs w:val="32"/>
+        </w:rPr>
+      </w:pPr>
       <w:proofErr w:type="spellStart"/>
       <w:r>
         <w:rPr>
@@ -4674,29 +4459,27 @@
           <w:sz w:val="32"/>
           <w:szCs w:val="32"/>
         </w:rPr>
-        <w:t xml:space="preserve"> g+= ^ j0</w:t>
-      </w:r>
-      <w:proofErr w:type="gramStart"/>
-      <w:r>
-        <w:rPr>
-          <w:rFonts w:ascii="Preeti" w:hAnsi="Preeti"/>
-          <w:b/>
-          <w:bCs/>
-          <w:sz w:val="32"/>
-          <w:szCs w:val="32"/>
-        </w:rPr>
-        <w:t>f{ hf</w:t>
-      </w:r>
-      <w:proofErr w:type="gramEnd"/>
-      <w:r>
-        <w:rPr>
-          <w:rFonts w:ascii="Preeti" w:hAnsi="Preeti"/>
-          <w:b/>
-          <w:bCs/>
-          <w:sz w:val="32"/>
-          <w:szCs w:val="32"/>
-        </w:rPr>
-        <w:t xml:space="preserve">]8]/ </w:t>
+        <w:t xml:space="preserve"> g+= ^</w:t>
+      </w:r>
+      <w:r>
+        <w:rPr>
+          <w:rFonts w:ascii="Preeti" w:hAnsi="Preeti"/>
+          <w:b/>
+          <w:bCs/>
+          <w:sz w:val="32"/>
+          <w:szCs w:val="32"/>
+        </w:rPr>
+        <w:t>=</w:t>
+      </w:r>
+      <w:r>
+        <w:rPr>
+          <w:rFonts w:ascii="Preeti" w:hAnsi="Preeti"/>
+          <w:b/>
+          <w:bCs/>
+          <w:sz w:val="32"/>
+          <w:szCs w:val="32"/>
+        </w:rPr>
+        <w:t xml:space="preserve"> j0f{ hf]8]/ </w:t>
       </w:r>
       <w:proofErr w:type="spellStart"/>
       <w:r>
@@ -4732,7 +4515,6 @@
         <w:t>agfpg'xf</w:t>
       </w:r>
       <w:proofErr w:type="spellEnd"/>
-      <w:proofErr w:type="gramStart"/>
       <w:r>
         <w:rPr>
           <w:rFonts w:ascii="Preeti" w:hAnsi="Preeti"/>
@@ -4743,7 +4525,6 @@
         </w:rPr>
         <w:t>];\  .</w:t>
       </w:r>
-      <w:proofErr w:type="gramEnd"/>
       <w:r>
         <w:rPr>
           <w:rFonts w:ascii="Preeti" w:hAnsi="Preeti"/>
@@ -4848,7 +4629,7 @@
       </w:tblGrid>
       <w:tr>
         <w:trPr>
-          <w:trHeight w:val="1023"/>
+          <w:trHeight w:val="980"/>
         </w:trPr>
         <w:tc>
           <w:tcPr>
@@ -4869,7 +4650,7 @@
       </w:tr>
       <w:tr>
         <w:trPr>
-          <w:trHeight w:val="995"/>
+          <w:trHeight w:val="800"/>
         </w:trPr>
         <w:tc>
           <w:tcPr>
@@ -4890,7 +4671,7 @@
       </w:tr>
       <w:tr>
         <w:trPr>
-          <w:trHeight w:val="1023"/>
+          <w:trHeight w:val="980"/>
         </w:trPr>
         <w:tc>
           <w:tcPr>
@@ -4954,7 +4735,7 @@
     </w:tbl>
     <w:p>
       <w:pPr>
-        <w:spacing w:after="0" w:line="480" w:lineRule="auto"/>
+        <w:spacing w:after="0" w:line="240" w:lineRule="auto"/>
         <w:rPr>
           <w:rFonts w:ascii="Preeti" w:hAnsi="Preeti"/>
           <w:b/>
@@ -4973,74 +4754,11 @@
         </w:rPr>
         <w:tab/>
       </w:r>
-      <w:r>
-        <w:rPr>
-          <w:rFonts w:ascii="Preeti" w:hAnsi="Preeti"/>
-          <w:b/>
-          <w:bCs/>
-          <w:sz w:val="32"/>
-          <w:szCs w:val="32"/>
-        </w:rPr>
-        <w:t>d"</w:t>
-      </w:r>
-      <w:r>
-        <w:rPr>
-          <w:rFonts w:ascii="Preeti" w:hAnsi="Preeti"/>
-          <w:b/>
-          <w:bCs/>
-          <w:sz w:val="32"/>
-          <w:szCs w:val="32"/>
-        </w:rPr>
-        <w:tab/>
-      </w:r>
-      <w:r>
-        <w:rPr>
-          <w:rFonts w:ascii="Preeti" w:hAnsi="Preeti"/>
-          <w:b/>
-          <w:bCs/>
-          <w:sz w:val="32"/>
-          <w:szCs w:val="32"/>
-        </w:rPr>
-        <w:tab/>
-      </w:r>
-      <w:r>
-        <w:rPr>
-          <w:rFonts w:ascii="Preeti" w:hAnsi="Preeti"/>
-          <w:b/>
-          <w:bCs/>
-          <w:sz w:val="32"/>
-          <w:szCs w:val="32"/>
-        </w:rPr>
-        <w:tab/>
-      </w:r>
-      <w:proofErr w:type="spellStart"/>
-      <w:proofErr w:type="gramStart"/>
-      <w:r>
-        <w:rPr>
-          <w:rFonts w:ascii="Preeti" w:hAnsi="Preeti"/>
-          <w:b/>
-          <w:bCs/>
-          <w:sz w:val="32"/>
-          <w:szCs w:val="32"/>
-        </w:rPr>
-        <w:t>uf</w:t>
-      </w:r>
-      <w:proofErr w:type="spellEnd"/>
-      <w:r>
-        <w:rPr>
-          <w:rFonts w:ascii="Preeti" w:hAnsi="Preeti"/>
-          <w:b/>
-          <w:bCs/>
-          <w:sz w:val="32"/>
-          <w:szCs w:val="32"/>
-        </w:rPr>
-        <w:t>{</w:t>
-      </w:r>
-      <w:proofErr w:type="gramEnd"/>
     </w:p>
     <w:p>
       <w:pPr>
-        <w:spacing w:after="0" w:line="480" w:lineRule="auto"/>
+        <w:spacing w:after="0" w:line="720" w:lineRule="auto"/>
+        <w:ind w:firstLine="720"/>
         <w:rPr>
           <w:rFonts w:ascii="Preeti" w:hAnsi="Preeti"/>
           <w:b/>
@@ -5057,8 +4775,7 @@
           <w:sz w:val="32"/>
           <w:szCs w:val="32"/>
         </w:rPr>
-        <w:tab/>
-        <w:t>j</w:t>
+        <w:t>d"</w:t>
       </w:r>
       <w:r>
         <w:rPr>
@@ -5091,16 +4808,15 @@
         <w:tab/>
       </w:r>
       <w:proofErr w:type="spellStart"/>
-      <w:proofErr w:type="gramStart"/>
-      <w:r>
-        <w:rPr>
-          <w:rFonts w:ascii="Preeti" w:hAnsi="Preeti"/>
-          <w:b/>
-          <w:bCs/>
-          <w:sz w:val="32"/>
-          <w:szCs w:val="32"/>
-        </w:rPr>
-        <w:t>vf</w:t>
+      <w:r>
+        <w:rPr>
+          <w:rFonts w:ascii="Preeti" w:hAnsi="Preeti"/>
+          <w:b/>
+          <w:bCs/>
+          <w:sz w:val="32"/>
+          <w:szCs w:val="32"/>
+        </w:rPr>
+        <w:t>uf</w:t>
       </w:r>
       <w:proofErr w:type="spellEnd"/>
       <w:r>
@@ -5113,11 +4829,10 @@
         </w:rPr>
         <w:t>{</w:t>
       </w:r>
-      <w:proofErr w:type="gramEnd"/>
     </w:p>
     <w:p>
       <w:pPr>
-        <w:spacing w:after="0" w:line="480" w:lineRule="auto"/>
+        <w:spacing w:after="0" w:line="720" w:lineRule="auto"/>
         <w:rPr>
           <w:rFonts w:ascii="Preeti" w:hAnsi="Preeti"/>
           <w:b/>
@@ -5135,7 +4850,7 @@
           <w:szCs w:val="32"/>
         </w:rPr>
         <w:tab/>
-        <w:t>b'</w:t>
+        <w:t>j</w:t>
       </w:r>
       <w:r>
         <w:rPr>
@@ -5168,16 +4883,15 @@
         <w:tab/>
       </w:r>
       <w:proofErr w:type="spellStart"/>
-      <w:proofErr w:type="gramStart"/>
-      <w:r>
-        <w:rPr>
-          <w:rFonts w:ascii="Preeti" w:hAnsi="Preeti"/>
-          <w:b/>
-          <w:bCs/>
-          <w:sz w:val="32"/>
-          <w:szCs w:val="32"/>
-        </w:rPr>
-        <w:t>iff</w:t>
+      <w:r>
+        <w:rPr>
+          <w:rFonts w:ascii="Preeti" w:hAnsi="Preeti"/>
+          <w:b/>
+          <w:bCs/>
+          <w:sz w:val="32"/>
+          <w:szCs w:val="32"/>
+        </w:rPr>
+        <w:t>vf</w:t>
       </w:r>
       <w:proofErr w:type="spellEnd"/>
       <w:r>
@@ -5189,23 +4903,11 @@
           <w:szCs w:val="32"/>
         </w:rPr>
         <w:t>{</w:t>
-      </w:r>
-      <w:proofErr w:type="gramEnd"/>
-      <w:r>
-        <w:rPr>
-          <w:rFonts w:ascii="Preeti" w:hAnsi="Preeti"/>
-          <w:b/>
-          <w:bCs/>
-          <w:sz w:val="32"/>
-          <w:szCs w:val="32"/>
-        </w:rPr>
-        <w:tab/>
       </w:r>
     </w:p>
     <w:p>
       <w:pPr>
-        <w:spacing w:after="0" w:line="480" w:lineRule="auto"/>
-        <w:ind w:firstLine="624"/>
+        <w:spacing w:after="0" w:line="720" w:lineRule="auto"/>
         <w:rPr>
           <w:rFonts w:ascii="Preeti" w:hAnsi="Preeti"/>
           <w:b/>
@@ -5222,7 +4924,8 @@
           <w:sz w:val="32"/>
           <w:szCs w:val="32"/>
         </w:rPr>
-        <w:t>s'</w:t>
+        <w:tab/>
+        <w:t>b'</w:t>
       </w:r>
       <w:r>
         <w:rPr>
@@ -5255,16 +4958,15 @@
         <w:tab/>
       </w:r>
       <w:proofErr w:type="spellStart"/>
-      <w:proofErr w:type="gramStart"/>
-      <w:r>
-        <w:rPr>
-          <w:rFonts w:ascii="Preeti" w:hAnsi="Preeti"/>
-          <w:b/>
-          <w:bCs/>
-          <w:sz w:val="32"/>
-          <w:szCs w:val="32"/>
-        </w:rPr>
-        <w:t>lt</w:t>
+      <w:r>
+        <w:rPr>
+          <w:rFonts w:ascii="Preeti" w:hAnsi="Preeti"/>
+          <w:b/>
+          <w:bCs/>
+          <w:sz w:val="32"/>
+          <w:szCs w:val="32"/>
+        </w:rPr>
+        <w:t>iff</w:t>
       </w:r>
       <w:proofErr w:type="spellEnd"/>
       <w:r>
@@ -5277,7 +4979,6 @@
         </w:rPr>
         <w:t>{</w:t>
       </w:r>
-      <w:proofErr w:type="gramEnd"/>
       <w:r>
         <w:rPr>
           <w:rFonts w:ascii="Preeti" w:hAnsi="Preeti"/>
@@ -5291,7 +4992,7 @@
     </w:p>
     <w:p>
       <w:pPr>
-        <w:spacing w:after="0" w:line="480" w:lineRule="auto"/>
+        <w:spacing w:after="0" w:line="720" w:lineRule="auto"/>
         <w:ind w:firstLine="624"/>
         <w:rPr>
           <w:rFonts w:ascii="Preeti" w:hAnsi="Preeti"/>
@@ -5309,41 +5010,50 @@
           <w:sz w:val="32"/>
           <w:szCs w:val="32"/>
         </w:rPr>
-        <w:t>r</w:t>
-      </w:r>
-      <w:r>
-        <w:rPr>
-          <w:rFonts w:ascii="Preeti" w:hAnsi="Preeti"/>
-          <w:b/>
-          <w:bCs/>
-          <w:sz w:val="32"/>
-          <w:szCs w:val="32"/>
-        </w:rPr>
-        <w:tab/>
-      </w:r>
-      <w:r>
-        <w:rPr>
-          <w:rFonts w:ascii="Preeti" w:hAnsi="Preeti"/>
-          <w:b/>
-          <w:bCs/>
-          <w:sz w:val="32"/>
-          <w:szCs w:val="32"/>
-        </w:rPr>
-        <w:tab/>
-      </w:r>
-      <w:proofErr w:type="gramStart"/>
-      <w:r>
-        <w:rPr>
-          <w:rFonts w:ascii="Preeti" w:hAnsi="Preeti"/>
-          <w:b/>
-          <w:bCs/>
-          <w:sz w:val="32"/>
-          <w:szCs w:val="32"/>
-        </w:rPr>
-        <w:tab/>
-        <w:t>;L</w:t>
-      </w:r>
-      <w:proofErr w:type="gramEnd"/>
+        <w:t>s'</w:t>
+      </w:r>
+      <w:r>
+        <w:rPr>
+          <w:rFonts w:ascii="Preeti" w:hAnsi="Preeti"/>
+          <w:b/>
+          <w:bCs/>
+          <w:sz w:val="32"/>
+          <w:szCs w:val="32"/>
+        </w:rPr>
+        <w:tab/>
+      </w:r>
+      <w:r>
+        <w:rPr>
+          <w:rFonts w:ascii="Preeti" w:hAnsi="Preeti"/>
+          <w:b/>
+          <w:bCs/>
+          <w:sz w:val="32"/>
+          <w:szCs w:val="32"/>
+        </w:rPr>
+        <w:tab/>
+      </w:r>
+      <w:r>
+        <w:rPr>
+          <w:rFonts w:ascii="Preeti" w:hAnsi="Preeti"/>
+          <w:b/>
+          <w:bCs/>
+          <w:sz w:val="32"/>
+          <w:szCs w:val="32"/>
+        </w:rPr>
+        <w:tab/>
+      </w:r>
+      <w:proofErr w:type="spellStart"/>
+      <w:r>
+        <w:rPr>
+          <w:rFonts w:ascii="Preeti" w:hAnsi="Preeti"/>
+          <w:b/>
+          <w:bCs/>
+          <w:sz w:val="32"/>
+          <w:szCs w:val="32"/>
+        </w:rPr>
+        <w:t>lt</w:t>
+      </w:r>
+      <w:proofErr w:type="spellEnd"/>
       <w:r>
         <w:rPr>
           <w:rFonts w:ascii="Preeti" w:hAnsi="Preeti"/>
@@ -5353,11 +5063,22 @@
           <w:szCs w:val="32"/>
         </w:rPr>
         <w:t>{</w:t>
+      </w:r>
+      <w:r>
+        <w:rPr>
+          <w:rFonts w:ascii="Preeti" w:hAnsi="Preeti"/>
+          <w:b/>
+          <w:bCs/>
+          <w:sz w:val="32"/>
+          <w:szCs w:val="32"/>
+        </w:rPr>
+        <w:tab/>
       </w:r>
     </w:p>
     <w:p>
       <w:pPr>
-        <w:spacing w:after="0" w:line="240" w:lineRule="auto"/>
+        <w:spacing w:after="0" w:line="720" w:lineRule="auto"/>
+        <w:ind w:firstLine="624"/>
         <w:rPr>
           <w:rFonts w:ascii="Preeti" w:hAnsi="Preeti"/>
           <w:b/>
@@ -5366,78 +5087,47 @@
           <w:szCs w:val="32"/>
         </w:rPr>
       </w:pPr>
-    </w:p>
-    <w:p>
-      <w:pPr>
-        <w:spacing w:after="0" w:line="240" w:lineRule="auto"/>
-        <w:rPr>
-          <w:rFonts w:ascii="Preeti" w:hAnsi="Preeti"/>
-          <w:b/>
-          <w:bCs/>
-          <w:sz w:val="32"/>
-          <w:szCs w:val="32"/>
-        </w:rPr>
-      </w:pPr>
-    </w:p>
-    <w:p>
-      <w:pPr>
-        <w:spacing w:after="0" w:line="240" w:lineRule="auto"/>
-        <w:rPr>
-          <w:rFonts w:ascii="Preeti" w:hAnsi="Preeti"/>
-          <w:b/>
-          <w:bCs/>
-          <w:sz w:val="32"/>
-          <w:szCs w:val="32"/>
-        </w:rPr>
-      </w:pPr>
-    </w:p>
-    <w:p>
-      <w:pPr>
-        <w:spacing w:after="0" w:line="240" w:lineRule="auto"/>
-        <w:rPr>
-          <w:rFonts w:ascii="Preeti" w:hAnsi="Preeti"/>
-          <w:b/>
-          <w:bCs/>
-          <w:sz w:val="32"/>
-          <w:szCs w:val="32"/>
-        </w:rPr>
-      </w:pPr>
-    </w:p>
-    <w:p>
-      <w:pPr>
-        <w:spacing w:after="0" w:line="240" w:lineRule="auto"/>
-        <w:rPr>
-          <w:rFonts w:ascii="Preeti" w:hAnsi="Preeti"/>
-          <w:b/>
-          <w:bCs/>
-          <w:sz w:val="32"/>
-          <w:szCs w:val="32"/>
-        </w:rPr>
-      </w:pPr>
-    </w:p>
-    <w:p>
-      <w:pPr>
-        <w:spacing w:after="0" w:line="240" w:lineRule="auto"/>
-        <w:rPr>
-          <w:rFonts w:ascii="Preeti" w:hAnsi="Preeti"/>
-          <w:b/>
-          <w:bCs/>
-          <w:sz w:val="32"/>
-          <w:szCs w:val="32"/>
-        </w:rPr>
-      </w:pPr>
-    </w:p>
-    <w:p>
-      <w:pPr>
-        <w:spacing w:after="0" w:line="240" w:lineRule="auto"/>
-        <w:rPr>
-          <w:rFonts w:ascii="Preeti" w:hAnsi="Preeti"/>
-          <w:b/>
-          <w:bCs/>
-          <w:sz w:val="32"/>
-          <w:szCs w:val="32"/>
-        </w:rPr>
-      </w:pPr>
+      <w:r>
+        <w:rPr>
+          <w:rFonts w:ascii="Preeti" w:hAnsi="Preeti"/>
+          <w:b/>
+          <w:bCs/>
+          <w:sz w:val="32"/>
+          <w:szCs w:val="32"/>
+        </w:rPr>
+        <w:t>r</w:t>
+      </w:r>
+      <w:r>
+        <w:rPr>
+          <w:rFonts w:ascii="Preeti" w:hAnsi="Preeti"/>
+          <w:b/>
+          <w:bCs/>
+          <w:sz w:val="32"/>
+          <w:szCs w:val="32"/>
+        </w:rPr>
+        <w:tab/>
+      </w:r>
+      <w:r>
+        <w:rPr>
+          <w:rFonts w:ascii="Preeti" w:hAnsi="Preeti"/>
+          <w:b/>
+          <w:bCs/>
+          <w:sz w:val="32"/>
+          <w:szCs w:val="32"/>
+        </w:rPr>
+        <w:tab/>
+      </w:r>
+      <w:r>
+        <w:rPr>
+          <w:rFonts w:ascii="Preeti" w:hAnsi="Preeti"/>
+          <w:b/>
+          <w:bCs/>
+          <w:sz w:val="32"/>
+          <w:szCs w:val="32"/>
+        </w:rPr>
+        <w:tab/>
+        <w:t>;L{</w:t>
+      </w:r>
     </w:p>
     <w:p>
       <w:pPr>
@@ -5523,7 +5213,6 @@
                               </w:rPr>
                             </w:pPr>
                             <w:proofErr w:type="spellStart"/>
-                            <w:proofErr w:type="gramStart"/>
                             <w:r>
                               <w:rPr>
                                 <w:rFonts w:ascii="Preeti" w:hAnsi="Preeti"/>
@@ -5539,16 +5228,7 @@
                                 <w:sz w:val="32"/>
                                 <w:szCs w:val="32"/>
                               </w:rPr>
-                              <w:t xml:space="preserve">}   </w:t>
-                            </w:r>
-                            <w:proofErr w:type="gramEnd"/>
-                            <w:r>
-                              <w:rPr>
-                                <w:rFonts w:ascii="Preeti" w:hAnsi="Preeti"/>
-                                <w:sz w:val="32"/>
-                                <w:szCs w:val="32"/>
-                              </w:rPr>
-                              <w:t xml:space="preserve"> </w:t>
+                              <w:t xml:space="preserve">}    </w:t>
                             </w:r>
                             <w:r>
                               <w:rPr>
@@ -5618,7 +5298,7 @@
           </mc:Choice>
           <mc:Fallback>
             <w:pict>
-              <v:rect w14:anchorId="77F55F6B" id="Rectangle 29" o:spid="_x0000_s1026" style="position:absolute;margin-left:205.7pt;margin-top:25.4pt;width:109.6pt;height:72.6pt;z-index:-251643904;visibility:visible;mso-wrap-style:square;mso-width-percent:0;mso-height-percent:0;mso-wrap-distance-left:9pt;mso-wrap-distance-top:0;mso-wrap-distance-right:9pt;mso-wrap-distance-bottom:0;mso-position-horizontal:absolute;mso-position-horizontal-relative:text;mso-position-vertical:absolute;mso-position-vertical-relative:text;mso-width-percent:0;mso-height-percent:0;mso-width-relative:margin;mso-height-relative:margin;v-text-anchor:middle" o:gfxdata="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" fillcolor="white [3201]" strokecolor="black [3200]" strokeweight="1pt">
+              <v:rect w14:anchorId="77F55F6B" id="Rectangle 29" o:spid="_x0000_s1027" style="position:absolute;margin-left:205.7pt;margin-top:25.4pt;width:109.6pt;height:72.6pt;z-index:-251643904;visibility:visible;mso-wrap-style:square;mso-width-percent:0;mso-height-percent:0;mso-wrap-distance-left:9pt;mso-wrap-distance-top:0;mso-wrap-distance-right:9pt;mso-wrap-distance-bottom:0;mso-position-horizontal:absolute;mso-position-horizontal-relative:text;mso-position-vertical:absolute;mso-position-vertical-relative:text;mso-width-percent:0;mso-height-percent:0;mso-width-relative:margin;mso-height-relative:margin;v-text-anchor:middle" o:gfxdata="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" fillcolor="white [3201]" strokecolor="black [3200]" strokeweight="1pt">
                 <v:textbox>
                   <w:txbxContent>
                     <w:p>
@@ -5632,7 +5312,6 @@
                         </w:rPr>
                       </w:pPr>
                       <w:proofErr w:type="spellStart"/>
-                      <w:proofErr w:type="gramStart"/>
                       <w:r>
                         <w:rPr>
                           <w:rFonts w:ascii="Preeti" w:hAnsi="Preeti"/>
@@ -5648,16 +5327,7 @@
                           <w:sz w:val="32"/>
                           <w:szCs w:val="32"/>
                         </w:rPr>
-                        <w:t xml:space="preserve">}   </w:t>
-                      </w:r>
-                      <w:proofErr w:type="gramEnd"/>
-                      <w:r>
-                        <w:rPr>
-                          <w:rFonts w:ascii="Preeti" w:hAnsi="Preeti"/>
-                          <w:sz w:val="32"/>
-                          <w:szCs w:val="32"/>
-                        </w:rPr>
-                        <w:t xml:space="preserve"> </w:t>
+                        <w:t xml:space="preserve">}    </w:t>
                       </w:r>
                       <w:r>
                         <w:rPr>
@@ -5785,32 +5455,13 @@
                                 <w:szCs w:val="32"/>
                               </w:rPr>
                             </w:pPr>
-                            <w:proofErr w:type="gramStart"/>
                             <w:r>
                               <w:rPr>
                                 <w:rFonts w:ascii="Preeti" w:hAnsi="Preeti"/>
                                 <w:sz w:val="32"/>
                                 <w:szCs w:val="32"/>
                               </w:rPr>
-                              <w:t>rf}w</w:t>
-                            </w:r>
-                            <w:proofErr w:type="gramEnd"/>
-                            <w:r>
-                              <w:rPr>
-                                <w:rFonts w:ascii="Preeti" w:hAnsi="Preeti"/>
-                                <w:sz w:val="32"/>
-                                <w:szCs w:val="32"/>
-                              </w:rPr>
-                              <w:t xml:space="preserve">    </w:t>
-                            </w:r>
-                            <w:proofErr w:type="gramStart"/>
-                            <w:r>
-                              <w:rPr>
-                                <w:rFonts w:ascii="Preeti" w:hAnsi="Preeti"/>
-                                <w:sz w:val="32"/>
-                                <w:szCs w:val="32"/>
-                              </w:rPr>
-                              <w:t>sf}</w:t>
+                              <w:t>rf}w    sf}</w:t>
                             </w:r>
                             <w:proofErr w:type="spellStart"/>
                             <w:r>
@@ -5822,7 +5473,6 @@
                               <w:t>jf</w:t>
                             </w:r>
                             <w:proofErr w:type="spellEnd"/>
-                            <w:proofErr w:type="gramEnd"/>
                             <w:r>
                               <w:rPr>
                                 <w:rFonts w:ascii="Preeti" w:hAnsi="Preeti"/>
@@ -5848,16 +5498,7 @@
                                 <w:sz w:val="32"/>
                                 <w:szCs w:val="32"/>
                               </w:rPr>
-                              <w:t>6</w:t>
-                            </w:r>
-                            <w:proofErr w:type="gramStart"/>
-                            <w:r>
-                              <w:rPr>
-                                <w:rFonts w:ascii="Preeti" w:hAnsi="Preeti"/>
-                                <w:sz w:val="32"/>
-                                <w:szCs w:val="32"/>
-                              </w:rPr>
-                              <w:t>f}</w:t>
+                              <w:t>6f}</w:t>
                             </w:r>
                             <w:proofErr w:type="spellStart"/>
                             <w:r>
@@ -5869,7 +5510,6 @@
                               <w:t>jf</w:t>
                             </w:r>
                             <w:proofErr w:type="spellEnd"/>
-                            <w:proofErr w:type="gramEnd"/>
                           </w:p>
                         </w:txbxContent>
                       </wps:txbx>
@@ -5893,7 +5533,7 @@
           </mc:Choice>
           <mc:Fallback>
             <w:pict>
-              <v:rect w14:anchorId="79CB3D18" id="_x0000_s1027" style="position:absolute;margin-left:345.15pt;margin-top:25.4pt;width:109.6pt;height:72.6pt;z-index:-251642880;visibility:visible;mso-wrap-style:square;mso-width-percent:0;mso-height-percent:0;mso-wrap-distance-left:9pt;mso-wrap-distance-top:0;mso-wrap-distance-right:9pt;mso-wrap-distance-bottom:0;mso-position-horizontal:absolute;mso-position-horizontal-relative:text;mso-position-vertical:absolute;mso-position-vertical-relative:text;mso-width-percent:0;mso-height-percent:0;mso-width-relative:margin;mso-height-relative:margin;v-text-anchor:middle" o:gfxdata="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" fillcolor="white [3201]" strokecolor="black [3200]" strokeweight="1pt">
+              <v:rect w14:anchorId="79CB3D18" id="_x0000_s1028" style="position:absolute;margin-left:345.15pt;margin-top:25.4pt;width:109.6pt;height:72.6pt;z-index:-251642880;visibility:visible;mso-wrap-style:square;mso-width-percent:0;mso-height-percent:0;mso-wrap-distance-left:9pt;mso-wrap-distance-top:0;mso-wrap-distance-right:9pt;mso-wrap-distance-bottom:0;mso-position-horizontal:absolute;mso-position-horizontal-relative:text;mso-position-vertical:absolute;mso-position-vertical-relative:text;mso-width-percent:0;mso-height-percent:0;mso-width-relative:margin;mso-height-relative:margin;v-text-anchor:middle" o:gfxdata="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" fillcolor="white [3201]" strokecolor="black [3200]" strokeweight="1pt">
                 <v:textbox>
                   <w:txbxContent>
                     <w:p>
@@ -5906,32 +5546,13 @@
                           <w:szCs w:val="32"/>
                         </w:rPr>
                       </w:pPr>
-                      <w:proofErr w:type="gramStart"/>
                       <w:r>
                         <w:rPr>
                           <w:rFonts w:ascii="Preeti" w:hAnsi="Preeti"/>
                           <w:sz w:val="32"/>
                           <w:szCs w:val="32"/>
                         </w:rPr>
-                        <w:t>rf}w</w:t>
-                      </w:r>
-                      <w:proofErr w:type="gramEnd"/>
-                      <w:r>
-                        <w:rPr>
-                          <w:rFonts w:ascii="Preeti" w:hAnsi="Preeti"/>
-                          <w:sz w:val="32"/>
-                          <w:szCs w:val="32"/>
-                        </w:rPr>
-                        <w:t xml:space="preserve">    </w:t>
-                      </w:r>
-                      <w:proofErr w:type="gramStart"/>
-                      <w:r>
-                        <w:rPr>
-                          <w:rFonts w:ascii="Preeti" w:hAnsi="Preeti"/>
-                          <w:sz w:val="32"/>
-                          <w:szCs w:val="32"/>
-                        </w:rPr>
-                        <w:t>sf}</w:t>
+                        <w:t>rf}w    sf}</w:t>
                       </w:r>
                       <w:proofErr w:type="spellStart"/>
                       <w:r>
@@ -5943,7 +5564,6 @@
                         <w:t>jf</w:t>
                       </w:r>
                       <w:proofErr w:type="spellEnd"/>
-                      <w:proofErr w:type="gramEnd"/>
                       <w:r>
                         <w:rPr>
                           <w:rFonts w:ascii="Preeti" w:hAnsi="Preeti"/>
@@ -5969,16 +5589,7 @@
                           <w:sz w:val="32"/>
                           <w:szCs w:val="32"/>
                         </w:rPr>
-                        <w:t>6</w:t>
-                      </w:r>
-                      <w:proofErr w:type="gramStart"/>
-                      <w:r>
-                        <w:rPr>
-                          <w:rFonts w:ascii="Preeti" w:hAnsi="Preeti"/>
-                          <w:sz w:val="32"/>
-                          <w:szCs w:val="32"/>
-                        </w:rPr>
-                        <w:t>f}</w:t>
+                        <w:t>6f}</w:t>
                       </w:r>
                       <w:proofErr w:type="spellStart"/>
                       <w:r>
@@ -5990,7 +5601,6 @@
                         <w:t>jf</w:t>
                       </w:r>
                       <w:proofErr w:type="spellEnd"/>
-                      <w:proofErr w:type="gramEnd"/>
                     </w:p>
                   </w:txbxContent>
                 </v:textbox>
@@ -6012,7 +5622,7 @@
         <mc:AlternateContent>
           <mc:Choice Requires="wps">
             <w:drawing>
-              <wp:anchor distT="0" distB="0" distL="114300" distR="114300" simplePos="0" relativeHeight="251671552" behindDoc="1" locked="0" layoutInCell="1" allowOverlap="1" wp14:anchorId="160470D4" wp14:editId="43692485">
+              <wp:anchor distT="0" distB="0" distL="114300" distR="114300" simplePos="0" relativeHeight="251671552" behindDoc="1" locked="0" layoutInCell="1" allowOverlap="1" wp14:anchorId="160470D4" wp14:editId="0526E13C">
                 <wp:simplePos x="0" y="0"/>
                 <wp:positionH relativeFrom="column">
                   <wp:posOffset>784860</wp:posOffset>
@@ -6078,18 +5688,8 @@
                                 <w:sz w:val="32"/>
                                 <w:szCs w:val="32"/>
                               </w:rPr>
-                              <w:t>sf</w:t>
+                              <w:t>sf};L</w:t>
                             </w:r>
-                            <w:proofErr w:type="gramStart"/>
-                            <w:r>
-                              <w:rPr>
-                                <w:rFonts w:ascii="Preeti" w:hAnsi="Preeti"/>
-                                <w:sz w:val="32"/>
-                                <w:szCs w:val="32"/>
-                              </w:rPr>
-                              <w:t>};L</w:t>
-                            </w:r>
-                            <w:proofErr w:type="gramEnd"/>
                             <w:r>
                               <w:rPr>
                                 <w:rFonts w:ascii="Preeti" w:hAnsi="Preeti"/>
@@ -6137,7 +5737,6 @@
                               <w:t>cf</w:t>
                             </w:r>
                             <w:proofErr w:type="spellEnd"/>
-                            <w:proofErr w:type="gramStart"/>
                             <w:r>
                               <w:rPr>
                                 <w:rFonts w:ascii="Preeti" w:hAnsi="Preeti"/>
@@ -6146,7 +5745,6 @@
                               </w:rPr>
                               <w:t>};L</w:t>
                             </w:r>
-                            <w:proofErr w:type="gramEnd"/>
                           </w:p>
                         </w:txbxContent>
                       </wps:txbx>
@@ -6170,7 +5768,7 @@
           </mc:Choice>
           <mc:Fallback>
             <w:pict>
-              <v:rect w14:anchorId="160470D4" id="_x0000_s1028" style="position:absolute;margin-left:61.8pt;margin-top:25.4pt;width:109.6pt;height:72.6pt;z-index:-251644928;visibility:visible;mso-wrap-style:square;mso-width-percent:0;mso-height-percent:0;mso-wrap-distance-left:9pt;mso-wrap-distance-top:0;mso-wrap-distance-right:9pt;mso-wrap-distance-bottom:0;mso-position-horizontal:absolute;mso-position-horizontal-relative:text;mso-position-vertical:absolute;mso-position-vertical-relative:text;mso-width-percent:0;mso-height-percent:0;mso-width-relative:margin;mso-height-relative:margin;v-text-anchor:middle" o:gfxdata="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" fillcolor="white [3201]" strokecolor="black [3200]" strokeweight="1pt">
+              <v:rect w14:anchorId="160470D4" id="_x0000_s1029" style="position:absolute;margin-left:61.8pt;margin-top:25.4pt;width:109.6pt;height:72.6pt;z-index:-251644928;visibility:visible;mso-wrap-style:square;mso-width-percent:0;mso-height-percent:0;mso-wrap-distance-left:9pt;mso-wrap-distance-top:0;mso-wrap-distance-right:9pt;mso-wrap-distance-bottom:0;mso-position-horizontal:absolute;mso-position-horizontal-relative:text;mso-position-vertical:absolute;mso-position-vertical-relative:text;mso-width-percent:0;mso-height-percent:0;mso-width-relative:margin;mso-height-relative:margin;v-text-anchor:middle" o:gfxdata="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" fillcolor="white [3201]" strokecolor="black [3200]" strokeweight="1pt">
                 <v:textbox>
                   <w:txbxContent>
                     <w:p>
@@ -6189,18 +5787,8 @@
                           <w:sz w:val="32"/>
                           <w:szCs w:val="32"/>
                         </w:rPr>
-                        <w:t>sf</w:t>
+                        <w:t>sf};L</w:t>
                       </w:r>
-                      <w:proofErr w:type="gramStart"/>
-                      <w:r>
-                        <w:rPr>
-                          <w:rFonts w:ascii="Preeti" w:hAnsi="Preeti"/>
-                          <w:sz w:val="32"/>
-                          <w:szCs w:val="32"/>
-                        </w:rPr>
-                        <w:t>};L</w:t>
-                      </w:r>
-                      <w:proofErr w:type="gramEnd"/>
                       <w:r>
                         <w:rPr>
                           <w:rFonts w:ascii="Preeti" w:hAnsi="Preeti"/>
@@ -6248,7 +5836,6 @@
                         <w:t>cf</w:t>
                       </w:r>
                       <w:proofErr w:type="spellEnd"/>
-                      <w:proofErr w:type="gramStart"/>
                       <w:r>
                         <w:rPr>
                           <w:rFonts w:ascii="Preeti" w:hAnsi="Preeti"/>
@@ -6257,7 +5844,6 @@
                         </w:rPr>
                         <w:t>};L</w:t>
                       </w:r>
-                      <w:proofErr w:type="gramEnd"/>
                     </w:p>
                   </w:txbxContent>
                 </v:textbox>
@@ -6307,6 +5893,16 @@
           <w:sz w:val="32"/>
           <w:szCs w:val="32"/>
         </w:rPr>
+        <w:t>=</w:t>
+      </w:r>
+      <w:r>
+        <w:rPr>
+          <w:rFonts w:ascii="Preeti" w:hAnsi="Preeti"/>
+          <w:b/>
+          <w:bCs/>
+          <w:sz w:val="32"/>
+          <w:szCs w:val="32"/>
+        </w:rPr>
         <w:t xml:space="preserve"> </w:t>
       </w:r>
       <w:proofErr w:type="spellStart"/>
@@ -6321,27 +5917,15 @@
         <w:t>lbOPsf</w:t>
       </w:r>
       <w:proofErr w:type="spellEnd"/>
-      <w:proofErr w:type="gramStart"/>
-      <w:r>
-        <w:rPr>
-          <w:rFonts w:ascii="Preeti" w:hAnsi="Preeti"/>
-          <w:b/>
-          <w:bCs/>
-          <w:sz w:val="32"/>
-          <w:szCs w:val="32"/>
-        </w:rPr>
-        <w:t>] ;d</w:t>
-      </w:r>
-      <w:proofErr w:type="gramEnd"/>
-      <w:r>
-        <w:rPr>
-          <w:rFonts w:ascii="Preeti" w:hAnsi="Preeti"/>
-          <w:b/>
-          <w:bCs/>
-          <w:sz w:val="32"/>
-          <w:szCs w:val="32"/>
-        </w:rPr>
-        <w:t xml:space="preserve">"xjf6 </w:t>
+      <w:r>
+        <w:rPr>
+          <w:rFonts w:ascii="Preeti" w:hAnsi="Preeti"/>
+          <w:b/>
+          <w:bCs/>
+          <w:sz w:val="32"/>
+          <w:szCs w:val="32"/>
+        </w:rPr>
+        <w:t xml:space="preserve">] ;d"xjf6 </w:t>
       </w:r>
       <w:proofErr w:type="spellStart"/>
       <w:r>
@@ -6388,7 +5972,6 @@
         <w:t xml:space="preserve"> </w:t>
       </w:r>
       <w:proofErr w:type="spellStart"/>
-      <w:proofErr w:type="gramStart"/>
       <w:r>
         <w:rPr>
           <w:rFonts w:ascii="Preeti" w:hAnsi="Preeti"/>
@@ -6408,18 +5991,7 @@
           <w:sz w:val="32"/>
           <w:szCs w:val="32"/>
         </w:rPr>
-        <w:t>{ s</w:t>
-      </w:r>
-      <w:proofErr w:type="gramEnd"/>
-      <w:r>
-        <w:rPr>
-          <w:rFonts w:ascii="Preeti" w:hAnsi="Preeti"/>
-          <w:b/>
-          <w:bCs/>
-          <w:sz w:val="32"/>
-          <w:szCs w:val="32"/>
-        </w:rPr>
-        <w:t xml:space="preserve">|; </w:t>
+        <w:t xml:space="preserve">{ s|; </w:t>
       </w:r>
       <w:proofErr w:type="spellStart"/>
       <w:r>
@@ -6455,27 +6027,15 @@
         <w:t>nufpg'xf</w:t>
       </w:r>
       <w:proofErr w:type="spellEnd"/>
-      <w:proofErr w:type="gramStart"/>
-      <w:r>
-        <w:rPr>
-          <w:rFonts w:ascii="Preeti" w:hAnsi="Preeti"/>
-          <w:b/>
-          <w:bCs/>
-          <w:sz w:val="32"/>
-          <w:szCs w:val="32"/>
-        </w:rPr>
-        <w:t>];\</w:t>
-      </w:r>
-      <w:proofErr w:type="gramEnd"/>
-      <w:r>
-        <w:rPr>
-          <w:rFonts w:ascii="Preeti" w:hAnsi="Preeti"/>
-          <w:b/>
-          <w:bCs/>
-          <w:sz w:val="32"/>
-          <w:szCs w:val="32"/>
-        </w:rPr>
-        <w:t xml:space="preserve"> </w:t>
+      <w:r>
+        <w:rPr>
+          <w:rFonts w:ascii="Preeti" w:hAnsi="Preeti"/>
+          <w:b/>
+          <w:bCs/>
+          <w:sz w:val="32"/>
+          <w:szCs w:val="32"/>
+        </w:rPr>
+        <w:t xml:space="preserve">];\ </w:t>
       </w:r>
       <w:r>
         <w:rPr>
@@ -6594,6 +6154,42 @@
           <w:szCs w:val="32"/>
         </w:rPr>
       </w:pPr>
+    </w:p>
+    <w:p>
+      <w:pPr>
+        <w:spacing w:after="0" w:line="240" w:lineRule="auto"/>
+        <w:rPr>
+          <w:rFonts w:ascii="Preeti" w:hAnsi="Preeti"/>
+          <w:b/>
+          <w:bCs/>
+          <w:sz w:val="32"/>
+          <w:szCs w:val="32"/>
+        </w:rPr>
+      </w:pPr>
+    </w:p>
+    <w:p>
+      <w:pPr>
+        <w:spacing w:after="0" w:line="240" w:lineRule="auto"/>
+        <w:rPr>
+          <w:rFonts w:ascii="Preeti" w:hAnsi="Preeti"/>
+          <w:b/>
+          <w:bCs/>
+          <w:sz w:val="32"/>
+          <w:szCs w:val="32"/>
+        </w:rPr>
+      </w:pPr>
+    </w:p>
+    <w:p>
+      <w:pPr>
+        <w:spacing w:after="0" w:line="240" w:lineRule="auto"/>
+        <w:rPr>
+          <w:rFonts w:ascii="Preeti" w:hAnsi="Preeti"/>
+          <w:b/>
+          <w:bCs/>
+          <w:sz w:val="32"/>
+          <w:szCs w:val="32"/>
+        </w:rPr>
+      </w:pPr>
       <w:r>
         <w:rPr>
           <w:rFonts w:ascii="Preeti" w:hAnsi="Preeti"/>
@@ -6606,13 +6202,13 @@
         <mc:AlternateContent>
           <mc:Choice Requires="wps">
             <w:drawing>
-              <wp:anchor distT="0" distB="0" distL="114300" distR="114300" simplePos="0" relativeHeight="251675648" behindDoc="1" locked="0" layoutInCell="1" allowOverlap="1" wp14:anchorId="33AAE24D" wp14:editId="490AABC6">
+              <wp:anchor distT="0" distB="0" distL="114300" distR="114300" simplePos="0" relativeHeight="251675648" behindDoc="1" locked="0" layoutInCell="1" allowOverlap="1" wp14:anchorId="33AAE24D" wp14:editId="424B6865">
                 <wp:simplePos x="0" y="0"/>
                 <wp:positionH relativeFrom="column">
-                  <wp:posOffset>2625073</wp:posOffset>
+                  <wp:posOffset>2624455</wp:posOffset>
                 </wp:positionH>
                 <wp:positionV relativeFrom="paragraph">
-                  <wp:posOffset>234950</wp:posOffset>
+                  <wp:posOffset>116840</wp:posOffset>
                 </wp:positionV>
                 <wp:extent cx="1391920" cy="922020"/>
                 <wp:effectExtent l="0" t="0" r="17780" b="11430"/>
@@ -6675,7 +6271,6 @@
                               <w:t>gf}</w:t>
                             </w:r>
                             <w:proofErr w:type="spellStart"/>
-                            <w:proofErr w:type="gramStart"/>
                             <w:r>
                               <w:rPr>
                                 <w:rFonts w:ascii="Preeti" w:hAnsi="Preeti"/>
@@ -6691,16 +6286,7 @@
                                 <w:sz w:val="32"/>
                                 <w:szCs w:val="32"/>
                               </w:rPr>
-                              <w:t xml:space="preserve">]   </w:t>
-                            </w:r>
-                            <w:proofErr w:type="gramEnd"/>
-                            <w:r>
-                              <w:rPr>
-                                <w:rFonts w:ascii="Preeti" w:hAnsi="Preeti"/>
-                                <w:sz w:val="32"/>
-                                <w:szCs w:val="32"/>
-                              </w:rPr>
-                              <w:t xml:space="preserve">sf}8L </w:t>
+                              <w:t xml:space="preserve">]   sf}8L </w:t>
                             </w:r>
                           </w:p>
                           <w:p>
@@ -6754,7 +6340,7 @@
           </mc:Choice>
           <mc:Fallback>
             <w:pict>
-              <v:rect w14:anchorId="33AAE24D" id="_x0000_s1029" style="position:absolute;margin-left:206.7pt;margin-top:18.5pt;width:109.6pt;height:72.6pt;z-index:-251640832;visibility:visible;mso-wrap-style:square;mso-width-percent:0;mso-height-percent:0;mso-wrap-distance-left:9pt;mso-wrap-distance-top:0;mso-wrap-distance-right:9pt;mso-wrap-distance-bottom:0;mso-position-horizontal:absolute;mso-position-horizontal-relative:text;mso-position-vertical:absolute;mso-position-vertical-relative:text;mso-width-percent:0;mso-height-percent:0;mso-width-relative:margin;mso-height-relative:margin;v-text-anchor:middle" o:gfxdata="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" fillcolor="white [3201]" strokecolor="black [3200]" strokeweight="1pt">
+              <v:rect w14:anchorId="33AAE24D" id="_x0000_s1030" style="position:absolute;margin-left:206.65pt;margin-top:9.2pt;width:109.6pt;height:72.6pt;z-index:-251640832;visibility:visible;mso-wrap-style:square;mso-width-percent:0;mso-height-percent:0;mso-wrap-distance-left:9pt;mso-wrap-distance-top:0;mso-wrap-distance-right:9pt;mso-wrap-distance-bottom:0;mso-position-horizontal:absolute;mso-position-horizontal-relative:text;mso-position-vertical:absolute;mso-position-vertical-relative:text;mso-width-percent:0;mso-height-percent:0;mso-width-relative:margin;mso-height-relative:margin;v-text-anchor:middle" o:gfxdata="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" fillcolor="white [3201]" strokecolor="black [3200]" strokeweight="1pt">
                 <v:textbox>
                   <w:txbxContent>
                     <w:p>
@@ -6776,7 +6362,6 @@
                         <w:t>gf}</w:t>
                       </w:r>
                       <w:proofErr w:type="spellStart"/>
-                      <w:proofErr w:type="gramStart"/>
                       <w:r>
                         <w:rPr>
                           <w:rFonts w:ascii="Preeti" w:hAnsi="Preeti"/>
@@ -6792,16 +6377,7 @@
                           <w:sz w:val="32"/>
                           <w:szCs w:val="32"/>
                         </w:rPr>
-                        <w:t xml:space="preserve">]   </w:t>
-                      </w:r>
-                      <w:proofErr w:type="gramEnd"/>
-                      <w:r>
-                        <w:rPr>
-                          <w:rFonts w:ascii="Preeti" w:hAnsi="Preeti"/>
-                          <w:sz w:val="32"/>
-                          <w:szCs w:val="32"/>
-                        </w:rPr>
-                        <w:t xml:space="preserve">sf}8L </w:t>
+                        <w:t xml:space="preserve">]   sf}8L </w:t>
                       </w:r>
                     </w:p>
                     <w:p>
@@ -6853,13 +6429,13 @@
         <mc:AlternateContent>
           <mc:Choice Requires="wps">
             <w:drawing>
-              <wp:anchor distT="0" distB="0" distL="114300" distR="114300" simplePos="0" relativeHeight="251674624" behindDoc="1" locked="0" layoutInCell="1" allowOverlap="1" wp14:anchorId="67EADB50" wp14:editId="4F99D819">
+              <wp:anchor distT="0" distB="0" distL="114300" distR="114300" simplePos="0" relativeHeight="251674624" behindDoc="1" locked="0" layoutInCell="1" allowOverlap="1" wp14:anchorId="67EADB50" wp14:editId="33DB7248">
                 <wp:simplePos x="0" y="0"/>
                 <wp:positionH relativeFrom="column">
-                  <wp:posOffset>782749</wp:posOffset>
+                  <wp:posOffset>839470</wp:posOffset>
                 </wp:positionH>
                 <wp:positionV relativeFrom="paragraph">
-                  <wp:posOffset>235242</wp:posOffset>
+                  <wp:posOffset>116840</wp:posOffset>
                 </wp:positionV>
                 <wp:extent cx="1391920" cy="922020"/>
                 <wp:effectExtent l="0" t="0" r="17780" b="11430"/>
@@ -6914,7 +6490,6 @@
                               </w:rPr>
                             </w:pPr>
                             <w:proofErr w:type="spellStart"/>
-                            <w:proofErr w:type="gramStart"/>
                             <w:r>
                               <w:rPr>
                                 <w:rFonts w:ascii="Preeti" w:hAnsi="Preeti"/>
@@ -6930,27 +6505,8 @@
                                 <w:sz w:val="32"/>
                                 <w:szCs w:val="32"/>
                               </w:rPr>
-                              <w:t>}sf</w:t>
+                              <w:t>}sf    gf}sf</w:t>
                             </w:r>
-                            <w:proofErr w:type="gramEnd"/>
-                            <w:r>
-                              <w:rPr>
-                                <w:rFonts w:ascii="Preeti" w:hAnsi="Preeti"/>
-                                <w:sz w:val="32"/>
-                                <w:szCs w:val="32"/>
-                              </w:rPr>
-                              <w:t xml:space="preserve">    </w:t>
-                            </w:r>
-                            <w:proofErr w:type="gramStart"/>
-                            <w:r>
-                              <w:rPr>
-                                <w:rFonts w:ascii="Preeti" w:hAnsi="Preeti"/>
-                                <w:sz w:val="32"/>
-                                <w:szCs w:val="32"/>
-                              </w:rPr>
-                              <w:t>gf}sf</w:t>
-                            </w:r>
-                            <w:proofErr w:type="gramEnd"/>
                           </w:p>
                           <w:p>
                             <w:pPr>
@@ -6962,7 +6518,6 @@
                                 <w:szCs w:val="32"/>
                               </w:rPr>
                             </w:pPr>
-                            <w:proofErr w:type="gramStart"/>
                             <w:r>
                               <w:rPr>
                                 <w:rFonts w:ascii="Preeti" w:hAnsi="Preeti"/>
@@ -6981,7 +6536,6 @@
                               <w:t>jf</w:t>
                             </w:r>
                             <w:proofErr w:type="spellEnd"/>
-                            <w:proofErr w:type="gramEnd"/>
                           </w:p>
                         </w:txbxContent>
                       </wps:txbx>
@@ -7005,7 +6559,7 @@
           </mc:Choice>
           <mc:Fallback>
             <w:pict>
-              <v:rect w14:anchorId="67EADB50" id="_x0000_s1030" style="position:absolute;margin-left:61.65pt;margin-top:18.5pt;width:109.6pt;height:72.6pt;z-index:-251641856;visibility:visible;mso-wrap-style:square;mso-width-percent:0;mso-height-percent:0;mso-wrap-distance-left:9pt;mso-wrap-distance-top:0;mso-wrap-distance-right:9pt;mso-wrap-distance-bottom:0;mso-position-horizontal:absolute;mso-position-horizontal-relative:text;mso-position-vertical:absolute;mso-position-vertical-relative:text;mso-width-percent:0;mso-height-percent:0;mso-width-relative:margin;mso-height-relative:margin;v-text-anchor:middle" o:gfxdata="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" fillcolor="white [3201]" strokecolor="black [3200]" strokeweight="1pt">
+              <v:rect w14:anchorId="67EADB50" id="_x0000_s1031" style="position:absolute;margin-left:66.1pt;margin-top:9.2pt;width:109.6pt;height:72.6pt;z-index:-251641856;visibility:visible;mso-wrap-style:square;mso-width-percent:0;mso-height-percent:0;mso-wrap-distance-left:9pt;mso-wrap-distance-top:0;mso-wrap-distance-right:9pt;mso-wrap-distance-bottom:0;mso-position-horizontal:absolute;mso-position-horizontal-relative:text;mso-position-vertical:absolute;mso-position-vertical-relative:text;mso-width-percent:0;mso-height-percent:0;mso-width-relative:margin;mso-height-relative:margin;v-text-anchor:middle" o:gfxdata="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" fillcolor="white [3201]" strokecolor="black [3200]" strokeweight="1pt">
                 <v:textbox>
                   <w:txbxContent>
                     <w:p>
@@ -7019,7 +6573,6 @@
                         </w:rPr>
                       </w:pPr>
                       <w:proofErr w:type="spellStart"/>
-                      <w:proofErr w:type="gramStart"/>
                       <w:r>
                         <w:rPr>
                           <w:rFonts w:ascii="Preeti" w:hAnsi="Preeti"/>
@@ -7035,27 +6588,8 @@
                           <w:sz w:val="32"/>
                           <w:szCs w:val="32"/>
                         </w:rPr>
-                        <w:t>}sf</w:t>
+                        <w:t>}sf    gf}sf</w:t>
                       </w:r>
-                      <w:proofErr w:type="gramEnd"/>
-                      <w:r>
-                        <w:rPr>
-                          <w:rFonts w:ascii="Preeti" w:hAnsi="Preeti"/>
-                          <w:sz w:val="32"/>
-                          <w:szCs w:val="32"/>
-                        </w:rPr>
-                        <w:t xml:space="preserve">    </w:t>
-                      </w:r>
-                      <w:proofErr w:type="gramStart"/>
-                      <w:r>
-                        <w:rPr>
-                          <w:rFonts w:ascii="Preeti" w:hAnsi="Preeti"/>
-                          <w:sz w:val="32"/>
-                          <w:szCs w:val="32"/>
-                        </w:rPr>
-                        <w:t>gf}sf</w:t>
-                      </w:r>
-                      <w:proofErr w:type="gramEnd"/>
                     </w:p>
                     <w:p>
                       <w:pPr>
@@ -7067,7 +6601,6 @@
                           <w:szCs w:val="32"/>
                         </w:rPr>
                       </w:pPr>
-                      <w:proofErr w:type="gramStart"/>
                       <w:r>
                         <w:rPr>
                           <w:rFonts w:ascii="Preeti" w:hAnsi="Preeti"/>
@@ -7086,7 +6619,6 @@
                         <w:t>jf</w:t>
                       </w:r>
                       <w:proofErr w:type="spellEnd"/>
-                      <w:proofErr w:type="gramEnd"/>
                     </w:p>
                   </w:txbxContent>
                 </v:textbox>
@@ -7312,7 +6844,7 @@
           </mc:Choice>
           <mc:Fallback>
             <w:pict>
-              <v:rect w14:anchorId="05EB1F9E" id="_x0000_s1031" style="position:absolute;margin-left:249.9pt;margin-top:34.95pt;width:136.85pt;height:58.35pt;z-index:-251638784;visibility:visible;mso-wrap-style:square;mso-width-percent:0;mso-height-percent:0;mso-wrap-distance-left:9pt;mso-wrap-distance-top:0;mso-wrap-distance-right:9pt;mso-wrap-distance-bottom:0;mso-position-horizontal:absolute;mso-position-horizontal-relative:text;mso-position-vertical:absolute;mso-position-vertical-relative:text;mso-width-percent:0;mso-height-percent:0;mso-width-relative:margin;mso-height-relative:margin;v-text-anchor:middle" o:gfxdata="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" fillcolor="white [3201]" strokecolor="black [3200]" strokeweight="1pt">
+              <v:rect w14:anchorId="05EB1F9E" id="_x0000_s1032" style="position:absolute;margin-left:249.9pt;margin-top:34.95pt;width:136.85pt;height:58.35pt;z-index:-251638784;visibility:visible;mso-wrap-style:square;mso-width-percent:0;mso-height-percent:0;mso-wrap-distance-left:9pt;mso-wrap-distance-top:0;mso-wrap-distance-right:9pt;mso-wrap-distance-bottom:0;mso-position-horizontal:absolute;mso-position-horizontal-relative:text;mso-position-vertical:absolute;mso-position-vertical-relative:text;mso-width-percent:0;mso-height-percent:0;mso-width-relative:margin;mso-height-relative:margin;v-text-anchor:middle" o:gfxdata="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" fillcolor="white [3201]" strokecolor="black [3200]" strokeweight="1pt">
                 <v:textbox>
                   <w:txbxContent>
                     <w:p>
@@ -7550,7 +7082,6 @@
                               <w:t>]</w:t>
                             </w:r>
                             <w:proofErr w:type="spellStart"/>
-                            <w:proofErr w:type="gramStart"/>
                             <w:r>
                               <w:rPr>
                                 <w:rFonts w:ascii="Preeti" w:hAnsi="Preeti"/>
@@ -7574,16 +7105,7 @@
                                 <w:sz w:val="32"/>
                                 <w:szCs w:val="32"/>
                               </w:rPr>
-                              <w:t xml:space="preserve">  </w:t>
-                            </w:r>
-                            <w:proofErr w:type="gramEnd"/>
-                            <w:r>
-                              <w:rPr>
-                                <w:rFonts w:ascii="Preeti" w:hAnsi="Preeti"/>
-                                <w:sz w:val="32"/>
-                                <w:szCs w:val="32"/>
-                              </w:rPr>
-                              <w:t xml:space="preserve"> </w:t>
+                              <w:t xml:space="preserve">   </w:t>
                             </w:r>
                             <w:r>
                               <w:rPr>
@@ -7591,18 +7113,8 @@
                                 <w:sz w:val="32"/>
                                 <w:szCs w:val="32"/>
                               </w:rPr>
-                              <w:t>6</w:t>
+                              <w:t>6f]s</w:t>
                             </w:r>
-                            <w:proofErr w:type="gramStart"/>
-                            <w:r>
-                              <w:rPr>
-                                <w:rFonts w:ascii="Preeti" w:hAnsi="Preeti"/>
-                                <w:sz w:val="32"/>
-                                <w:szCs w:val="32"/>
-                              </w:rPr>
-                              <w:t>f]s</w:t>
-                            </w:r>
-                            <w:proofErr w:type="gramEnd"/>
                             <w:r>
                               <w:rPr>
                                 <w:rFonts w:ascii="Preeti" w:hAnsi="Preeti"/>
@@ -7634,7 +7146,7 @@
           </mc:Choice>
           <mc:Fallback>
             <w:pict>
-              <v:rect w14:anchorId="37D094D1" id="_x0000_s1032" style="position:absolute;margin-left:50.75pt;margin-top:32.35pt;width:2in;height:60.95pt;z-index:-251639808;visibility:visible;mso-wrap-style:square;mso-width-percent:0;mso-height-percent:0;mso-wrap-distance-left:9pt;mso-wrap-distance-top:0;mso-wrap-distance-right:9pt;mso-wrap-distance-bottom:0;mso-position-horizontal:absolute;mso-position-horizontal-relative:text;mso-position-vertical:absolute;mso-position-vertical-relative:text;mso-width-percent:0;mso-height-percent:0;mso-width-relative:margin;mso-height-relative:margin;v-text-anchor:middle" o:gfxdata="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" fillcolor="white [3201]" strokecolor="black [3200]" strokeweight="1pt">
+              <v:rect w14:anchorId="37D094D1" id="_x0000_s1033" style="position:absolute;margin-left:50.75pt;margin-top:32.35pt;width:2in;height:60.95pt;z-index:-251639808;visibility:visible;mso-wrap-style:square;mso-width-percent:0;mso-height-percent:0;mso-wrap-distance-left:9pt;mso-wrap-distance-top:0;mso-wrap-distance-right:9pt;mso-wrap-distance-bottom:0;mso-position-horizontal:absolute;mso-position-horizontal-relative:text;mso-position-vertical:absolute;mso-position-vertical-relative:text;mso-width-percent:0;mso-height-percent:0;mso-width-relative:margin;mso-height-relative:margin;v-text-anchor:middle" o:gfxdata="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" fillcolor="white [3201]" strokecolor="black [3200]" strokeweight="1pt">
                 <v:textbox>
                   <w:txbxContent>
                     <w:p>
@@ -7742,7 +7254,6 @@
                         <w:t>]</w:t>
                       </w:r>
                       <w:proofErr w:type="spellStart"/>
-                      <w:proofErr w:type="gramStart"/>
                       <w:r>
                         <w:rPr>
                           <w:rFonts w:ascii="Preeti" w:hAnsi="Preeti"/>
@@ -7766,16 +7277,7 @@
                           <w:sz w:val="32"/>
                           <w:szCs w:val="32"/>
                         </w:rPr>
-                        <w:t xml:space="preserve">  </w:t>
-                      </w:r>
-                      <w:proofErr w:type="gramEnd"/>
-                      <w:r>
-                        <w:rPr>
-                          <w:rFonts w:ascii="Preeti" w:hAnsi="Preeti"/>
-                          <w:sz w:val="32"/>
-                          <w:szCs w:val="32"/>
-                        </w:rPr>
-                        <w:t xml:space="preserve"> </w:t>
+                        <w:t xml:space="preserve">   </w:t>
                       </w:r>
                       <w:r>
                         <w:rPr>
@@ -7783,18 +7285,8 @@
                           <w:sz w:val="32"/>
                           <w:szCs w:val="32"/>
                         </w:rPr>
-                        <w:t>6</w:t>
+                        <w:t>6f]s</w:t>
                       </w:r>
-                      <w:proofErr w:type="gramStart"/>
-                      <w:r>
-                        <w:rPr>
-                          <w:rFonts w:ascii="Preeti" w:hAnsi="Preeti"/>
-                          <w:sz w:val="32"/>
-                          <w:szCs w:val="32"/>
-                        </w:rPr>
-                        <w:t>f]s</w:t>
-                      </w:r>
-                      <w:proofErr w:type="gramEnd"/>
                       <w:r>
                         <w:rPr>
                           <w:rFonts w:ascii="Preeti" w:hAnsi="Preeti"/>
@@ -7842,7 +7334,27 @@
           <w:sz w:val="32"/>
           <w:szCs w:val="32"/>
         </w:rPr>
-        <w:t xml:space="preserve">* </w:t>
+        <w:t>*</w:t>
+      </w:r>
+      <w:r>
+        <w:rPr>
+          <w:rFonts w:ascii="Preeti" w:hAnsi="Preeti"/>
+          <w:b/>
+          <w:bCs/>
+          <w:sz w:val="32"/>
+          <w:szCs w:val="32"/>
+        </w:rPr>
+        <w:t>=</w:t>
+      </w:r>
+      <w:r>
+        <w:rPr>
+          <w:rFonts w:ascii="Preeti" w:hAnsi="Preeti"/>
+          <w:b/>
+          <w:bCs/>
+          <w:sz w:val="32"/>
+          <w:szCs w:val="32"/>
+        </w:rPr>
+        <w:t xml:space="preserve"> </w:t>
       </w:r>
       <w:proofErr w:type="spellStart"/>
       <w:r>
@@ -7900,27 +7412,15 @@
         <w:t>agfpg'xf</w:t>
       </w:r>
       <w:proofErr w:type="spellEnd"/>
-      <w:proofErr w:type="gramStart"/>
-      <w:r>
-        <w:rPr>
-          <w:rFonts w:ascii="Preeti" w:hAnsi="Preeti"/>
-          <w:b/>
-          <w:bCs/>
-          <w:sz w:val="32"/>
-          <w:szCs w:val="32"/>
-        </w:rPr>
-        <w:t>];\</w:t>
-      </w:r>
-      <w:proofErr w:type="gramEnd"/>
-      <w:r>
-        <w:rPr>
-          <w:rFonts w:ascii="Preeti" w:hAnsi="Preeti"/>
-          <w:b/>
-          <w:bCs/>
-          <w:sz w:val="32"/>
-          <w:szCs w:val="32"/>
-        </w:rPr>
-        <w:t xml:space="preserve"> .</w:t>
+      <w:r>
+        <w:rPr>
+          <w:rFonts w:ascii="Preeti" w:hAnsi="Preeti"/>
+          <w:b/>
+          <w:bCs/>
+          <w:sz w:val="32"/>
+          <w:szCs w:val="32"/>
+        </w:rPr>
+        <w:t>];\ .</w:t>
       </w:r>
       <w:r>
         <w:rPr>
@@ -8094,22 +7594,10 @@
         </w:rPr>
       </w:pPr>
     </w:p>
-    <w:p>
-      <w:pPr>
-        <w:spacing w:after="0" w:line="240" w:lineRule="auto"/>
-        <w:rPr>
-          <w:rFonts w:ascii="Preeti" w:hAnsi="Preeti"/>
-          <w:b/>
-          <w:bCs/>
-          <w:sz w:val="32"/>
-          <w:szCs w:val="32"/>
-        </w:rPr>
-      </w:pPr>
-    </w:p>
     <w:tbl>
       <w:tblPr>
         <w:tblStyle w:val="TableGrid"/>
-        <w:tblW w:w="9697" w:type="dxa"/>
+        <w:tblW w:w="9832" w:type="dxa"/>
         <w:tblInd w:w="471" w:type="dxa"/>
         <w:tblBorders>
           <w:top w:val="none" w:sz="0" w:space="0" w:color="auto"/>
@@ -8122,15 +7610,15 @@
         <w:tblLook w:val="04A0" w:firstRow="1" w:lastRow="0" w:firstColumn="1" w:lastColumn="0" w:noHBand="0" w:noVBand="1"/>
       </w:tblPr>
       <w:tblGrid>
-        <w:gridCol w:w="9697"/>
+        <w:gridCol w:w="9832"/>
       </w:tblGrid>
       <w:tr>
         <w:trPr>
-          <w:trHeight w:val="795"/>
+          <w:trHeight w:val="872"/>
         </w:trPr>
         <w:tc>
           <w:tcPr>
-            <w:tcW w:w="9697" w:type="dxa"/>
+            <w:tcW w:w="9832" w:type="dxa"/>
           </w:tcPr>
           <w:p>
             <w:pPr>
@@ -8142,6 +7630,347 @@
                 <w:szCs w:val="32"/>
               </w:rPr>
             </w:pPr>
+            <w:r>
+              <w:rPr>
+                <w:rFonts w:ascii="Preeti" w:hAnsi="Preeti"/>
+                <w:b/>
+                <w:bCs/>
+                <w:noProof/>
+                <w:sz w:val="32"/>
+                <w:szCs w:val="32"/>
+              </w:rPr>
+              <mc:AlternateContent>
+                <mc:Choice Requires="wps">
+                  <w:drawing>
+                    <wp:anchor distT="0" distB="0" distL="114300" distR="114300" simplePos="0" relativeHeight="251696128" behindDoc="0" locked="0" layoutInCell="1" allowOverlap="1" wp14:anchorId="0487F423" wp14:editId="5F1CA6B1">
+                      <wp:simplePos x="0" y="0"/>
+                      <wp:positionH relativeFrom="column">
+                        <wp:posOffset>-66675</wp:posOffset>
+                      </wp:positionH>
+                      <wp:positionV relativeFrom="paragraph">
+                        <wp:posOffset>2104073</wp:posOffset>
+                      </wp:positionV>
+                      <wp:extent cx="295275" cy="133350"/>
+                      <wp:effectExtent l="0" t="19050" r="47625" b="38100"/>
+                      <wp:wrapNone/>
+                      <wp:docPr id="329998672" name="Arrow: Right 28"/>
+                      <wp:cNvGraphicFramePr/>
+                      <a:graphic xmlns:a="http://schemas.openxmlformats.org/drawingml/2006/main">
+                        <a:graphicData uri="http://schemas.microsoft.com/office/word/2010/wordprocessingShape">
+                          <wps:wsp>
+                            <wps:cNvSpPr/>
+                            <wps:spPr>
+                              <a:xfrm>
+                                <a:off x="0" y="0"/>
+                                <a:ext cx="295275" cy="133350"/>
+                              </a:xfrm>
+                              <a:prstGeom prst="rightArrow">
+                                <a:avLst/>
+                              </a:prstGeom>
+                              <a:noFill/>
+                              <a:ln>
+                                <a:solidFill>
+                                  <a:schemeClr val="tx1"/>
+                                </a:solidFill>
+                              </a:ln>
+                            </wps:spPr>
+                            <wps:style>
+                              <a:lnRef idx="2">
+                                <a:schemeClr val="accent1">
+                                  <a:shade val="15000"/>
+                                </a:schemeClr>
+                              </a:lnRef>
+                              <a:fillRef idx="1">
+                                <a:schemeClr val="accent1"/>
+                              </a:fillRef>
+                              <a:effectRef idx="0">
+                                <a:schemeClr val="accent1"/>
+                              </a:effectRef>
+                              <a:fontRef idx="minor">
+                                <a:schemeClr val="lt1"/>
+                              </a:fontRef>
+                            </wps:style>
+                            <wps:bodyPr rot="0" spcFirstLastPara="0" vertOverflow="overflow" horzOverflow="overflow" vert="horz" wrap="square" lIns="91440" tIns="45720" rIns="91440" bIns="45720" numCol="1" spcCol="0" rtlCol="0" fromWordArt="0" anchor="ctr" anchorCtr="0" forceAA="0" compatLnSpc="1">
+                              <a:prstTxWarp prst="textNoShape">
+                                <a:avLst/>
+                              </a:prstTxWarp>
+                              <a:noAutofit/>
+                            </wps:bodyPr>
+                          </wps:wsp>
+                        </a:graphicData>
+                      </a:graphic>
+                      <wp14:sizeRelV relativeFrom="margin">
+                        <wp14:pctHeight>0</wp14:pctHeight>
+                      </wp14:sizeRelV>
+                    </wp:anchor>
+                  </w:drawing>
+                </mc:Choice>
+                <mc:Fallback>
+                  <w:pict>
+                    <v:shapetype w14:anchorId="595BC524" id="_x0000_t13" coordsize="21600,21600" o:spt="13" adj="16200,5400" path="m@0,l@0@1,0@1,0@2@0@2@0,21600,21600,10800xe">
+                      <v:stroke joinstyle="miter"/>
+                      <v:formulas>
+                        <v:f eqn="val #0"/>
+                        <v:f eqn="val #1"/>
+                        <v:f eqn="sum height 0 #1"/>
+                        <v:f eqn="sum 10800 0 #1"/>
+                        <v:f eqn="sum width 0 #0"/>
+                        <v:f eqn="prod @4 @3 10800"/>
+                        <v:f eqn="sum width 0 @5"/>
+                      </v:formulas>
+                      <v:path o:connecttype="custom" o:connectlocs="@0,0;0,10800;@0,21600;21600,10800" o:connectangles="270,180,90,0" textboxrect="0,@1,@6,@2"/>
+                      <v:handles>
+                        <v:h position="#0,#1" xrange="0,21600" yrange="0,10800"/>
+                      </v:handles>
+                    </v:shapetype>
+                    <v:shape id="Arrow: Right 28" o:spid="_x0000_s1026" type="#_x0000_t13" style="position:absolute;margin-left:-5.25pt;margin-top:165.7pt;width:23.25pt;height:10.5pt;z-index:251696128;visibility:visible;mso-wrap-style:square;mso-height-percent:0;mso-wrap-distance-left:9pt;mso-wrap-distance-top:0;mso-wrap-distance-right:9pt;mso-wrap-distance-bottom:0;mso-position-horizontal:absolute;mso-position-horizontal-relative:text;mso-position-vertical:absolute;mso-position-vertical-relative:text;mso-height-percent:0;mso-height-relative:margin;v-text-anchor:middle" o:gfxdata="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" adj="16723" filled="f" strokecolor="black [3213]" strokeweight="1pt"/>
+                  </w:pict>
+                </mc:Fallback>
+              </mc:AlternateContent>
+            </w:r>
+            <w:r>
+              <w:rPr>
+                <w:rFonts w:ascii="Preeti" w:hAnsi="Preeti"/>
+                <w:b/>
+                <w:bCs/>
+                <w:noProof/>
+                <w:sz w:val="32"/>
+                <w:szCs w:val="32"/>
+              </w:rPr>
+              <mc:AlternateContent>
+                <mc:Choice Requires="wps">
+                  <w:drawing>
+                    <wp:anchor distT="0" distB="0" distL="114300" distR="114300" simplePos="0" relativeHeight="251694080" behindDoc="0" locked="0" layoutInCell="1" allowOverlap="1" wp14:anchorId="2CF0C403" wp14:editId="49E85E2B">
+                      <wp:simplePos x="0" y="0"/>
+                      <wp:positionH relativeFrom="column">
+                        <wp:posOffset>-66675</wp:posOffset>
+                      </wp:positionH>
+                      <wp:positionV relativeFrom="paragraph">
+                        <wp:posOffset>1594803</wp:posOffset>
+                      </wp:positionV>
+                      <wp:extent cx="295275" cy="133350"/>
+                      <wp:effectExtent l="0" t="19050" r="47625" b="38100"/>
+                      <wp:wrapNone/>
+                      <wp:docPr id="1748444907" name="Arrow: Right 28"/>
+                      <wp:cNvGraphicFramePr/>
+                      <a:graphic xmlns:a="http://schemas.openxmlformats.org/drawingml/2006/main">
+                        <a:graphicData uri="http://schemas.microsoft.com/office/word/2010/wordprocessingShape">
+                          <wps:wsp>
+                            <wps:cNvSpPr/>
+                            <wps:spPr>
+                              <a:xfrm>
+                                <a:off x="0" y="0"/>
+                                <a:ext cx="295275" cy="133350"/>
+                              </a:xfrm>
+                              <a:prstGeom prst="rightArrow">
+                                <a:avLst/>
+                              </a:prstGeom>
+                              <a:noFill/>
+                              <a:ln>
+                                <a:solidFill>
+                                  <a:schemeClr val="tx1"/>
+                                </a:solidFill>
+                              </a:ln>
+                            </wps:spPr>
+                            <wps:style>
+                              <a:lnRef idx="2">
+                                <a:schemeClr val="accent1">
+                                  <a:shade val="15000"/>
+                                </a:schemeClr>
+                              </a:lnRef>
+                              <a:fillRef idx="1">
+                                <a:schemeClr val="accent1"/>
+                              </a:fillRef>
+                              <a:effectRef idx="0">
+                                <a:schemeClr val="accent1"/>
+                              </a:effectRef>
+                              <a:fontRef idx="minor">
+                                <a:schemeClr val="lt1"/>
+                              </a:fontRef>
+                            </wps:style>
+                            <wps:bodyPr rot="0" spcFirstLastPara="0" vertOverflow="overflow" horzOverflow="overflow" vert="horz" wrap="square" lIns="91440" tIns="45720" rIns="91440" bIns="45720" numCol="1" spcCol="0" rtlCol="0" fromWordArt="0" anchor="ctr" anchorCtr="0" forceAA="0" compatLnSpc="1">
+                              <a:prstTxWarp prst="textNoShape">
+                                <a:avLst/>
+                              </a:prstTxWarp>
+                              <a:noAutofit/>
+                            </wps:bodyPr>
+                          </wps:wsp>
+                        </a:graphicData>
+                      </a:graphic>
+                      <wp14:sizeRelV relativeFrom="margin">
+                        <wp14:pctHeight>0</wp14:pctHeight>
+                      </wp14:sizeRelV>
+                    </wp:anchor>
+                  </w:drawing>
+                </mc:Choice>
+                <mc:Fallback>
+                  <w:pict>
+                    <v:shape w14:anchorId="495EE5DD" id="Arrow: Right 28" o:spid="_x0000_s1026" type="#_x0000_t13" style="position:absolute;margin-left:-5.25pt;margin-top:125.6pt;width:23.25pt;height:10.5pt;z-index:251694080;visibility:visible;mso-wrap-style:square;mso-height-percent:0;mso-wrap-distance-left:9pt;mso-wrap-distance-top:0;mso-wrap-distance-right:9pt;mso-wrap-distance-bottom:0;mso-position-horizontal:absolute;mso-position-horizontal-relative:text;mso-position-vertical:absolute;mso-position-vertical-relative:text;mso-height-percent:0;mso-height-relative:margin;v-text-anchor:middle" o:gfxdata="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" adj="16723" filled="f" strokecolor="black [3213]" strokeweight="1pt"/>
+                  </w:pict>
+                </mc:Fallback>
+              </mc:AlternateContent>
+            </w:r>
+            <w:r>
+              <w:rPr>
+                <w:rFonts w:ascii="Preeti" w:hAnsi="Preeti"/>
+                <w:b/>
+                <w:bCs/>
+                <w:noProof/>
+                <w:sz w:val="32"/>
+                <w:szCs w:val="32"/>
+              </w:rPr>
+              <mc:AlternateContent>
+                <mc:Choice Requires="wps">
+                  <w:drawing>
+                    <wp:anchor distT="0" distB="0" distL="114300" distR="114300" simplePos="0" relativeHeight="251692032" behindDoc="0" locked="0" layoutInCell="1" allowOverlap="1" wp14:anchorId="603F80E6" wp14:editId="6289FD91">
+                      <wp:simplePos x="0" y="0"/>
+                      <wp:positionH relativeFrom="column">
+                        <wp:posOffset>-66675</wp:posOffset>
+                      </wp:positionH>
+                      <wp:positionV relativeFrom="paragraph">
+                        <wp:posOffset>1094740</wp:posOffset>
+                      </wp:positionV>
+                      <wp:extent cx="295275" cy="133350"/>
+                      <wp:effectExtent l="0" t="19050" r="47625" b="38100"/>
+                      <wp:wrapNone/>
+                      <wp:docPr id="1305743724" name="Arrow: Right 28"/>
+                      <wp:cNvGraphicFramePr/>
+                      <a:graphic xmlns:a="http://schemas.openxmlformats.org/drawingml/2006/main">
+                        <a:graphicData uri="http://schemas.microsoft.com/office/word/2010/wordprocessingShape">
+                          <wps:wsp>
+                            <wps:cNvSpPr/>
+                            <wps:spPr>
+                              <a:xfrm>
+                                <a:off x="0" y="0"/>
+                                <a:ext cx="295275" cy="133350"/>
+                              </a:xfrm>
+                              <a:prstGeom prst="rightArrow">
+                                <a:avLst/>
+                              </a:prstGeom>
+                              <a:noFill/>
+                              <a:ln>
+                                <a:solidFill>
+                                  <a:schemeClr val="tx1"/>
+                                </a:solidFill>
+                              </a:ln>
+                            </wps:spPr>
+                            <wps:style>
+                              <a:lnRef idx="2">
+                                <a:schemeClr val="accent1">
+                                  <a:shade val="15000"/>
+                                </a:schemeClr>
+                              </a:lnRef>
+                              <a:fillRef idx="1">
+                                <a:schemeClr val="accent1"/>
+                              </a:fillRef>
+                              <a:effectRef idx="0">
+                                <a:schemeClr val="accent1"/>
+                              </a:effectRef>
+                              <a:fontRef idx="minor">
+                                <a:schemeClr val="lt1"/>
+                              </a:fontRef>
+                            </wps:style>
+                            <wps:bodyPr rot="0" spcFirstLastPara="0" vertOverflow="overflow" horzOverflow="overflow" vert="horz" wrap="square" lIns="91440" tIns="45720" rIns="91440" bIns="45720" numCol="1" spcCol="0" rtlCol="0" fromWordArt="0" anchor="ctr" anchorCtr="0" forceAA="0" compatLnSpc="1">
+                              <a:prstTxWarp prst="textNoShape">
+                                <a:avLst/>
+                              </a:prstTxWarp>
+                              <a:noAutofit/>
+                            </wps:bodyPr>
+                          </wps:wsp>
+                        </a:graphicData>
+                      </a:graphic>
+                      <wp14:sizeRelV relativeFrom="margin">
+                        <wp14:pctHeight>0</wp14:pctHeight>
+                      </wp14:sizeRelV>
+                    </wp:anchor>
+                  </w:drawing>
+                </mc:Choice>
+                <mc:Fallback>
+                  <w:pict>
+                    <v:shape w14:anchorId="0743FBFA" id="Arrow: Right 28" o:spid="_x0000_s1026" type="#_x0000_t13" style="position:absolute;margin-left:-5.25pt;margin-top:86.2pt;width:23.25pt;height:10.5pt;z-index:251692032;visibility:visible;mso-wrap-style:square;mso-height-percent:0;mso-wrap-distance-left:9pt;mso-wrap-distance-top:0;mso-wrap-distance-right:9pt;mso-wrap-distance-bottom:0;mso-position-horizontal:absolute;mso-position-horizontal-relative:text;mso-position-vertical:absolute;mso-position-vertical-relative:text;mso-height-percent:0;mso-height-relative:margin;v-text-anchor:middle" o:gfxdata="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" adj="16723" filled="f" strokecolor="black [3213]" strokeweight="1pt"/>
+                  </w:pict>
+                </mc:Fallback>
+              </mc:AlternateContent>
+            </w:r>
+            <w:r>
+              <w:rPr>
+                <w:rFonts w:ascii="Preeti" w:hAnsi="Preeti"/>
+                <w:b/>
+                <w:bCs/>
+                <w:noProof/>
+                <w:sz w:val="32"/>
+                <w:szCs w:val="32"/>
+              </w:rPr>
+              <mc:AlternateContent>
+                <mc:Choice Requires="wps">
+                  <w:drawing>
+                    <wp:anchor distT="0" distB="0" distL="114300" distR="114300" simplePos="0" relativeHeight="251689984" behindDoc="0" locked="0" layoutInCell="1" allowOverlap="1" wp14:anchorId="7B9D3A9E" wp14:editId="1AAA0EA1">
+                      <wp:simplePos x="0" y="0"/>
+                      <wp:positionH relativeFrom="column">
+                        <wp:posOffset>-66675</wp:posOffset>
+                      </wp:positionH>
+                      <wp:positionV relativeFrom="paragraph">
+                        <wp:posOffset>437515</wp:posOffset>
+                      </wp:positionV>
+                      <wp:extent cx="295275" cy="133350"/>
+                      <wp:effectExtent l="0" t="19050" r="47625" b="38100"/>
+                      <wp:wrapNone/>
+                      <wp:docPr id="829217106" name="Arrow: Right 28"/>
+                      <wp:cNvGraphicFramePr/>
+                      <a:graphic xmlns:a="http://schemas.openxmlformats.org/drawingml/2006/main">
+                        <a:graphicData uri="http://schemas.microsoft.com/office/word/2010/wordprocessingShape">
+                          <wps:wsp>
+                            <wps:cNvSpPr/>
+                            <wps:spPr>
+                              <a:xfrm>
+                                <a:off x="0" y="0"/>
+                                <a:ext cx="295275" cy="133350"/>
+                              </a:xfrm>
+                              <a:prstGeom prst="rightArrow">
+                                <a:avLst/>
+                              </a:prstGeom>
+                              <a:noFill/>
+                              <a:ln>
+                                <a:solidFill>
+                                  <a:schemeClr val="tx1"/>
+                                </a:solidFill>
+                              </a:ln>
+                            </wps:spPr>
+                            <wps:style>
+                              <a:lnRef idx="2">
+                                <a:schemeClr val="accent1">
+                                  <a:shade val="15000"/>
+                                </a:schemeClr>
+                              </a:lnRef>
+                              <a:fillRef idx="1">
+                                <a:schemeClr val="accent1"/>
+                              </a:fillRef>
+                              <a:effectRef idx="0">
+                                <a:schemeClr val="accent1"/>
+                              </a:effectRef>
+                              <a:fontRef idx="minor">
+                                <a:schemeClr val="lt1"/>
+                              </a:fontRef>
+                            </wps:style>
+                            <wps:bodyPr rot="0" spcFirstLastPara="0" vertOverflow="overflow" horzOverflow="overflow" vert="horz" wrap="square" lIns="91440" tIns="45720" rIns="91440" bIns="45720" numCol="1" spcCol="0" rtlCol="0" fromWordArt="0" anchor="ctr" anchorCtr="0" forceAA="0" compatLnSpc="1">
+                              <a:prstTxWarp prst="textNoShape">
+                                <a:avLst/>
+                              </a:prstTxWarp>
+                              <a:noAutofit/>
+                            </wps:bodyPr>
+                          </wps:wsp>
+                        </a:graphicData>
+                      </a:graphic>
+                    </wp:anchor>
+                  </w:drawing>
+                </mc:Choice>
+                <mc:Fallback>
+                  <w:pict>
+                    <v:shape w14:anchorId="10E3BE44" id="Arrow: Right 28" o:spid="_x0000_s1026" type="#_x0000_t13" style="position:absolute;margin-left:-5.25pt;margin-top:34.45pt;width:23.25pt;height:10.5pt;z-index:251689984;visibility:visible;mso-wrap-style:square;mso-wrap-distance-left:9pt;mso-wrap-distance-top:0;mso-wrap-distance-right:9pt;mso-wrap-distance-bottom:0;mso-position-horizontal:absolute;mso-position-horizontal-relative:text;mso-position-vertical:absolute;mso-position-vertical-relative:text;v-text-anchor:middle" o:gfxdata="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" adj="16723" filled="f" strokecolor="black [3213]" strokeweight="1pt"/>
+                  </w:pict>
+                </mc:Fallback>
+              </mc:AlternateContent>
+            </w:r>
             <w:r>
               <w:rPr>
                 <w:rFonts w:ascii="Preeti" w:hAnsi="Preeti"/>
@@ -8215,11 +8044,11 @@
       </w:tr>
       <w:tr>
         <w:trPr>
-          <w:trHeight w:val="821"/>
+          <w:trHeight w:val="900"/>
         </w:trPr>
         <w:tc>
           <w:tcPr>
-            <w:tcW w:w="9697" w:type="dxa"/>
+            <w:tcW w:w="9832" w:type="dxa"/>
           </w:tcPr>
           <w:p>
             <w:pPr>
@@ -8305,11 +8134,11 @@
       </w:tr>
       <w:tr>
         <w:trPr>
-          <w:trHeight w:val="795"/>
+          <w:trHeight w:val="872"/>
         </w:trPr>
         <w:tc>
           <w:tcPr>
-            <w:tcW w:w="9697" w:type="dxa"/>
+            <w:tcW w:w="9832" w:type="dxa"/>
           </w:tcPr>
           <w:p>
             <w:pPr>
@@ -8395,11 +8224,11 @@
       </w:tr>
       <w:tr>
         <w:trPr>
-          <w:trHeight w:val="795"/>
+          <w:trHeight w:val="872"/>
         </w:trPr>
         <w:tc>
           <w:tcPr>
-            <w:tcW w:w="9697" w:type="dxa"/>
+            <w:tcW w:w="9832" w:type="dxa"/>
           </w:tcPr>
           <w:p>
             <w:pPr>
@@ -8485,11 +8314,11 @@
       </w:tr>
       <w:tr>
         <w:trPr>
-          <w:trHeight w:val="821"/>
+          <w:trHeight w:val="900"/>
         </w:trPr>
         <w:tc>
           <w:tcPr>
-            <w:tcW w:w="9697" w:type="dxa"/>
+            <w:tcW w:w="9832" w:type="dxa"/>
           </w:tcPr>
           <w:p>
             <w:pPr>
@@ -8608,7 +8437,6 @@
         </w:rPr>
         <w:t xml:space="preserve"> g+= </w:t>
       </w:r>
-      <w:proofErr w:type="gramStart"/>
       <w:r>
         <w:rPr>
           <w:rFonts w:ascii="Preeti" w:hAnsi="Preeti"/>
@@ -8627,6 +8455,16 @@
           <w:sz w:val="32"/>
           <w:szCs w:val="32"/>
         </w:rPr>
+        <w:t>=</w:t>
+      </w:r>
+      <w:r>
+        <w:rPr>
+          <w:rFonts w:ascii="Preeti" w:hAnsi="Preeti"/>
+          <w:b/>
+          <w:bCs/>
+          <w:sz w:val="32"/>
+          <w:szCs w:val="32"/>
+        </w:rPr>
         <w:t xml:space="preserve"> </w:t>
       </w:r>
       <w:proofErr w:type="spellStart"/>
@@ -8638,18 +8476,7 @@
           <w:sz w:val="32"/>
           <w:szCs w:val="32"/>
         </w:rPr>
-        <w:t>afx</w:t>
-      </w:r>
-      <w:proofErr w:type="gramEnd"/>
-      <w:r>
-        <w:rPr>
-          <w:rFonts w:ascii="Preeti" w:hAnsi="Preeti"/>
-          <w:b/>
-          <w:bCs/>
-          <w:sz w:val="32"/>
-          <w:szCs w:val="32"/>
-        </w:rPr>
-        <w:t>|v</w:t>
+        <w:t>afx|v</w:t>
       </w:r>
       <w:proofErr w:type="spellEnd"/>
       <w:r>
@@ -8674,27 +8501,15 @@
         <w:t>xf</w:t>
       </w:r>
       <w:proofErr w:type="spellEnd"/>
-      <w:proofErr w:type="gramStart"/>
-      <w:r>
-        <w:rPr>
-          <w:rFonts w:ascii="Preeti" w:hAnsi="Preeti"/>
-          <w:b/>
-          <w:bCs/>
-          <w:sz w:val="32"/>
-          <w:szCs w:val="32"/>
-        </w:rPr>
-        <w:t>];\</w:t>
-      </w:r>
-      <w:proofErr w:type="gramEnd"/>
-      <w:r>
-        <w:rPr>
-          <w:rFonts w:ascii="Preeti" w:hAnsi="Preeti"/>
-          <w:b/>
-          <w:bCs/>
-          <w:sz w:val="32"/>
-          <w:szCs w:val="32"/>
-        </w:rPr>
-        <w:t xml:space="preserve"> . </w:t>
+      <w:r>
+        <w:rPr>
+          <w:rFonts w:ascii="Preeti" w:hAnsi="Preeti"/>
+          <w:b/>
+          <w:bCs/>
+          <w:sz w:val="32"/>
+          <w:szCs w:val="32"/>
+        </w:rPr>
+        <w:t xml:space="preserve">];\ . </w:t>
       </w:r>
       <w:r>
         <w:rPr>
@@ -8807,140 +8622,6 @@
           <w:szCs w:val="32"/>
         </w:rPr>
       </w:pPr>
-      <w:proofErr w:type="spellStart"/>
-      <w:r>
-        <w:rPr>
-          <w:rFonts w:ascii="Preeti" w:hAnsi="Preeti"/>
-          <w:sz w:val="32"/>
-          <w:szCs w:val="32"/>
-        </w:rPr>
-        <w:t>pbfx</w:t>
-      </w:r>
-      <w:proofErr w:type="spellEnd"/>
-      <w:r>
-        <w:rPr>
-          <w:rFonts w:ascii="Preeti" w:hAnsi="Preeti"/>
-          <w:sz w:val="32"/>
-          <w:szCs w:val="32"/>
-        </w:rPr>
-        <w:t>/0fM–s    sf</w:t>
-      </w:r>
-      <w:r>
-        <w:rPr>
-          <w:rFonts w:ascii="Preeti" w:hAnsi="Preeti"/>
-          <w:sz w:val="32"/>
-          <w:szCs w:val="32"/>
-        </w:rPr>
-        <w:tab/>
-        <w:t xml:space="preserve"> ls </w:t>
-      </w:r>
-      <w:r>
-        <w:rPr>
-          <w:rFonts w:ascii="Preeti" w:hAnsi="Preeti"/>
-          <w:sz w:val="32"/>
-          <w:szCs w:val="32"/>
-        </w:rPr>
-        <w:tab/>
-      </w:r>
-      <w:proofErr w:type="spellStart"/>
-      <w:r>
-        <w:rPr>
-          <w:rFonts w:ascii="Preeti" w:hAnsi="Preeti"/>
-          <w:sz w:val="32"/>
-          <w:szCs w:val="32"/>
-        </w:rPr>
-        <w:t>sL</w:t>
-      </w:r>
-      <w:proofErr w:type="spellEnd"/>
-      <w:r>
-        <w:rPr>
-          <w:rFonts w:ascii="Preeti" w:hAnsi="Preeti"/>
-          <w:sz w:val="32"/>
-          <w:szCs w:val="32"/>
-        </w:rPr>
-        <w:t xml:space="preserve"> </w:t>
-      </w:r>
-      <w:r>
-        <w:rPr>
-          <w:rFonts w:ascii="Preeti" w:hAnsi="Preeti"/>
-          <w:sz w:val="32"/>
-          <w:szCs w:val="32"/>
-        </w:rPr>
-        <w:tab/>
-        <w:t xml:space="preserve">s' </w:t>
-      </w:r>
-      <w:r>
-        <w:rPr>
-          <w:rFonts w:ascii="Preeti" w:hAnsi="Preeti"/>
-          <w:sz w:val="32"/>
-          <w:szCs w:val="32"/>
-        </w:rPr>
-        <w:tab/>
-        <w:t xml:space="preserve">s" </w:t>
-      </w:r>
-      <w:r>
-        <w:rPr>
-          <w:rFonts w:ascii="Preeti" w:hAnsi="Preeti"/>
-          <w:sz w:val="32"/>
-          <w:szCs w:val="32"/>
-        </w:rPr>
-        <w:tab/>
-        <w:t xml:space="preserve">s] </w:t>
-      </w:r>
-      <w:r>
-        <w:rPr>
-          <w:rFonts w:ascii="Preeti" w:hAnsi="Preeti"/>
-          <w:sz w:val="32"/>
-          <w:szCs w:val="32"/>
-        </w:rPr>
-        <w:tab/>
-        <w:t xml:space="preserve">s} </w:t>
-      </w:r>
-      <w:r>
-        <w:rPr>
-          <w:rFonts w:ascii="Preeti" w:hAnsi="Preeti"/>
-          <w:sz w:val="32"/>
-          <w:szCs w:val="32"/>
-        </w:rPr>
-        <w:tab/>
-        <w:t xml:space="preserve">sf] </w:t>
-      </w:r>
-      <w:r>
-        <w:rPr>
-          <w:rFonts w:ascii="Preeti" w:hAnsi="Preeti"/>
-          <w:sz w:val="32"/>
-          <w:szCs w:val="32"/>
-        </w:rPr>
-        <w:tab/>
-        <w:t xml:space="preserve">sf} </w:t>
-      </w:r>
-      <w:r>
-        <w:rPr>
-          <w:rFonts w:ascii="Preeti" w:hAnsi="Preeti"/>
-          <w:sz w:val="32"/>
-          <w:szCs w:val="32"/>
-        </w:rPr>
-        <w:tab/>
-        <w:t xml:space="preserve">s+ </w:t>
-      </w:r>
-      <w:r>
-        <w:rPr>
-          <w:rFonts w:ascii="Preeti" w:hAnsi="Preeti"/>
-          <w:sz w:val="32"/>
-          <w:szCs w:val="32"/>
-        </w:rPr>
-        <w:tab/>
-      </w:r>
-      <w:proofErr w:type="spellStart"/>
-      <w:r>
-        <w:rPr>
-          <w:rFonts w:ascii="Preeti" w:hAnsi="Preeti"/>
-          <w:sz w:val="32"/>
-          <w:szCs w:val="32"/>
-        </w:rPr>
-        <w:t>sM</w:t>
-      </w:r>
-      <w:proofErr w:type="spellEnd"/>
     </w:p>
     <w:tbl>
       <w:tblPr>
@@ -8949,21 +8630,21 @@
         <w:tblLook w:val="04A0" w:firstRow="1" w:lastRow="0" w:firstColumn="1" w:lastColumn="0" w:noHBand="0" w:noVBand="1"/>
       </w:tblPr>
       <w:tblGrid>
-        <w:gridCol w:w="1240"/>
-        <w:gridCol w:w="1240"/>
-        <w:gridCol w:w="1240"/>
-        <w:gridCol w:w="1240"/>
-        <w:gridCol w:w="1238"/>
-        <w:gridCol w:w="1238"/>
-        <w:gridCol w:w="1240"/>
+        <w:gridCol w:w="1331"/>
+        <w:gridCol w:w="1331"/>
+        <w:gridCol w:w="1331"/>
+        <w:gridCol w:w="1331"/>
+        <w:gridCol w:w="1329"/>
+        <w:gridCol w:w="1458"/>
+        <w:gridCol w:w="1354"/>
       </w:tblGrid>
       <w:tr>
         <w:trPr>
-          <w:trHeight w:val="841"/>
+          <w:trHeight w:val="959"/>
         </w:trPr>
         <w:tc>
           <w:tcPr>
-            <w:tcW w:w="1240" w:type="dxa"/>
+            <w:tcW w:w="1331" w:type="dxa"/>
             <w:tcBorders>
               <w:top w:val="single" w:sz="4" w:space="0" w:color="auto"/>
               <w:left w:val="single" w:sz="4" w:space="0" w:color="auto"/>
@@ -8993,7 +8674,7 @@
         </w:tc>
         <w:tc>
           <w:tcPr>
-            <w:tcW w:w="1240" w:type="dxa"/>
+            <w:tcW w:w="1331" w:type="dxa"/>
             <w:tcBorders>
               <w:bottom w:val="single" w:sz="4" w:space="0" w:color="auto"/>
             </w:tcBorders>
@@ -9013,7 +8694,7 @@
         </w:tc>
         <w:tc>
           <w:tcPr>
-            <w:tcW w:w="1240" w:type="dxa"/>
+            <w:tcW w:w="1331" w:type="dxa"/>
             <w:vAlign w:val="center"/>
           </w:tcPr>
           <w:p>
@@ -9030,7 +8711,7 @@
         </w:tc>
         <w:tc>
           <w:tcPr>
-            <w:tcW w:w="1240" w:type="dxa"/>
+            <w:tcW w:w="1331" w:type="dxa"/>
             <w:vAlign w:val="center"/>
           </w:tcPr>
           <w:p>
@@ -9047,7 +8728,7 @@
         </w:tc>
         <w:tc>
           <w:tcPr>
-            <w:tcW w:w="1238" w:type="dxa"/>
+            <w:tcW w:w="1329" w:type="dxa"/>
             <w:vAlign w:val="center"/>
           </w:tcPr>
           <w:p>
@@ -9064,7 +8745,7 @@
         </w:tc>
         <w:tc>
           <w:tcPr>
-            <w:tcW w:w="1238" w:type="dxa"/>
+            <w:tcW w:w="1458" w:type="dxa"/>
             <w:vAlign w:val="center"/>
           </w:tcPr>
           <w:p>
@@ -9081,7 +8762,7 @@
         </w:tc>
         <w:tc>
           <w:tcPr>
-            <w:tcW w:w="1240" w:type="dxa"/>
+            <w:tcW w:w="1354" w:type="dxa"/>
             <w:vAlign w:val="center"/>
           </w:tcPr>
           <w:p>
@@ -9099,11 +8780,13 @@
       </w:tr>
       <w:tr>
         <w:trPr>
-          <w:trHeight w:val="841"/>
+          <w:gridAfter w:val="2"/>
+          <w:wAfter w:w="2812" w:type="dxa"/>
+          <w:trHeight w:val="959"/>
         </w:trPr>
         <w:tc>
           <w:tcPr>
-            <w:tcW w:w="1240" w:type="dxa"/>
+            <w:tcW w:w="1331" w:type="dxa"/>
             <w:tcBorders>
               <w:top w:val="single" w:sz="4" w:space="0" w:color="auto"/>
               <w:left w:val="single" w:sz="4" w:space="0" w:color="auto"/>
@@ -9126,7 +8809,7 @@
         </w:tc>
         <w:tc>
           <w:tcPr>
-            <w:tcW w:w="1240" w:type="dxa"/>
+            <w:tcW w:w="1331" w:type="dxa"/>
             <w:tcBorders>
               <w:left w:val="single" w:sz="4" w:space="0" w:color="auto"/>
             </w:tcBorders>
@@ -9146,7 +8829,7 @@
         </w:tc>
         <w:tc>
           <w:tcPr>
-            <w:tcW w:w="1240" w:type="dxa"/>
+            <w:tcW w:w="1331" w:type="dxa"/>
             <w:vAlign w:val="center"/>
           </w:tcPr>
           <w:p>
@@ -9163,7 +8846,7 @@
         </w:tc>
         <w:tc>
           <w:tcPr>
-            <w:tcW w:w="1240" w:type="dxa"/>
+            <w:tcW w:w="1331" w:type="dxa"/>
             <w:vAlign w:val="center"/>
           </w:tcPr>
           <w:p>
@@ -9180,41 +8863,7 @@
         </w:tc>
         <w:tc>
           <w:tcPr>
-            <w:tcW w:w="1238" w:type="dxa"/>
-            <w:vAlign w:val="center"/>
-          </w:tcPr>
-          <w:p>
-            <w:pPr>
-              <w:ind w:left="-57"/>
-              <w:jc w:val="center"/>
-              <w:rPr>
-                <w:rFonts w:ascii="Preeti" w:hAnsi="Preeti"/>
-                <w:sz w:val="32"/>
-                <w:szCs w:val="32"/>
-              </w:rPr>
-            </w:pPr>
-          </w:p>
-        </w:tc>
-        <w:tc>
-          <w:tcPr>
-            <w:tcW w:w="1238" w:type="dxa"/>
-            <w:vAlign w:val="center"/>
-          </w:tcPr>
-          <w:p>
-            <w:pPr>
-              <w:ind w:left="-57"/>
-              <w:jc w:val="center"/>
-              <w:rPr>
-                <w:rFonts w:ascii="Preeti" w:hAnsi="Preeti"/>
-                <w:sz w:val="32"/>
-                <w:szCs w:val="32"/>
-              </w:rPr>
-            </w:pPr>
-          </w:p>
-        </w:tc>
-        <w:tc>
-          <w:tcPr>
-            <w:tcW w:w="1240" w:type="dxa"/>
+            <w:tcW w:w="1329" w:type="dxa"/>
             <w:vAlign w:val="center"/>
           </w:tcPr>
           <w:p>
@@ -9266,16 +8915,16 @@
         <mc:AlternateContent>
           <mc:Choice Requires="wps">
             <w:drawing>
-              <wp:anchor distT="0" distB="0" distL="114300" distR="114300" simplePos="0" relativeHeight="251683840" behindDoc="0" locked="0" layoutInCell="1" allowOverlap="1" wp14:anchorId="77EA0E29" wp14:editId="0CAA0490">
+              <wp:anchor distT="0" distB="0" distL="114300" distR="114300" simplePos="0" relativeHeight="251683840" behindDoc="0" locked="0" layoutInCell="1" allowOverlap="1" wp14:anchorId="77EA0E29" wp14:editId="192BC8E3">
                 <wp:simplePos x="0" y="0"/>
                 <wp:positionH relativeFrom="column">
-                  <wp:posOffset>483079</wp:posOffset>
+                  <wp:posOffset>485775</wp:posOffset>
                 </wp:positionH>
                 <wp:positionV relativeFrom="paragraph">
-                  <wp:posOffset>274020</wp:posOffset>
+                  <wp:posOffset>283210</wp:posOffset>
                 </wp:positionV>
-                <wp:extent cx="4464908" cy="905774"/>
-                <wp:effectExtent l="0" t="0" r="12065" b="27940"/>
+                <wp:extent cx="4981575" cy="1238250"/>
+                <wp:effectExtent l="0" t="0" r="28575" b="19050"/>
                 <wp:wrapNone/>
                 <wp:docPr id="1419512888" name="Rectangle 31"/>
                 <wp:cNvGraphicFramePr/>
@@ -9286,7 +8935,7 @@
                       <wps:spPr>
                         <a:xfrm>
                           <a:off x="0" y="0"/>
-                          <a:ext cx="4464908" cy="905774"/>
+                          <a:ext cx="4981575" cy="1238250"/>
                         </a:xfrm>
                         <a:prstGeom prst="rect">
                           <a:avLst/>
@@ -9316,6 +8965,9 @@
                     </wps:wsp>
                   </a:graphicData>
                 </a:graphic>
+                <wp14:sizeRelH relativeFrom="margin">
+                  <wp14:pctWidth>0</wp14:pctWidth>
+                </wp14:sizeRelH>
                 <wp14:sizeRelV relativeFrom="margin">
                   <wp14:pctHeight>0</wp14:pctHeight>
                 </wp14:sizeRelV>
@@ -9324,7 +8976,7 @@
           </mc:Choice>
           <mc:Fallback>
             <w:pict>
-              <v:rect w14:anchorId="316AFC6F" id="Rectangle 31" o:spid="_x0000_s1026" style="position:absolute;margin-left:38.05pt;margin-top:21.6pt;width:351.55pt;height:71.3pt;z-index:251683840;visibility:visible;mso-wrap-style:square;mso-height-percent:0;mso-wrap-distance-left:9pt;mso-wrap-distance-top:0;mso-wrap-distance-right:9pt;mso-wrap-distance-bottom:0;mso-position-horizontal:absolute;mso-position-horizontal-relative:text;mso-position-vertical:absolute;mso-position-vertical-relative:text;mso-height-percent:0;mso-height-relative:margin;v-text-anchor:middle" o:gfxdata="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" filled="f" strokecolor="black [3200]" strokeweight="1pt"/>
+              <v:rect w14:anchorId="0AB2F791" id="Rectangle 31" o:spid="_x0000_s1026" style="position:absolute;margin-left:38.25pt;margin-top:22.3pt;width:392.25pt;height:97.5pt;z-index:251683840;visibility:visible;mso-wrap-style:square;mso-width-percent:0;mso-height-percent:0;mso-wrap-distance-left:9pt;mso-wrap-distance-top:0;mso-wrap-distance-right:9pt;mso-wrap-distance-bottom:0;mso-position-horizontal:absolute;mso-position-horizontal-relative:text;mso-position-vertical:absolute;mso-position-vertical-relative:text;mso-width-percent:0;mso-height-percent:0;mso-width-relative:margin;mso-height-relative:margin;v-text-anchor:middle" o:gfxdata="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" filled="f" strokecolor="black [3200]" strokeweight="1pt"/>
             </w:pict>
           </mc:Fallback>
         </mc:AlternateContent>
@@ -9349,39 +9001,27 @@
           <w:sz w:val="32"/>
           <w:szCs w:val="32"/>
         </w:rPr>
-        <w:t xml:space="preserve"> g+</w:t>
-      </w:r>
-      <w:proofErr w:type="gramStart"/>
-      <w:r>
-        <w:rPr>
-          <w:rFonts w:ascii="Preeti" w:hAnsi="Preeti"/>
-          <w:b/>
-          <w:bCs/>
-          <w:sz w:val="32"/>
-          <w:szCs w:val="32"/>
-        </w:rPr>
-        <w:t xml:space="preserve">= </w:t>
-      </w:r>
-      <w:r>
-        <w:rPr>
-          <w:rFonts w:ascii="Preeti" w:hAnsi="Preeti"/>
-          <w:b/>
-          <w:bCs/>
-          <w:sz w:val="32"/>
-          <w:szCs w:val="32"/>
-        </w:rPr>
-        <w:t>!</w:t>
-      </w:r>
-      <w:proofErr w:type="gramEnd"/>
-      <w:r>
-        <w:rPr>
-          <w:rFonts w:ascii="Preeti" w:hAnsi="Preeti"/>
-          <w:b/>
-          <w:bCs/>
-          <w:sz w:val="32"/>
-          <w:szCs w:val="32"/>
-        </w:rPr>
-        <w:t>)</w:t>
+        <w:t xml:space="preserve"> g+= </w:t>
+      </w:r>
+      <w:r>
+        <w:rPr>
+          <w:rFonts w:ascii="Preeti" w:hAnsi="Preeti"/>
+          <w:b/>
+          <w:bCs/>
+          <w:sz w:val="32"/>
+          <w:szCs w:val="32"/>
+        </w:rPr>
+        <w:t>!)</w:t>
+      </w:r>
+      <w:r>
+        <w:rPr>
+          <w:rFonts w:ascii="Preeti" w:hAnsi="Preeti"/>
+          <w:b/>
+          <w:bCs/>
+          <w:sz w:val="32"/>
+          <w:szCs w:val="32"/>
+        </w:rPr>
+        <w:t>=</w:t>
       </w:r>
       <w:r>
         <w:rPr>
@@ -9401,20 +9041,20 @@
           <w:sz w:val="32"/>
           <w:szCs w:val="32"/>
         </w:rPr>
-        <w:t>v'6\6f sf</w:t>
-      </w:r>
-      <w:proofErr w:type="gramStart"/>
-      <w:r>
-        <w:rPr>
-          <w:rFonts w:ascii="Preeti" w:hAnsi="Preeti"/>
-          <w:b/>
-          <w:bCs/>
-          <w:sz w:val="32"/>
-          <w:szCs w:val="32"/>
-        </w:rPr>
-        <w:t>6]sf</w:t>
-      </w:r>
-      <w:proofErr w:type="gramEnd"/>
+        <w:t xml:space="preserve">v'6\6f sf6]sf </w:t>
+      </w:r>
+      <w:proofErr w:type="spellStart"/>
+      <w:r>
+        <w:rPr>
+          <w:rFonts w:ascii="Preeti" w:hAnsi="Preeti"/>
+          <w:b/>
+          <w:bCs/>
+          <w:sz w:val="32"/>
+          <w:szCs w:val="32"/>
+        </w:rPr>
+        <w:t>zAbdf</w:t>
+      </w:r>
+      <w:proofErr w:type="spellEnd"/>
       <w:r>
         <w:rPr>
           <w:rFonts w:ascii="Preeti" w:hAnsi="Preeti"/>
@@ -9434,7 +9074,7 @@
           <w:sz w:val="32"/>
           <w:szCs w:val="32"/>
         </w:rPr>
-        <w:t>zAbdf</w:t>
+        <w:t>dfq</w:t>
       </w:r>
       <w:proofErr w:type="spellEnd"/>
       <w:r>
@@ -9456,7 +9096,7 @@
           <w:sz w:val="32"/>
           <w:szCs w:val="32"/>
         </w:rPr>
-        <w:t>dfq</w:t>
+        <w:t>uf</w:t>
       </w:r>
       <w:proofErr w:type="spellEnd"/>
       <w:r>
@@ -9467,7 +9107,7 @@
           <w:sz w:val="32"/>
           <w:szCs w:val="32"/>
         </w:rPr>
-        <w:t xml:space="preserve"> </w:t>
+        <w:t>]</w:t>
       </w:r>
       <w:proofErr w:type="spellStart"/>
       <w:r>
@@ -9478,7 +9118,7 @@
           <w:sz w:val="32"/>
           <w:szCs w:val="32"/>
         </w:rPr>
-        <w:t>uf</w:t>
+        <w:t>nf</w:t>
       </w:r>
       <w:proofErr w:type="spellEnd"/>
       <w:r>
@@ -9489,7 +9129,7 @@
           <w:sz w:val="32"/>
           <w:szCs w:val="32"/>
         </w:rPr>
-        <w:t>]</w:t>
+        <w:t xml:space="preserve">] 3]/f </w:t>
       </w:r>
       <w:proofErr w:type="spellStart"/>
       <w:r>
@@ -9500,7 +9140,7 @@
           <w:sz w:val="32"/>
           <w:szCs w:val="32"/>
         </w:rPr>
-        <w:t>nf</w:t>
+        <w:t>nufpg'xf</w:t>
       </w:r>
       <w:proofErr w:type="spellEnd"/>
       <w:r>
@@ -9511,41 +9151,7 @@
           <w:sz w:val="32"/>
           <w:szCs w:val="32"/>
         </w:rPr>
-        <w:t xml:space="preserve">] 3]/f </w:t>
-      </w:r>
-      <w:proofErr w:type="spellStart"/>
-      <w:r>
-        <w:rPr>
-          <w:rFonts w:ascii="Preeti" w:hAnsi="Preeti"/>
-          <w:b/>
-          <w:bCs/>
-          <w:sz w:val="32"/>
-          <w:szCs w:val="32"/>
-        </w:rPr>
-        <w:t>nufpg'xf</w:t>
-      </w:r>
-      <w:proofErr w:type="spellEnd"/>
-      <w:proofErr w:type="gramStart"/>
-      <w:r>
-        <w:rPr>
-          <w:rFonts w:ascii="Preeti" w:hAnsi="Preeti"/>
-          <w:b/>
-          <w:bCs/>
-          <w:sz w:val="32"/>
-          <w:szCs w:val="32"/>
-        </w:rPr>
-        <w:t>];\</w:t>
-      </w:r>
-      <w:proofErr w:type="gramEnd"/>
-      <w:r>
-        <w:rPr>
-          <w:rFonts w:ascii="Preeti" w:hAnsi="Preeti"/>
-          <w:b/>
-          <w:bCs/>
-          <w:sz w:val="32"/>
-          <w:szCs w:val="32"/>
-        </w:rPr>
-        <w:t xml:space="preserve"> .</w:t>
+        <w:t>];\ .</w:t>
       </w:r>
       <w:r>
         <w:rPr>
@@ -9617,7 +9223,7 @@
           <w:tab w:val="left" w:pos="3686"/>
           <w:tab w:val="left" w:pos="5529"/>
         </w:tabs>
-        <w:spacing w:after="0" w:line="240" w:lineRule="auto"/>
+        <w:spacing w:after="0" w:line="360" w:lineRule="auto"/>
         <w:rPr>
           <w:rFonts w:ascii="Preeti" w:hAnsi="Preeti"/>
           <w:b/>
@@ -9710,7 +9316,6 @@
         <w:tab/>
       </w:r>
       <w:proofErr w:type="spellStart"/>
-      <w:proofErr w:type="gramStart"/>
       <w:r>
         <w:rPr>
           <w:rFonts w:ascii="Preeti" w:hAnsi="Preeti"/>
@@ -9741,18 +9346,7 @@
           <w:sz w:val="32"/>
           <w:szCs w:val="32"/>
         </w:rPr>
-        <w:t>s</w:t>
-      </w:r>
-      <w:proofErr w:type="gramEnd"/>
-      <w:r>
-        <w:rPr>
-          <w:rFonts w:ascii="Preeti" w:hAnsi="Preeti"/>
-          <w:b/>
-          <w:bCs/>
-          <w:sz w:val="32"/>
-          <w:szCs w:val="32"/>
-        </w:rPr>
-        <w:t>|f</w:t>
+        <w:t>s|f</w:t>
       </w:r>
       <w:proofErr w:type="spellEnd"/>
       <w:r>
@@ -9836,7 +9430,7 @@
           <w:tab w:val="left" w:pos="3686"/>
           <w:tab w:val="left" w:pos="5529"/>
         </w:tabs>
-        <w:spacing w:after="0" w:line="240" w:lineRule="auto"/>
+        <w:spacing w:after="0" w:line="360" w:lineRule="auto"/>
         <w:rPr>
           <w:rFonts w:ascii="Preeti" w:hAnsi="Preeti"/>
           <w:b/>
@@ -9949,7 +9543,7 @@
           <w:tab w:val="left" w:pos="3686"/>
           <w:tab w:val="left" w:pos="5529"/>
         </w:tabs>
-        <w:spacing w:after="0" w:line="240" w:lineRule="auto"/>
+        <w:spacing w:after="0" w:line="360" w:lineRule="auto"/>
         <w:rPr>
           <w:rFonts w:ascii="Preeti" w:hAnsi="Preeti"/>
           <w:b/>
@@ -9967,20 +9561,8 @@
           <w:szCs w:val="32"/>
         </w:rPr>
         <w:tab/>
-        <w:t xml:space="preserve">  k</w:t>
-      </w:r>
-      <w:proofErr w:type="gramStart"/>
-      <w:r>
-        <w:rPr>
-          <w:rFonts w:ascii="Preeti" w:hAnsi="Preeti"/>
-          <w:b/>
-          <w:bCs/>
-          <w:sz w:val="32"/>
-          <w:szCs w:val="32"/>
-        </w:rPr>
-        <w:t>|;fb</w:t>
-      </w:r>
-      <w:proofErr w:type="gramEnd"/>
+        <w:t xml:space="preserve">  k|;fb</w:t>
+      </w:r>
       <w:r>
         <w:rPr>
           <w:rFonts w:ascii="Preeti" w:hAnsi="Preeti"/>
@@ -10104,7 +9686,7 @@
           <w:tab w:val="left" w:pos="3686"/>
           <w:tab w:val="left" w:pos="5529"/>
         </w:tabs>
-        <w:spacing w:after="0" w:line="240" w:lineRule="auto"/>
+        <w:spacing w:after="0" w:line="360" w:lineRule="auto"/>
         <w:rPr>
           <w:rFonts w:ascii="Preeti" w:hAnsi="Preeti"/>
           <w:b/>
@@ -10155,7 +9737,6 @@
         <w:tab/>
       </w:r>
       <w:proofErr w:type="spellStart"/>
-      <w:proofErr w:type="gramStart"/>
       <w:r>
         <w:rPr>
           <w:rFonts w:ascii="Preeti" w:hAnsi="Preeti"/>
@@ -10186,18 +9767,7 @@
           <w:sz w:val="32"/>
           <w:szCs w:val="32"/>
         </w:rPr>
-        <w:t>s</w:t>
-      </w:r>
-      <w:proofErr w:type="gramEnd"/>
-      <w:r>
-        <w:rPr>
-          <w:rFonts w:ascii="Preeti" w:hAnsi="Preeti"/>
-          <w:b/>
-          <w:bCs/>
-          <w:sz w:val="32"/>
-          <w:szCs w:val="32"/>
-        </w:rPr>
-        <w:t>|f</w:t>
+        <w:t>s|f</w:t>
       </w:r>
       <w:proofErr w:type="spellEnd"/>
     </w:p>
@@ -10276,6 +9846,16 @@
           <w:sz w:val="32"/>
           <w:szCs w:val="32"/>
         </w:rPr>
+        <w:t>=</w:t>
+      </w:r>
+      <w:r>
+        <w:rPr>
+          <w:rFonts w:ascii="Preeti" w:hAnsi="Preeti"/>
+          <w:b/>
+          <w:bCs/>
+          <w:sz w:val="32"/>
+          <w:szCs w:val="32"/>
+        </w:rPr>
         <w:t xml:space="preserve"> </w:t>
       </w:r>
       <w:proofErr w:type="spellStart"/>
@@ -10320,18 +9900,7 @@
           <w:sz w:val="32"/>
           <w:szCs w:val="32"/>
         </w:rPr>
-        <w:t xml:space="preserve"> </w:t>
-      </w:r>
-      <w:proofErr w:type="gramStart"/>
-      <w:r>
-        <w:rPr>
-          <w:rFonts w:ascii="Preeti" w:hAnsi="Preeti"/>
-          <w:b/>
-          <w:bCs/>
-          <w:sz w:val="32"/>
-          <w:szCs w:val="32"/>
-        </w:rPr>
-        <w:t>n]</w:t>
+        <w:t xml:space="preserve"> n]</w:t>
       </w:r>
       <w:proofErr w:type="spellStart"/>
       <w:r>
@@ -10355,7 +9924,6 @@
         </w:rPr>
         <w:t>];\</w:t>
       </w:r>
-      <w:proofErr w:type="gramEnd"/>
       <w:r>
         <w:rPr>
           <w:rFonts w:ascii="Preeti" w:hAnsi="Preeti"/>
@@ -10491,21 +10059,21 @@
     <w:tbl>
       <w:tblPr>
         <w:tblStyle w:val="TableGrid"/>
-        <w:tblW w:w="9914" w:type="dxa"/>
+        <w:tblW w:w="10375" w:type="dxa"/>
         <w:tblLook w:val="04A0" w:firstRow="1" w:lastRow="0" w:firstColumn="1" w:lastColumn="0" w:noHBand="0" w:noVBand="1"/>
       </w:tblPr>
       <w:tblGrid>
-        <w:gridCol w:w="3658"/>
-        <w:gridCol w:w="3221"/>
-        <w:gridCol w:w="3035"/>
+        <w:gridCol w:w="3828"/>
+        <w:gridCol w:w="3371"/>
+        <w:gridCol w:w="3176"/>
       </w:tblGrid>
       <w:tr>
         <w:trPr>
-          <w:trHeight w:val="2142"/>
+          <w:trHeight w:val="2578"/>
         </w:trPr>
         <w:tc>
           <w:tcPr>
-            <w:tcW w:w="3658" w:type="dxa"/>
+            <w:tcW w:w="3828" w:type="dxa"/>
           </w:tcPr>
           <w:p>
             <w:pPr>
@@ -10582,7 +10150,7 @@
         </w:tc>
         <w:tc>
           <w:tcPr>
-            <w:tcW w:w="3221" w:type="dxa"/>
+            <w:tcW w:w="3371" w:type="dxa"/>
           </w:tcPr>
           <w:p>
             <w:pPr>
@@ -10659,7 +10227,7 @@
         </w:tc>
         <w:tc>
           <w:tcPr>
-            <w:tcW w:w="3035" w:type="dxa"/>
+            <w:tcW w:w="3176" w:type="dxa"/>
           </w:tcPr>
           <w:p>
             <w:pPr>
@@ -10737,11 +10305,11 @@
       </w:tr>
       <w:tr>
         <w:trPr>
-          <w:trHeight w:val="1053"/>
+          <w:trHeight w:val="1267"/>
         </w:trPr>
         <w:tc>
           <w:tcPr>
-            <w:tcW w:w="3658" w:type="dxa"/>
+            <w:tcW w:w="3828" w:type="dxa"/>
           </w:tcPr>
           <w:p>
             <w:pPr>
@@ -10757,7 +10325,7 @@
         </w:tc>
         <w:tc>
           <w:tcPr>
-            <w:tcW w:w="3221" w:type="dxa"/>
+            <w:tcW w:w="3371" w:type="dxa"/>
           </w:tcPr>
           <w:p>
             <w:pPr>
@@ -10773,7 +10341,7 @@
         </w:tc>
         <w:tc>
           <w:tcPr>
-            <w:tcW w:w="3035" w:type="dxa"/>
+            <w:tcW w:w="3176" w:type="dxa"/>
           </w:tcPr>
           <w:p>
             <w:pPr>
@@ -10790,11 +10358,11 @@
       </w:tr>
       <w:tr>
         <w:trPr>
-          <w:trHeight w:val="1626"/>
+          <w:trHeight w:val="1957"/>
         </w:trPr>
         <w:tc>
           <w:tcPr>
-            <w:tcW w:w="3658" w:type="dxa"/>
+            <w:tcW w:w="3828" w:type="dxa"/>
           </w:tcPr>
           <w:p>
             <w:pPr>
@@ -10871,7 +10439,7 @@
         </w:tc>
         <w:tc>
           <w:tcPr>
-            <w:tcW w:w="3221" w:type="dxa"/>
+            <w:tcW w:w="3371" w:type="dxa"/>
           </w:tcPr>
           <w:p>
             <w:pPr>
@@ -10939,7 +10507,7 @@
         </w:tc>
         <w:tc>
           <w:tcPr>
-            <w:tcW w:w="3035" w:type="dxa"/>
+            <w:tcW w:w="3176" w:type="dxa"/>
           </w:tcPr>
           <w:p>
             <w:pPr>
@@ -11016,11 +10584,11 @@
       </w:tr>
       <w:tr>
         <w:trPr>
-          <w:trHeight w:val="1028"/>
+          <w:trHeight w:val="1237"/>
         </w:trPr>
         <w:tc>
           <w:tcPr>
-            <w:tcW w:w="3658" w:type="dxa"/>
+            <w:tcW w:w="3828" w:type="dxa"/>
           </w:tcPr>
           <w:p>
             <w:pPr>
@@ -11036,7 +10604,7 @@
         </w:tc>
         <w:tc>
           <w:tcPr>
-            <w:tcW w:w="3221" w:type="dxa"/>
+            <w:tcW w:w="3371" w:type="dxa"/>
           </w:tcPr>
           <w:p>
             <w:pPr>
@@ -11052,7 +10620,7 @@
         </w:tc>
         <w:tc>
           <w:tcPr>
-            <w:tcW w:w="3035" w:type="dxa"/>
+            <w:tcW w:w="3176" w:type="dxa"/>
           </w:tcPr>
           <w:p>
             <w:pPr>
@@ -11081,8 +10649,11 @@
           <w:u w:val="single"/>
         </w:rPr>
       </w:pPr>
-      <w:proofErr w:type="gramStart"/>
-      <w:r>
+    </w:p>
+    <w:p>
+      <w:pPr>
+        <w:spacing w:after="0" w:line="240" w:lineRule="auto"/>
+        <w:jc w:val="center"/>
         <w:rPr>
           <w:rFonts w:ascii="Preeti" w:hAnsi="Preeti"/>
           <w:b/>
@@ -11091,6 +10662,16 @@
           <w:szCs w:val="32"/>
           <w:u w:val="single"/>
         </w:rPr>
+      </w:pPr>
+      <w:r>
+        <w:rPr>
+          <w:rFonts w:ascii="Preeti" w:hAnsi="Preeti"/>
+          <w:b/>
+          <w:bCs/>
+          <w:sz w:val="32"/>
+          <w:szCs w:val="32"/>
+          <w:u w:val="single"/>
+        </w:rPr>
         <w:t>;</w:t>
       </w:r>
       <w:proofErr w:type="spellStart"/>
@@ -11106,7 +10687,6 @@
         <w:t>dfKt</w:t>
       </w:r>
       <w:proofErr w:type="spellEnd"/>
-      <w:proofErr w:type="gramEnd"/>
     </w:p>
     <w:p>
       <w:pPr>
@@ -11115,7 +10695,7 @@
     </w:p>
     <w:sectPr>
       <w:pgSz w:w="11906" w:h="16838" w:code="9"/>
-      <w:pgMar w:top="720" w:right="720" w:bottom="720" w:left="720" w:header="720" w:footer="720" w:gutter="0"/>
+      <w:pgMar w:top="540" w:right="720" w:bottom="360" w:left="720" w:header="720" w:footer="720" w:gutter="0"/>
       <w:cols w:space="720"/>
       <w:docGrid w:linePitch="360"/>
     </w:sectPr>

--- a/Received/ukg/ukg, nepali.docx
+++ b/Received/ukg/ukg, nepali.docx
@@ -218,9 +218,9 @@
           <w:sz w:val="40"/>
           <w:szCs w:val="40"/>
         </w:rPr>
-        <w:t>u|Lg</w:t>
-      </w:r>
-      <w:proofErr w:type="spellEnd"/>
+        <w:t>u|</w:t>
+      </w:r>
+      <w:proofErr w:type="gramStart"/>
       <w:r>
         <w:rPr>
           <w:rFonts w:ascii="Preeti" w:hAnsi="Preeti"/>
@@ -229,9 +229,9 @@
           <w:sz w:val="40"/>
           <w:szCs w:val="40"/>
         </w:rPr>
-        <w:t xml:space="preserve"> ;f];fO6L </w:t>
-      </w:r>
-      <w:proofErr w:type="spellStart"/>
+        <w:t>Lg</w:t>
+      </w:r>
+      <w:proofErr w:type="spellEnd"/>
       <w:r>
         <w:rPr>
           <w:rFonts w:ascii="Preeti" w:hAnsi="Preeti"/>
@@ -240,9 +240,9 @@
           <w:sz w:val="40"/>
           <w:szCs w:val="40"/>
         </w:rPr>
-        <w:t>klAns</w:t>
-      </w:r>
-      <w:proofErr w:type="spellEnd"/>
+        <w:t xml:space="preserve"> ;f];fO</w:t>
+      </w:r>
+      <w:proofErr w:type="gramEnd"/>
       <w:r>
         <w:rPr>
           <w:rFonts w:ascii="Preeti" w:hAnsi="Preeti"/>
@@ -251,9 +251,10 @@
           <w:sz w:val="40"/>
           <w:szCs w:val="40"/>
         </w:rPr>
-        <w:t xml:space="preserve"> :</w:t>
+        <w:t xml:space="preserve">6L </w:t>
       </w:r>
       <w:proofErr w:type="spellStart"/>
+      <w:proofErr w:type="gramStart"/>
       <w:r>
         <w:rPr>
           <w:rFonts w:ascii="Preeti" w:hAnsi="Preeti"/>
@@ -262,7 +263,119 @@
           <w:sz w:val="40"/>
           <w:szCs w:val="40"/>
         </w:rPr>
+        <w:t>klAns</w:t>
+      </w:r>
+      <w:proofErr w:type="spellEnd"/>
+      <w:r>
+        <w:rPr>
+          <w:rFonts w:ascii="Preeti" w:hAnsi="Preeti"/>
+          <w:b/>
+          <w:bCs/>
+          <w:sz w:val="40"/>
+          <w:szCs w:val="40"/>
+        </w:rPr>
+        <w:t xml:space="preserve"> :</w:t>
+      </w:r>
+      <w:proofErr w:type="spellStart"/>
+      <w:r>
+        <w:rPr>
+          <w:rFonts w:ascii="Preeti" w:hAnsi="Preeti"/>
+          <w:b/>
+          <w:bCs/>
+          <w:sz w:val="40"/>
+          <w:szCs w:val="40"/>
+        </w:rPr>
         <w:t>s'n</w:t>
+      </w:r>
+      <w:proofErr w:type="spellEnd"/>
+      <w:proofErr w:type="gramEnd"/>
+    </w:p>
+    <w:p>
+      <w:pPr>
+        <w:tabs>
+          <w:tab w:val="left" w:pos="180"/>
+        </w:tabs>
+        <w:spacing w:after="0" w:line="240" w:lineRule="auto"/>
+        <w:jc w:val="center"/>
+      </w:pPr>
+      <w:r>
+        <w:rPr>
+          <w:rFonts w:ascii="Preeti" w:hAnsi="Preeti"/>
+          <w:b/>
+          <w:sz w:val="28"/>
+          <w:szCs w:val="28"/>
+        </w:rPr>
+        <w:t>/</w:t>
+      </w:r>
+      <w:proofErr w:type="spellStart"/>
+      <w:r>
+        <w:rPr>
+          <w:rFonts w:ascii="Preeti" w:hAnsi="Preeti"/>
+          <w:b/>
+          <w:sz w:val="28"/>
+          <w:szCs w:val="28"/>
+        </w:rPr>
+        <w:t>Tggu</w:t>
+      </w:r>
+      <w:proofErr w:type="spellEnd"/>
+      <w:r>
+        <w:rPr>
+          <w:rFonts w:ascii="Preeti" w:hAnsi="Preeti"/>
+          <w:b/>
+          <w:sz w:val="28"/>
+          <w:szCs w:val="28"/>
+        </w:rPr>
+        <w:t>/–&amp;</w:t>
+      </w:r>
+      <w:proofErr w:type="gramStart"/>
+      <w:r>
+        <w:rPr>
+          <w:rFonts w:ascii="Preeti" w:hAnsi="Preeti"/>
+          <w:b/>
+          <w:sz w:val="28"/>
+          <w:szCs w:val="28"/>
+        </w:rPr>
+        <w:t>, ;f</w:t>
+      </w:r>
+      <w:proofErr w:type="gramEnd"/>
+      <w:r>
+        <w:rPr>
+          <w:rFonts w:ascii="Preeti" w:hAnsi="Preeti"/>
+          <w:b/>
+          <w:sz w:val="28"/>
+          <w:szCs w:val="28"/>
+        </w:rPr>
+        <w:t>}/</w:t>
+      </w:r>
+      <w:proofErr w:type="spellStart"/>
+      <w:r>
+        <w:rPr>
+          <w:rFonts w:ascii="Preeti" w:hAnsi="Preeti"/>
+          <w:b/>
+          <w:sz w:val="28"/>
+          <w:szCs w:val="28"/>
+        </w:rPr>
+        <w:t>fxf</w:t>
+      </w:r>
+      <w:proofErr w:type="spellEnd"/>
+      <w:r>
+        <w:rPr>
+          <w:rFonts w:ascii="Preeti" w:hAnsi="Preeti"/>
+          <w:b/>
+          <w:sz w:val="28"/>
+          <w:szCs w:val="28"/>
+        </w:rPr>
+        <w:t xml:space="preserve"> </w:t>
+      </w:r>
+      <w:proofErr w:type="spellStart"/>
+      <w:r>
+        <w:rPr>
+          <w:rFonts w:ascii="Preeti" w:hAnsi="Preeti"/>
+          <w:b/>
+          <w:sz w:val="28"/>
+          <w:szCs w:val="28"/>
+        </w:rPr>
+        <w:t>lrtjg</w:t>
       </w:r>
       <w:proofErr w:type="spellEnd"/>
     </w:p>
@@ -274,75 +387,7 @@
         <w:spacing w:after="0" w:line="240" w:lineRule="auto"/>
         <w:jc w:val="center"/>
       </w:pPr>
-      <w:r>
-        <w:rPr>
-          <w:rFonts w:ascii="Preeti" w:hAnsi="Preeti"/>
-          <w:b/>
-          <w:sz w:val="28"/>
-          <w:szCs w:val="28"/>
-        </w:rPr>
-        <w:t>/</w:t>
-      </w:r>
-      <w:proofErr w:type="spellStart"/>
-      <w:r>
-        <w:rPr>
-          <w:rFonts w:ascii="Preeti" w:hAnsi="Preeti"/>
-          <w:b/>
-          <w:sz w:val="28"/>
-          <w:szCs w:val="28"/>
-        </w:rPr>
-        <w:t>Tggu</w:t>
-      </w:r>
-      <w:proofErr w:type="spellEnd"/>
-      <w:r>
-        <w:rPr>
-          <w:rFonts w:ascii="Preeti" w:hAnsi="Preeti"/>
-          <w:b/>
-          <w:sz w:val="28"/>
-          <w:szCs w:val="28"/>
-        </w:rPr>
-        <w:t>/–&amp;, ;f}/</w:t>
-      </w:r>
-      <w:proofErr w:type="spellStart"/>
-      <w:r>
-        <w:rPr>
-          <w:rFonts w:ascii="Preeti" w:hAnsi="Preeti"/>
-          <w:b/>
-          <w:sz w:val="28"/>
-          <w:szCs w:val="28"/>
-        </w:rPr>
-        <w:t>fxf</w:t>
-      </w:r>
-      <w:proofErr w:type="spellEnd"/>
-      <w:r>
-        <w:rPr>
-          <w:rFonts w:ascii="Preeti" w:hAnsi="Preeti"/>
-          <w:b/>
-          <w:sz w:val="28"/>
-          <w:szCs w:val="28"/>
-        </w:rPr>
-        <w:t xml:space="preserve"> </w:t>
-      </w:r>
-      <w:proofErr w:type="spellStart"/>
-      <w:r>
-        <w:rPr>
-          <w:rFonts w:ascii="Preeti" w:hAnsi="Preeti"/>
-          <w:b/>
-          <w:sz w:val="28"/>
-          <w:szCs w:val="28"/>
-        </w:rPr>
-        <w:t>lrtjg</w:t>
-      </w:r>
-      <w:proofErr w:type="spellEnd"/>
-    </w:p>
-    <w:p>
-      <w:pPr>
-        <w:tabs>
-          <w:tab w:val="left" w:pos="180"/>
-        </w:tabs>
-        <w:spacing w:after="0" w:line="240" w:lineRule="auto"/>
-        <w:jc w:val="center"/>
-      </w:pPr>
+      <w:proofErr w:type="gramStart"/>
       <w:r>
         <w:rPr>
           <w:rFonts w:ascii="Preeti" w:hAnsi="Preeti"/>
@@ -351,8 +396,9 @@
           <w:szCs w:val="36"/>
           <w:u w:val="single"/>
         </w:rPr>
-        <w:t>t];|f]</w:t>
-      </w:r>
+        <w:t>t];|</w:t>
+      </w:r>
+      <w:proofErr w:type="gramEnd"/>
       <w:r>
         <w:rPr>
           <w:rFonts w:ascii="Preeti" w:hAnsi="Preeti"/>
@@ -361,9 +407,8 @@
           <w:szCs w:val="36"/>
           <w:u w:val="single"/>
         </w:rPr>
-        <w:t xml:space="preserve"> q}</w:t>
-      </w:r>
-      <w:proofErr w:type="spellStart"/>
+        <w:t>f]</w:t>
+      </w:r>
       <w:r>
         <w:rPr>
           <w:rFonts w:ascii="Preeti" w:hAnsi="Preeti"/>
@@ -372,7 +417,40 @@
           <w:szCs w:val="36"/>
           <w:u w:val="single"/>
         </w:rPr>
-        <w:t>dfl;s</w:t>
+        <w:t xml:space="preserve"> </w:t>
+      </w:r>
+      <w:proofErr w:type="gramStart"/>
+      <w:r>
+        <w:rPr>
+          <w:rFonts w:ascii="Preeti" w:hAnsi="Preeti"/>
+          <w:b/>
+          <w:sz w:val="36"/>
+          <w:szCs w:val="36"/>
+          <w:u w:val="single"/>
+        </w:rPr>
+        <w:t>q}</w:t>
+      </w:r>
+      <w:proofErr w:type="spellStart"/>
+      <w:r>
+        <w:rPr>
+          <w:rFonts w:ascii="Preeti" w:hAnsi="Preeti"/>
+          <w:b/>
+          <w:sz w:val="36"/>
+          <w:szCs w:val="36"/>
+          <w:u w:val="single"/>
+        </w:rPr>
+        <w:t>dfl</w:t>
+      </w:r>
+      <w:proofErr w:type="gramEnd"/>
+      <w:r>
+        <w:rPr>
+          <w:rFonts w:ascii="Preeti" w:hAnsi="Preeti"/>
+          <w:b/>
+          <w:sz w:val="36"/>
+          <w:szCs w:val="36"/>
+          <w:u w:val="single"/>
+        </w:rPr>
+        <w:t>;s</w:t>
       </w:r>
       <w:proofErr w:type="spellEnd"/>
       <w:r>
@@ -465,9 +543,20 @@
           <w:bCs/>
           <w:sz w:val="36"/>
         </w:rPr>
-        <w:t xml:space="preserve"> o'=s]=</w:t>
+        <w:t xml:space="preserve"> o'=</w:t>
+      </w:r>
+      <w:proofErr w:type="gramStart"/>
+      <w:r>
+        <w:rPr>
+          <w:rFonts w:ascii="Preeti" w:hAnsi="Preeti"/>
+          <w:b/>
+          <w:bCs/>
+          <w:sz w:val="36"/>
+        </w:rPr>
+        <w:t>s]=</w:t>
       </w:r>
       <w:proofErr w:type="spellStart"/>
+      <w:proofErr w:type="gramEnd"/>
       <w:r>
         <w:rPr>
           <w:rFonts w:ascii="Preeti" w:hAnsi="Preeti"/>
@@ -516,6 +605,7 @@
         </w:rPr>
         <w:t xml:space="preserve">        </w:t>
       </w:r>
+      <w:proofErr w:type="gramStart"/>
       <w:r>
         <w:rPr>
           <w:rFonts w:ascii="Times New Roman" w:hAnsi="Times New Roman"/>
@@ -539,8 +629,19 @@
           <w:cs/>
           <w:lang w:eastAsia="zh-CN" w:bidi="hi-IN"/>
         </w:rPr>
-        <w:t xml:space="preserve">समय </w:t>
-      </w:r>
+        <w:t>समय</w:t>
+      </w:r>
+      <w:proofErr w:type="gramEnd"/>
+      <w:r>
+        <w:rPr>
+          <w:rFonts w:ascii="Preeti" w:hAnsi="Preeti"/>
+          <w:b/>
+          <w:cs/>
+          <w:lang w:eastAsia="zh-CN" w:bidi="hi-IN"/>
+        </w:rPr>
+        <w:t xml:space="preserve"> </w:t>
+      </w:r>
+      <w:proofErr w:type="gramStart"/>
       <w:r>
         <w:rPr>
           <w:rFonts w:ascii="Preeti" w:hAnsi="Preeti"/>
@@ -566,7 +667,16 @@
           <w:b/>
           <w:lang w:eastAsia="zh-CN" w:bidi="hi-IN"/>
         </w:rPr>
-        <w:t xml:space="preserve">@ </w:t>
+        <w:t>@</w:t>
+      </w:r>
+      <w:proofErr w:type="gramEnd"/>
+      <w:r>
+        <w:rPr>
+          <w:rFonts w:ascii="Preeti" w:hAnsi="Preeti"/>
+          <w:b/>
+          <w:lang w:eastAsia="zh-CN" w:bidi="hi-IN"/>
+        </w:rPr>
+        <w:t xml:space="preserve"> </w:t>
       </w:r>
       <w:r>
         <w:rPr>
@@ -645,8 +755,19 @@
           <w:sz w:val="32"/>
           <w:szCs w:val="32"/>
         </w:rPr>
-        <w:t>k"0ff{</w:t>
-      </w:r>
+        <w:t>k"0</w:t>
+      </w:r>
+      <w:proofErr w:type="gramStart"/>
+      <w:r>
+        <w:rPr>
+          <w:rFonts w:ascii="Preeti" w:hAnsi="Preeti"/>
+          <w:b/>
+          <w:sz w:val="32"/>
+          <w:szCs w:val="32"/>
+        </w:rPr>
+        <w:t>ff{</w:t>
+      </w:r>
+      <w:proofErr w:type="gramEnd"/>
       <w:r>
         <w:rPr>
           <w:rFonts w:ascii="Preeti" w:hAnsi="Preeti" w:cs="Times New Roman"/>
@@ -657,6 +778,7 @@
         </w:rPr>
         <w:t>ÍM–</w:t>
       </w:r>
+      <w:proofErr w:type="gramStart"/>
       <w:r>
         <w:rPr>
           <w:rFonts w:ascii="Preeti" w:hAnsi="Preeti" w:cs="Times New Roman"/>
@@ -685,7 +807,18 @@
           <w:szCs w:val="24"/>
           <w:lang w:eastAsia="zh-CN" w:bidi="hi-IN"/>
         </w:rPr>
-        <w:t xml:space="preserve">          </w:t>
+        <w:t xml:space="preserve">  </w:t>
+      </w:r>
+      <w:proofErr w:type="gramEnd"/>
+      <w:r>
+        <w:rPr>
+          <w:rFonts w:ascii="Preeti" w:hAnsi="Preeti"/>
+          <w:bCs/>
+          <w:sz w:val="24"/>
+          <w:szCs w:val="24"/>
+          <w:lang w:eastAsia="zh-CN" w:bidi="hi-IN"/>
+        </w:rPr>
+        <w:t xml:space="preserve">        </w:t>
       </w:r>
       <w:proofErr w:type="spellStart"/>
       <w:r>
@@ -709,6 +842,7 @@
         </w:rPr>
         <w:t>–</w:t>
       </w:r>
+      <w:proofErr w:type="gramStart"/>
       <w:r>
         <w:rPr>
           <w:rFonts w:ascii="Preeti" w:hAnsi="Preeti" w:cs="Times New Roman"/>
@@ -731,6 +865,7 @@
         <w:t>kfnL</w:t>
       </w:r>
       <w:proofErr w:type="spellEnd"/>
+      <w:proofErr w:type="gramEnd"/>
       <w:r>
         <w:rPr>
           <w:rFonts w:ascii="Preeti" w:hAnsi="Preeti" w:cs="Times New Roman"/>
@@ -790,6 +925,7 @@
               </w:rPr>
             </w:pPr>
             <w:proofErr w:type="spellStart"/>
+            <w:proofErr w:type="gramStart"/>
             <w:r>
               <w:rPr>
                 <w:rFonts w:ascii="Preeti" w:hAnsi="Preeti"/>
@@ -819,7 +955,18 @@
                 <w:sz w:val="40"/>
                 <w:szCs w:val="40"/>
               </w:rPr>
-              <w:t xml:space="preserve">: </w:t>
+              <w:t>:</w:t>
+            </w:r>
+            <w:proofErr w:type="gramEnd"/>
+            <w:r>
+              <w:rPr>
+                <w:rFonts w:ascii="Times New Roman" w:hAnsi="Times New Roman"/>
+                <w:b/>
+                <w:bCs/>
+                <w:sz w:val="40"/>
+                <w:szCs w:val="40"/>
+              </w:rPr>
+              <w:t xml:space="preserve"> </w:t>
             </w:r>
             <w:r>
               <w:rPr>
@@ -829,7 +976,40 @@
                 <w:sz w:val="40"/>
                 <w:szCs w:val="40"/>
               </w:rPr>
-              <w:t>====================================================/f]n g+=============;]</w:t>
+              <w:t>====================================================/</w:t>
+            </w:r>
+            <w:proofErr w:type="gramStart"/>
+            <w:r>
+              <w:rPr>
+                <w:rFonts w:ascii="Preeti" w:hAnsi="Preeti"/>
+                <w:b/>
+                <w:bCs/>
+                <w:sz w:val="40"/>
+                <w:szCs w:val="40"/>
+              </w:rPr>
+              <w:t>f]n</w:t>
+            </w:r>
+            <w:proofErr w:type="gramEnd"/>
+            <w:r>
+              <w:rPr>
+                <w:rFonts w:ascii="Preeti" w:hAnsi="Preeti"/>
+                <w:b/>
+                <w:bCs/>
+                <w:sz w:val="40"/>
+                <w:szCs w:val="40"/>
+              </w:rPr>
+              <w:t xml:space="preserve"> g+=============</w:t>
+            </w:r>
+            <w:proofErr w:type="gramStart"/>
+            <w:r>
+              <w:rPr>
+                <w:rFonts w:ascii="Preeti" w:hAnsi="Preeti"/>
+                <w:b/>
+                <w:bCs/>
+                <w:sz w:val="40"/>
+                <w:szCs w:val="40"/>
+              </w:rPr>
+              <w:t>;]</w:t>
             </w:r>
             <w:proofErr w:type="spellStart"/>
             <w:r>
@@ -840,7 +1020,18 @@
                 <w:sz w:val="40"/>
                 <w:szCs w:val="40"/>
               </w:rPr>
-              <w:t>S;g</w:t>
+              <w:t>S</w:t>
+            </w:r>
+            <w:proofErr w:type="gramEnd"/>
+            <w:r>
+              <w:rPr>
+                <w:rFonts w:ascii="Preeti" w:hAnsi="Preeti"/>
+                <w:b/>
+                <w:bCs/>
+                <w:sz w:val="40"/>
+                <w:szCs w:val="40"/>
+              </w:rPr>
+              <w:t>;g</w:t>
             </w:r>
             <w:proofErr w:type="spellEnd"/>
             <w:r>
@@ -851,7 +1042,18 @@
                 <w:sz w:val="40"/>
                 <w:szCs w:val="40"/>
               </w:rPr>
-              <w:t xml:space="preserve"> M</w:t>
+              <w:t xml:space="preserve"> </w:t>
+            </w:r>
+            <w:proofErr w:type="gramStart"/>
+            <w:r>
+              <w:rPr>
+                <w:rFonts w:ascii="Preeti" w:hAnsi="Preeti"/>
+                <w:b/>
+                <w:bCs/>
+                <w:sz w:val="40"/>
+                <w:szCs w:val="40"/>
+              </w:rPr>
+              <w:t>M</w:t>
             </w:r>
             <w:r>
               <w:rPr>
@@ -871,7 +1073,18 @@
                 <w:sz w:val="40"/>
                 <w:szCs w:val="40"/>
               </w:rPr>
-              <w:t>================</w:t>
+              <w:t>=</w:t>
+            </w:r>
+            <w:proofErr w:type="gramEnd"/>
+            <w:r>
+              <w:rPr>
+                <w:rFonts w:ascii="Preeti" w:hAnsi="Preeti"/>
+                <w:b/>
+                <w:bCs/>
+                <w:sz w:val="40"/>
+                <w:szCs w:val="40"/>
+              </w:rPr>
+              <w:t>===============</w:t>
             </w:r>
             <w:r>
               <w:rPr>
@@ -1038,7 +1251,18 @@
                 <w:sz w:val="36"/>
                 <w:szCs w:val="36"/>
               </w:rPr>
-              <w:t>k|fKtf</w:t>
+              <w:t>k|</w:t>
+            </w:r>
+            <w:proofErr w:type="gramStart"/>
+            <w:r>
+              <w:rPr>
+                <w:rFonts w:ascii="Preeti" w:hAnsi="Preeti"/>
+                <w:b/>
+                <w:bCs/>
+                <w:sz w:val="36"/>
+                <w:szCs w:val="36"/>
+              </w:rPr>
+              <w:t>fKtf</w:t>
             </w:r>
             <w:r>
               <w:rPr>
@@ -1069,6 +1293,7 @@
               </w:rPr>
               <w:t>:</w:t>
             </w:r>
+            <w:proofErr w:type="gramEnd"/>
           </w:p>
           <w:p>
             <w:pPr>
@@ -1115,6 +1340,7 @@
               <w:t>LIfssf</w:t>
             </w:r>
             <w:proofErr w:type="spellEnd"/>
+            <w:proofErr w:type="gramStart"/>
             <w:r>
               <w:rPr>
                 <w:rFonts w:ascii="Preeti" w:hAnsi="Preeti"/>
@@ -1125,6 +1351,7 @@
               </w:rPr>
               <w:t>] ;xL</w:t>
             </w:r>
+            <w:proofErr w:type="gramEnd"/>
             <w:r>
               <w:rPr>
                 <w:rFonts w:ascii="Times New Roman" w:hAnsi="Times New Roman"/>
@@ -1157,6 +1384,7 @@
               <w:t>LIfssf</w:t>
             </w:r>
             <w:proofErr w:type="spellEnd"/>
+            <w:proofErr w:type="gramStart"/>
             <w:r>
               <w:rPr>
                 <w:rFonts w:ascii="Preeti" w:hAnsi="Preeti"/>
@@ -1179,6 +1407,7 @@
               <w:t>xL</w:t>
             </w:r>
             <w:proofErr w:type="spellEnd"/>
+            <w:proofErr w:type="gramEnd"/>
             <w:r>
               <w:rPr>
                 <w:rFonts w:ascii="Times New Roman" w:hAnsi="Times New Roman"/>
@@ -1234,8 +1463,20 @@
           <w:sz w:val="32"/>
           <w:szCs w:val="32"/>
         </w:rPr>
-        <w:t xml:space="preserve"> g+= !</w:t>
-      </w:r>
+        <w:t xml:space="preserve"> g+</w:t>
+      </w:r>
+      <w:proofErr w:type="gramStart"/>
+      <w:r>
+        <w:rPr>
+          <w:rFonts w:ascii="Preeti" w:hAnsi="Preeti"/>
+          <w:b/>
+          <w:bCs/>
+          <w:sz w:val="32"/>
+          <w:szCs w:val="32"/>
+        </w:rPr>
+        <w:t>= !</w:t>
+      </w:r>
+      <w:proofErr w:type="gramEnd"/>
       <w:r>
         <w:rPr>
           <w:rFonts w:ascii="Preeti" w:hAnsi="Preeti"/>
@@ -1298,7 +1539,18 @@
           <w:sz w:val="32"/>
           <w:szCs w:val="32"/>
         </w:rPr>
-        <w:t>/ n]</w:t>
+        <w:t xml:space="preserve">/ </w:t>
+      </w:r>
+      <w:proofErr w:type="gramStart"/>
+      <w:r>
+        <w:rPr>
+          <w:rFonts w:ascii="Preeti" w:hAnsi="Preeti"/>
+          <w:b/>
+          <w:bCs/>
+          <w:sz w:val="32"/>
+          <w:szCs w:val="32"/>
+        </w:rPr>
+        <w:t>n]</w:t>
       </w:r>
       <w:proofErr w:type="spellStart"/>
       <w:r>
@@ -1320,87 +1572,127 @@
           <w:sz w:val="32"/>
           <w:szCs w:val="32"/>
         </w:rPr>
-        <w:t>];\ .</w:t>
-      </w:r>
-      <w:r>
-        <w:rPr>
-          <w:rFonts w:ascii="Preeti" w:hAnsi="Preeti"/>
-          <w:b/>
-          <w:bCs/>
-          <w:sz w:val="32"/>
-          <w:szCs w:val="32"/>
-        </w:rPr>
-        <w:tab/>
-      </w:r>
-      <w:r>
-        <w:rPr>
-          <w:rFonts w:ascii="Preeti" w:hAnsi="Preeti"/>
-          <w:b/>
-          <w:bCs/>
-          <w:sz w:val="32"/>
-          <w:szCs w:val="32"/>
-        </w:rPr>
-        <w:tab/>
-      </w:r>
-      <w:r>
-        <w:rPr>
-          <w:rFonts w:ascii="Preeti" w:hAnsi="Preeti"/>
-          <w:b/>
-          <w:bCs/>
-          <w:sz w:val="32"/>
-          <w:szCs w:val="32"/>
-        </w:rPr>
-        <w:tab/>
-      </w:r>
-      <w:r>
-        <w:rPr>
-          <w:rFonts w:ascii="Preeti" w:hAnsi="Preeti"/>
-          <w:b/>
-          <w:bCs/>
-          <w:sz w:val="32"/>
-          <w:szCs w:val="32"/>
-        </w:rPr>
-        <w:tab/>
-      </w:r>
-      <w:r>
-        <w:rPr>
-          <w:rFonts w:ascii="Preeti" w:hAnsi="Preeti"/>
-          <w:b/>
-          <w:bCs/>
-          <w:sz w:val="32"/>
-          <w:szCs w:val="32"/>
-        </w:rPr>
-        <w:tab/>
-      </w:r>
-      <w:r>
-        <w:rPr>
-          <w:rFonts w:ascii="Preeti" w:hAnsi="Preeti"/>
-          <w:b/>
-          <w:bCs/>
-          <w:sz w:val="32"/>
-          <w:szCs w:val="32"/>
-        </w:rPr>
-        <w:tab/>
-      </w:r>
-      <w:r>
-        <w:rPr>
-          <w:rFonts w:ascii="Preeti" w:hAnsi="Preeti"/>
-          <w:b/>
-          <w:bCs/>
-          <w:sz w:val="32"/>
-          <w:szCs w:val="32"/>
-        </w:rPr>
-        <w:tab/>
-      </w:r>
-      <w:r>
-        <w:rPr>
-          <w:rFonts w:ascii="Preeti" w:hAnsi="Preeti"/>
-          <w:b/>
-          <w:bCs/>
-          <w:sz w:val="32"/>
-          <w:szCs w:val="32"/>
-        </w:rPr>
-        <w:tab/>
+        <w:t>];\</w:t>
+      </w:r>
+      <w:proofErr w:type="gramEnd"/>
+      <w:r>
+        <w:rPr>
+          <w:rFonts w:ascii="Preeti" w:hAnsi="Preeti"/>
+          <w:b/>
+          <w:bCs/>
+          <w:sz w:val="32"/>
+          <w:szCs w:val="32"/>
+        </w:rPr>
+        <w:t xml:space="preserve"> .</w:t>
+      </w:r>
+      <w:r>
+        <w:rPr>
+          <w:rFonts w:ascii="Preeti" w:hAnsi="Preeti"/>
+          <w:b/>
+          <w:bCs/>
+          <w:sz w:val="32"/>
+          <w:szCs w:val="32"/>
+        </w:rPr>
+        <w:tab/>
+      </w:r>
+      <w:r>
+        <w:rPr>
+          <w:rFonts w:ascii="Preeti" w:hAnsi="Preeti"/>
+          <w:b/>
+          <w:bCs/>
+          <w:sz w:val="32"/>
+          <w:szCs w:val="32"/>
+        </w:rPr>
+        <w:tab/>
+      </w:r>
+      <w:r>
+        <w:rPr>
+          <w:rFonts w:ascii="Preeti" w:hAnsi="Preeti"/>
+          <w:b/>
+          <w:bCs/>
+          <w:sz w:val="32"/>
+          <w:szCs w:val="32"/>
+        </w:rPr>
+        <w:tab/>
+      </w:r>
+      <w:r>
+        <w:rPr>
+          <w:rFonts w:ascii="Preeti" w:hAnsi="Preeti"/>
+          <w:b/>
+          <w:bCs/>
+          <w:sz w:val="32"/>
+          <w:szCs w:val="32"/>
+        </w:rPr>
+        <w:tab/>
+      </w:r>
+      <w:r>
+        <w:rPr>
+          <w:rFonts w:ascii="Preeti" w:hAnsi="Preeti"/>
+          <w:b/>
+          <w:bCs/>
+          <w:sz w:val="32"/>
+          <w:szCs w:val="32"/>
+        </w:rPr>
+        <w:tab/>
+      </w:r>
+      <w:r>
+        <w:rPr>
+          <w:rFonts w:ascii="Preeti" w:hAnsi="Preeti"/>
+          <w:b/>
+          <w:bCs/>
+          <w:sz w:val="32"/>
+          <w:szCs w:val="32"/>
+        </w:rPr>
+        <w:tab/>
+      </w:r>
+      <w:r>
+        <w:rPr>
+          <w:rFonts w:ascii="Preeti" w:hAnsi="Preeti"/>
+          <w:b/>
+          <w:bCs/>
+          <w:sz w:val="32"/>
+          <w:szCs w:val="32"/>
+        </w:rPr>
+        <w:tab/>
+      </w:r>
+      <w:r>
+        <w:rPr>
+          <w:rFonts w:ascii="Preeti" w:hAnsi="Preeti"/>
+          <w:b/>
+          <w:bCs/>
+          <w:sz w:val="32"/>
+          <w:szCs w:val="32"/>
+        </w:rPr>
+        <w:tab/>
+      </w:r>
+      <w:r>
+        <w:rPr>
+          <w:rFonts w:ascii="Preeti" w:hAnsi="Preeti"/>
+          <w:b/>
+          <w:bCs/>
+          <w:sz w:val="32"/>
+          <w:szCs w:val="32"/>
+        </w:rPr>
+        <w:tab/>
+      </w:r>
+      <w:r>
+        <w:rPr>
+          <w:rFonts w:ascii="Preeti" w:hAnsi="Preeti"/>
+          <w:b/>
+          <w:bCs/>
+          <w:sz w:val="32"/>
+          <w:szCs w:val="32"/>
+        </w:rPr>
+        <w:tab/>
+      </w:r>
+      <w:r>
+        <w:rPr>
+          <w:rFonts w:ascii="Preeti" w:hAnsi="Preeti"/>
+          <w:b/>
+          <w:bCs/>
+          <w:sz w:val="32"/>
+          <w:szCs w:val="32"/>
+        </w:rPr>
         <w:t>-#_</w:t>
       </w:r>
     </w:p>
@@ -1716,7 +2008,29 @@
           <w:sz w:val="32"/>
           <w:szCs w:val="32"/>
         </w:rPr>
-        <w:t xml:space="preserve">5 ± ] Ö </w:t>
+        <w:t xml:space="preserve">5 </w:t>
+      </w:r>
+      <w:proofErr w:type="gramStart"/>
+      <w:r>
+        <w:rPr>
+          <w:rFonts w:ascii="Preeti" w:hAnsi="Preeti"/>
+          <w:b/>
+          <w:bCs/>
+          <w:sz w:val="32"/>
+          <w:szCs w:val="32"/>
+        </w:rPr>
+        <w:t>± ]</w:t>
+      </w:r>
+      <w:proofErr w:type="gramEnd"/>
+      <w:r>
+        <w:rPr>
+          <w:rFonts w:ascii="Preeti" w:hAnsi="Preeti"/>
+          <w:b/>
+          <w:bCs/>
+          <w:sz w:val="32"/>
+          <w:szCs w:val="32"/>
+        </w:rPr>
+        <w:t xml:space="preserve"> Ö </w:t>
       </w:r>
     </w:p>
     <w:p>
@@ -2435,6 +2749,7 @@
         <w:t xml:space="preserve">' - F _ </w:t>
       </w:r>
       <w:proofErr w:type="spellStart"/>
+      <w:proofErr w:type="gramStart"/>
       <w:r>
         <w:rPr>
           <w:rFonts w:ascii="Preeti" w:hAnsi="Preeti"/>
@@ -2454,7 +2769,18 @@
           <w:sz w:val="32"/>
           <w:szCs w:val="32"/>
         </w:rPr>
-        <w:t xml:space="preserve">]sf </w:t>
+        <w:t>]sf</w:t>
+      </w:r>
+      <w:proofErr w:type="gramEnd"/>
+      <w:r>
+        <w:rPr>
+          <w:rFonts w:ascii="Preeti" w:hAnsi="Preeti"/>
+          <w:b/>
+          <w:bCs/>
+          <w:sz w:val="32"/>
+          <w:szCs w:val="32"/>
+        </w:rPr>
+        <w:t xml:space="preserve"> </w:t>
       </w:r>
       <w:proofErr w:type="spellStart"/>
       <w:r>
@@ -2476,7 +2802,18 @@
           <w:sz w:val="32"/>
           <w:szCs w:val="32"/>
         </w:rPr>
-        <w:t>¿ n]</w:t>
+        <w:t xml:space="preserve">¿ </w:t>
+      </w:r>
+      <w:proofErr w:type="gramStart"/>
+      <w:r>
+        <w:rPr>
+          <w:rFonts w:ascii="Preeti" w:hAnsi="Preeti"/>
+          <w:b/>
+          <w:bCs/>
+          <w:sz w:val="32"/>
+          <w:szCs w:val="32"/>
+        </w:rPr>
+        <w:t>n]</w:t>
       </w:r>
       <w:proofErr w:type="spellStart"/>
       <w:r>
@@ -2498,7 +2835,18 @@
           <w:sz w:val="32"/>
           <w:szCs w:val="32"/>
         </w:rPr>
-        <w:t>];\ .</w:t>
+        <w:t>];\</w:t>
+      </w:r>
+      <w:proofErr w:type="gramEnd"/>
+      <w:r>
+        <w:rPr>
+          <w:rFonts w:ascii="Preeti" w:hAnsi="Preeti"/>
+          <w:b/>
+          <w:bCs/>
+          <w:sz w:val="32"/>
+          <w:szCs w:val="32"/>
+        </w:rPr>
+        <w:t xml:space="preserve"> .</w:t>
       </w:r>
       <w:r>
         <w:rPr>
@@ -2776,6 +3124,7 @@
         <w:t xml:space="preserve"> </w:t>
       </w:r>
       <w:proofErr w:type="spellStart"/>
+      <w:proofErr w:type="gramStart"/>
       <w:r>
         <w:rPr>
           <w:rFonts w:ascii="Preeti" w:hAnsi="Preeti"/>
@@ -2795,7 +3144,40 @@
           <w:sz w:val="32"/>
           <w:szCs w:val="32"/>
         </w:rPr>
-        <w:t xml:space="preserve">]sf/ -f]_ </w:t>
+        <w:t>]sf</w:t>
+      </w:r>
+      <w:proofErr w:type="gramEnd"/>
+      <w:r>
+        <w:rPr>
+          <w:rFonts w:ascii="Preeti" w:hAnsi="Preeti"/>
+          <w:b/>
+          <w:bCs/>
+          <w:sz w:val="32"/>
+          <w:szCs w:val="32"/>
+        </w:rPr>
+        <w:t>/ -</w:t>
+      </w:r>
+      <w:proofErr w:type="gramStart"/>
+      <w:r>
+        <w:rPr>
+          <w:rFonts w:ascii="Preeti" w:hAnsi="Preeti"/>
+          <w:b/>
+          <w:bCs/>
+          <w:sz w:val="32"/>
+          <w:szCs w:val="32"/>
+        </w:rPr>
+        <w:t>f]_</w:t>
+      </w:r>
+      <w:proofErr w:type="gramEnd"/>
+      <w:r>
+        <w:rPr>
+          <w:rFonts w:ascii="Preeti" w:hAnsi="Preeti"/>
+          <w:b/>
+          <w:bCs/>
+          <w:sz w:val="32"/>
+          <w:szCs w:val="32"/>
+        </w:rPr>
+        <w:t xml:space="preserve"> </w:t>
       </w:r>
       <w:proofErr w:type="spellStart"/>
       <w:r>
@@ -2820,6 +3202,7 @@
         <w:t xml:space="preserve"> </w:t>
       </w:r>
       <w:proofErr w:type="spellStart"/>
+      <w:proofErr w:type="gramStart"/>
       <w:r>
         <w:rPr>
           <w:rFonts w:ascii="Preeti" w:hAnsi="Preeti"/>
@@ -2839,7 +3222,18 @@
           <w:sz w:val="32"/>
           <w:szCs w:val="32"/>
         </w:rPr>
-        <w:t xml:space="preserve">]sf </w:t>
+        <w:t>]sf</w:t>
+      </w:r>
+      <w:proofErr w:type="gramEnd"/>
+      <w:r>
+        <w:rPr>
+          <w:rFonts w:ascii="Preeti" w:hAnsi="Preeti"/>
+          <w:b/>
+          <w:bCs/>
+          <w:sz w:val="32"/>
+          <w:szCs w:val="32"/>
+        </w:rPr>
+        <w:t xml:space="preserve"> </w:t>
       </w:r>
       <w:proofErr w:type="spellStart"/>
       <w:r>
@@ -2861,7 +3255,18 @@
           <w:sz w:val="32"/>
           <w:szCs w:val="32"/>
         </w:rPr>
-        <w:t>¿ n]</w:t>
+        <w:t xml:space="preserve">¿ </w:t>
+      </w:r>
+      <w:proofErr w:type="gramStart"/>
+      <w:r>
+        <w:rPr>
+          <w:rFonts w:ascii="Preeti" w:hAnsi="Preeti"/>
+          <w:b/>
+          <w:bCs/>
+          <w:sz w:val="32"/>
+          <w:szCs w:val="32"/>
+        </w:rPr>
+        <w:t>n]</w:t>
       </w:r>
       <w:proofErr w:type="spellStart"/>
       <w:r>
@@ -2883,7 +3288,18 @@
           <w:sz w:val="32"/>
           <w:szCs w:val="32"/>
         </w:rPr>
-        <w:t>];\ .</w:t>
+        <w:t>];\</w:t>
+      </w:r>
+      <w:proofErr w:type="gramEnd"/>
+      <w:r>
+        <w:rPr>
+          <w:rFonts w:ascii="Preeti" w:hAnsi="Preeti"/>
+          <w:b/>
+          <w:bCs/>
+          <w:sz w:val="32"/>
+          <w:szCs w:val="32"/>
+        </w:rPr>
+        <w:t xml:space="preserve"> .</w:t>
       </w:r>
       <w:r>
         <w:rPr>
@@ -3179,6 +3595,7 @@
         <w:t>lbg'xf</w:t>
       </w:r>
       <w:proofErr w:type="spellEnd"/>
+      <w:proofErr w:type="gramStart"/>
       <w:r>
         <w:rPr>
           <w:rFonts w:ascii="Preeti" w:hAnsi="Preeti"/>
@@ -3189,6 +3606,7 @@
         </w:rPr>
         <w:t>];\  .</w:t>
       </w:r>
+      <w:proofErr w:type="gramEnd"/>
       <w:r>
         <w:rPr>
           <w:rFonts w:ascii="Preeti" w:hAnsi="Preeti"/>
@@ -3546,6 +3964,7 @@
         <w:t>xf</w:t>
       </w:r>
       <w:proofErr w:type="spellEnd"/>
+      <w:proofErr w:type="gramStart"/>
       <w:r>
         <w:rPr>
           <w:rFonts w:ascii="Preeti" w:hAnsi="Preeti"/>
@@ -3554,6 +3973,7 @@
         </w:rPr>
         <w:t>] .</w:t>
       </w:r>
+      <w:proofErr w:type="gramEnd"/>
     </w:p>
     <w:p>
       <w:pPr>
@@ -3592,6 +4012,7 @@
         <w:t xml:space="preserve">_ </w:t>
       </w:r>
       <w:proofErr w:type="spellStart"/>
+      <w:proofErr w:type="gramStart"/>
       <w:r>
         <w:rPr>
           <w:rFonts w:ascii="Preeti" w:hAnsi="Preeti"/>
@@ -3619,6 +4040,7 @@
         <w:t>slt</w:t>
       </w:r>
       <w:proofErr w:type="spellEnd"/>
+      <w:proofErr w:type="gramEnd"/>
       <w:r>
         <w:rPr>
           <w:rFonts w:ascii="Preeti" w:hAnsi="Preeti"/>
@@ -3858,6 +4280,7 @@
         <w:t xml:space="preserve">_ </w:t>
       </w:r>
       <w:proofErr w:type="spellStart"/>
+      <w:proofErr w:type="gramStart"/>
       <w:r>
         <w:rPr>
           <w:rFonts w:ascii="Preeti" w:hAnsi="Preeti"/>
@@ -3875,6 +4298,7 @@
         </w:rPr>
         <w:t>{</w:t>
       </w:r>
+      <w:proofErr w:type="gramEnd"/>
       <w:r>
         <w:rPr>
           <w:rFonts w:ascii="Preeti" w:hAnsi="Preeti"/>
@@ -4064,8 +4488,18 @@
           <w:szCs w:val="32"/>
         </w:rPr>
         <w:tab/>
-        <w:t>k9\5' .</w:t>
-      </w:r>
+        <w:t>k9\5</w:t>
+      </w:r>
+      <w:proofErr w:type="gramStart"/>
+      <w:r>
+        <w:rPr>
+          <w:rFonts w:ascii="Preeti" w:hAnsi="Preeti"/>
+          <w:sz w:val="32"/>
+          <w:szCs w:val="32"/>
+        </w:rPr>
+        <w:t>' .</w:t>
+      </w:r>
+      <w:proofErr w:type="gramEnd"/>
     </w:p>
     <w:p>
       <w:pPr>
@@ -4100,6 +4534,7 @@
         </w:rPr>
         <w:t xml:space="preserve"> g+= %</w:t>
       </w:r>
+      <w:proofErr w:type="gramStart"/>
       <w:r>
         <w:rPr>
           <w:rFonts w:ascii="Preeti" w:hAnsi="Preeti"/>
@@ -4118,7 +4553,18 @@
           <w:sz w:val="32"/>
           <w:szCs w:val="32"/>
         </w:rPr>
-        <w:t xml:space="preserve"> ;'?sf] </w:t>
+        <w:t xml:space="preserve"> ;</w:t>
+      </w:r>
+      <w:proofErr w:type="gramEnd"/>
+      <w:r>
+        <w:rPr>
+          <w:rFonts w:ascii="Preeti" w:hAnsi="Preeti"/>
+          <w:b/>
+          <w:bCs/>
+          <w:sz w:val="32"/>
+          <w:szCs w:val="32"/>
+        </w:rPr>
+        <w:t xml:space="preserve">'?sf] </w:t>
       </w:r>
       <w:proofErr w:type="spellStart"/>
       <w:r>
@@ -4220,6 +4666,7 @@
         <w:t>nufpg'xf</w:t>
       </w:r>
       <w:proofErr w:type="spellEnd"/>
+      <w:proofErr w:type="gramStart"/>
       <w:r>
         <w:rPr>
           <w:rFonts w:ascii="Preeti" w:hAnsi="Preeti"/>
@@ -4230,75 +4677,95 @@
         </w:rPr>
         <w:t>];\  .</w:t>
       </w:r>
-      <w:r>
-        <w:rPr>
-          <w:rFonts w:ascii="Preeti" w:hAnsi="Preeti"/>
-          <w:b/>
-          <w:bCs/>
-          <w:sz w:val="32"/>
-          <w:szCs w:val="32"/>
-        </w:rPr>
-        <w:tab/>
-      </w:r>
-      <w:r>
-        <w:rPr>
-          <w:rFonts w:ascii="Preeti" w:hAnsi="Preeti"/>
-          <w:b/>
-          <w:bCs/>
-          <w:sz w:val="32"/>
-          <w:szCs w:val="32"/>
-        </w:rPr>
-        <w:tab/>
-      </w:r>
-      <w:r>
-        <w:rPr>
-          <w:rFonts w:ascii="Preeti" w:hAnsi="Preeti"/>
-          <w:b/>
-          <w:bCs/>
-          <w:sz w:val="32"/>
-          <w:szCs w:val="32"/>
-        </w:rPr>
-        <w:tab/>
-      </w:r>
-      <w:r>
-        <w:rPr>
-          <w:rFonts w:ascii="Preeti" w:hAnsi="Preeti"/>
-          <w:b/>
-          <w:bCs/>
-          <w:sz w:val="32"/>
-          <w:szCs w:val="32"/>
-        </w:rPr>
-        <w:tab/>
-      </w:r>
-      <w:r>
-        <w:rPr>
-          <w:rFonts w:ascii="Preeti" w:hAnsi="Preeti"/>
-          <w:b/>
-          <w:bCs/>
-          <w:sz w:val="32"/>
-          <w:szCs w:val="32"/>
-        </w:rPr>
-        <w:tab/>
-      </w:r>
-      <w:r>
-        <w:rPr>
-          <w:rFonts w:ascii="Preeti" w:hAnsi="Preeti"/>
-          <w:b/>
-          <w:bCs/>
-          <w:sz w:val="32"/>
-          <w:szCs w:val="32"/>
-        </w:rPr>
-        <w:tab/>
-      </w:r>
-      <w:r>
-        <w:rPr>
-          <w:rFonts w:ascii="Preeti" w:hAnsi="Preeti"/>
-          <w:b/>
-          <w:bCs/>
-          <w:sz w:val="32"/>
-          <w:szCs w:val="32"/>
-        </w:rPr>
-        <w:tab/>
+      <w:proofErr w:type="gramEnd"/>
+      <w:r>
+        <w:rPr>
+          <w:rFonts w:ascii="Preeti" w:hAnsi="Preeti"/>
+          <w:b/>
+          <w:bCs/>
+          <w:sz w:val="32"/>
+          <w:szCs w:val="32"/>
+        </w:rPr>
+        <w:tab/>
+      </w:r>
+      <w:r>
+        <w:rPr>
+          <w:rFonts w:ascii="Preeti" w:hAnsi="Preeti"/>
+          <w:b/>
+          <w:bCs/>
+          <w:sz w:val="32"/>
+          <w:szCs w:val="32"/>
+        </w:rPr>
+        <w:tab/>
+      </w:r>
+      <w:r>
+        <w:rPr>
+          <w:rFonts w:ascii="Preeti" w:hAnsi="Preeti"/>
+          <w:b/>
+          <w:bCs/>
+          <w:sz w:val="32"/>
+          <w:szCs w:val="32"/>
+        </w:rPr>
+        <w:tab/>
+      </w:r>
+      <w:r>
+        <w:rPr>
+          <w:rFonts w:ascii="Preeti" w:hAnsi="Preeti"/>
+          <w:b/>
+          <w:bCs/>
+          <w:sz w:val="32"/>
+          <w:szCs w:val="32"/>
+        </w:rPr>
+        <w:tab/>
+      </w:r>
+      <w:r>
+        <w:rPr>
+          <w:rFonts w:ascii="Preeti" w:hAnsi="Preeti"/>
+          <w:b/>
+          <w:bCs/>
+          <w:sz w:val="32"/>
+          <w:szCs w:val="32"/>
+        </w:rPr>
+        <w:tab/>
+      </w:r>
+      <w:r>
+        <w:rPr>
+          <w:rFonts w:ascii="Preeti" w:hAnsi="Preeti"/>
+          <w:b/>
+          <w:bCs/>
+          <w:sz w:val="32"/>
+          <w:szCs w:val="32"/>
+        </w:rPr>
+        <w:tab/>
+      </w:r>
+      <w:r>
+        <w:rPr>
+          <w:rFonts w:ascii="Preeti" w:hAnsi="Preeti"/>
+          <w:b/>
+          <w:bCs/>
+          <w:sz w:val="32"/>
+          <w:szCs w:val="32"/>
+        </w:rPr>
+        <w:tab/>
+      </w:r>
+      <w:r>
+        <w:rPr>
+          <w:rFonts w:ascii="Preeti" w:hAnsi="Preeti"/>
+          <w:b/>
+          <w:bCs/>
+          <w:sz w:val="32"/>
+          <w:szCs w:val="32"/>
+        </w:rPr>
+        <w:tab/>
+      </w:r>
+      <w:r>
+        <w:rPr>
+          <w:rFonts w:ascii="Preeti" w:hAnsi="Preeti"/>
+          <w:b/>
+          <w:bCs/>
+          <w:sz w:val="32"/>
+          <w:szCs w:val="32"/>
+        </w:rPr>
         <w:t>-%_</w:t>
       </w:r>
     </w:p>
@@ -4479,7 +4946,29 @@
           <w:sz w:val="32"/>
           <w:szCs w:val="32"/>
         </w:rPr>
-        <w:t xml:space="preserve"> j0f{ hf]8]/ </w:t>
+        <w:t xml:space="preserve"> j0</w:t>
+      </w:r>
+      <w:proofErr w:type="gramStart"/>
+      <w:r>
+        <w:rPr>
+          <w:rFonts w:ascii="Preeti" w:hAnsi="Preeti"/>
+          <w:b/>
+          <w:bCs/>
+          <w:sz w:val="32"/>
+          <w:szCs w:val="32"/>
+        </w:rPr>
+        <w:t>f{ hf</w:t>
+      </w:r>
+      <w:proofErr w:type="gramEnd"/>
+      <w:r>
+        <w:rPr>
+          <w:rFonts w:ascii="Preeti" w:hAnsi="Preeti"/>
+          <w:b/>
+          <w:bCs/>
+          <w:sz w:val="32"/>
+          <w:szCs w:val="32"/>
+        </w:rPr>
+        <w:t xml:space="preserve">]8]/ </w:t>
       </w:r>
       <w:proofErr w:type="spellStart"/>
       <w:r>
@@ -4515,6 +5004,7 @@
         <w:t>agfpg'xf</w:t>
       </w:r>
       <w:proofErr w:type="spellEnd"/>
+      <w:proofErr w:type="gramStart"/>
       <w:r>
         <w:rPr>
           <w:rFonts w:ascii="Preeti" w:hAnsi="Preeti"/>
@@ -4525,6 +5015,7 @@
         </w:rPr>
         <w:t>];\  .</w:t>
       </w:r>
+      <w:proofErr w:type="gramEnd"/>
       <w:r>
         <w:rPr>
           <w:rFonts w:ascii="Preeti" w:hAnsi="Preeti"/>
@@ -4620,20 +5111,20 @@
     <w:tbl>
       <w:tblPr>
         <w:tblStyle w:val="TableGrid"/>
-        <w:tblpPr w:leftFromText="180" w:rightFromText="180" w:vertAnchor="text" w:horzAnchor="page" w:tblpX="4728" w:tblpY="27"/>
+        <w:tblpPr w:leftFromText="180" w:rightFromText="180" w:vertAnchor="text" w:horzAnchor="page" w:tblpX="4729" w:tblpY="122"/>
         <w:tblW w:w="0" w:type="auto"/>
         <w:tblLook w:val="04A0" w:firstRow="1" w:lastRow="0" w:firstColumn="1" w:lastColumn="0" w:noHBand="0" w:noVBand="1"/>
       </w:tblPr>
       <w:tblGrid>
-        <w:gridCol w:w="5036"/>
+        <w:gridCol w:w="5184"/>
       </w:tblGrid>
       <w:tr>
         <w:trPr>
-          <w:trHeight w:val="980"/>
+          <w:trHeight w:val="893"/>
         </w:trPr>
         <w:tc>
           <w:tcPr>
-            <w:tcW w:w="5036" w:type="dxa"/>
+            <w:tcW w:w="5184" w:type="dxa"/>
           </w:tcPr>
           <w:p>
             <w:pPr>
@@ -4650,11 +5141,11 @@
       </w:tr>
       <w:tr>
         <w:trPr>
-          <w:trHeight w:val="800"/>
+          <w:trHeight w:val="897"/>
         </w:trPr>
         <w:tc>
           <w:tcPr>
-            <w:tcW w:w="5036" w:type="dxa"/>
+            <w:tcW w:w="5184" w:type="dxa"/>
           </w:tcPr>
           <w:p>
             <w:pPr>
@@ -4671,11 +5162,11 @@
       </w:tr>
       <w:tr>
         <w:trPr>
-          <w:trHeight w:val="980"/>
+          <w:trHeight w:val="978"/>
         </w:trPr>
         <w:tc>
           <w:tcPr>
-            <w:tcW w:w="5036" w:type="dxa"/>
+            <w:tcW w:w="5184" w:type="dxa"/>
           </w:tcPr>
           <w:p>
             <w:pPr>
@@ -4692,11 +5183,11 @@
       </w:tr>
       <w:tr>
         <w:trPr>
-          <w:trHeight w:val="995"/>
+          <w:trHeight w:val="969"/>
         </w:trPr>
         <w:tc>
           <w:tcPr>
-            <w:tcW w:w="5036" w:type="dxa"/>
+            <w:tcW w:w="5184" w:type="dxa"/>
           </w:tcPr>
           <w:p>
             <w:pPr>
@@ -4713,11 +5204,11 @@
       </w:tr>
       <w:tr>
         <w:trPr>
-          <w:trHeight w:val="1023"/>
+          <w:trHeight w:val="1058"/>
         </w:trPr>
         <w:tc>
           <w:tcPr>
-            <w:tcW w:w="5036" w:type="dxa"/>
+            <w:tcW w:w="5184" w:type="dxa"/>
           </w:tcPr>
           <w:p>
             <w:pPr>
@@ -4808,6 +5299,7 @@
         <w:tab/>
       </w:r>
       <w:proofErr w:type="spellStart"/>
+      <w:proofErr w:type="gramStart"/>
       <w:r>
         <w:rPr>
           <w:rFonts w:ascii="Preeti" w:hAnsi="Preeti"/>
@@ -4829,6 +5321,7 @@
         </w:rPr>
         <w:t>{</w:t>
       </w:r>
+      <w:proofErr w:type="gramEnd"/>
     </w:p>
     <w:p>
       <w:pPr>
@@ -4883,6 +5376,7 @@
         <w:tab/>
       </w:r>
       <w:proofErr w:type="spellStart"/>
+      <w:proofErr w:type="gramStart"/>
       <w:r>
         <w:rPr>
           <w:rFonts w:ascii="Preeti" w:hAnsi="Preeti"/>
@@ -4904,6 +5398,7 @@
         </w:rPr>
         <w:t>{</w:t>
       </w:r>
+      <w:proofErr w:type="gramEnd"/>
     </w:p>
     <w:p>
       <w:pPr>
@@ -4958,6 +5453,7 @@
         <w:tab/>
       </w:r>
       <w:proofErr w:type="spellStart"/>
+      <w:proofErr w:type="gramStart"/>
       <w:r>
         <w:rPr>
           <w:rFonts w:ascii="Preeti" w:hAnsi="Preeti"/>
@@ -4979,6 +5475,7 @@
         </w:rPr>
         <w:t>{</w:t>
       </w:r>
+      <w:proofErr w:type="gramEnd"/>
       <w:r>
         <w:rPr>
           <w:rFonts w:ascii="Preeti" w:hAnsi="Preeti"/>
@@ -5043,6 +5540,7 @@
         <w:tab/>
       </w:r>
       <w:proofErr w:type="spellStart"/>
+      <w:proofErr w:type="gramStart"/>
       <w:r>
         <w:rPr>
           <w:rFonts w:ascii="Preeti" w:hAnsi="Preeti"/>
@@ -5064,6 +5562,7 @@
         </w:rPr>
         <w:t>{</w:t>
       </w:r>
+      <w:proofErr w:type="gramEnd"/>
       <w:r>
         <w:rPr>
           <w:rFonts w:ascii="Preeti" w:hAnsi="Preeti"/>
@@ -5117,16 +5616,28 @@
         </w:rPr>
         <w:tab/>
       </w:r>
-      <w:r>
-        <w:rPr>
-          <w:rFonts w:ascii="Preeti" w:hAnsi="Preeti"/>
-          <w:b/>
-          <w:bCs/>
-          <w:sz w:val="32"/>
-          <w:szCs w:val="32"/>
-        </w:rPr>
-        <w:tab/>
-        <w:t>;L{</w:t>
+      <w:proofErr w:type="gramStart"/>
+      <w:r>
+        <w:rPr>
+          <w:rFonts w:ascii="Preeti" w:hAnsi="Preeti"/>
+          <w:b/>
+          <w:bCs/>
+          <w:sz w:val="32"/>
+          <w:szCs w:val="32"/>
+        </w:rPr>
+        <w:tab/>
+        <w:t>;L</w:t>
+      </w:r>
+      <w:proofErr w:type="gramEnd"/>
+      <w:r>
+        <w:rPr>
+          <w:rFonts w:ascii="Preeti" w:hAnsi="Preeti"/>
+          <w:b/>
+          <w:bCs/>
+          <w:sz w:val="32"/>
+          <w:szCs w:val="32"/>
+        </w:rPr>
+        <w:t>{</w:t>
       </w:r>
     </w:p>
     <w:p>
@@ -5213,6 +5724,7 @@
                               </w:rPr>
                             </w:pPr>
                             <w:proofErr w:type="spellStart"/>
+                            <w:proofErr w:type="gramStart"/>
                             <w:r>
                               <w:rPr>
                                 <w:rFonts w:ascii="Preeti" w:hAnsi="Preeti"/>
@@ -5228,7 +5740,16 @@
                                 <w:sz w:val="32"/>
                                 <w:szCs w:val="32"/>
                               </w:rPr>
-                              <w:t xml:space="preserve">}    </w:t>
+                              <w:t xml:space="preserve">}   </w:t>
+                            </w:r>
+                            <w:proofErr w:type="gramEnd"/>
+                            <w:r>
+                              <w:rPr>
+                                <w:rFonts w:ascii="Preeti" w:hAnsi="Preeti"/>
+                                <w:sz w:val="32"/>
+                                <w:szCs w:val="32"/>
+                              </w:rPr>
+                              <w:t xml:space="preserve"> </w:t>
                             </w:r>
                             <w:r>
                               <w:rPr>
@@ -5312,6 +5833,7 @@
                         </w:rPr>
                       </w:pPr>
                       <w:proofErr w:type="spellStart"/>
+                      <w:proofErr w:type="gramStart"/>
                       <w:r>
                         <w:rPr>
                           <w:rFonts w:ascii="Preeti" w:hAnsi="Preeti"/>
@@ -5327,7 +5849,16 @@
                           <w:sz w:val="32"/>
                           <w:szCs w:val="32"/>
                         </w:rPr>
-                        <w:t xml:space="preserve">}    </w:t>
+                        <w:t xml:space="preserve">}   </w:t>
+                      </w:r>
+                      <w:proofErr w:type="gramEnd"/>
+                      <w:r>
+                        <w:rPr>
+                          <w:rFonts w:ascii="Preeti" w:hAnsi="Preeti"/>
+                          <w:sz w:val="32"/>
+                          <w:szCs w:val="32"/>
+                        </w:rPr>
+                        <w:t xml:space="preserve"> </w:t>
                       </w:r>
                       <w:r>
                         <w:rPr>
@@ -5455,13 +5986,32 @@
                                 <w:szCs w:val="32"/>
                               </w:rPr>
                             </w:pPr>
+                            <w:proofErr w:type="gramStart"/>
                             <w:r>
                               <w:rPr>
                                 <w:rFonts w:ascii="Preeti" w:hAnsi="Preeti"/>
                                 <w:sz w:val="32"/>
                                 <w:szCs w:val="32"/>
                               </w:rPr>
-                              <w:t>rf}w    sf}</w:t>
+                              <w:t>rf}w</w:t>
+                            </w:r>
+                            <w:proofErr w:type="gramEnd"/>
+                            <w:r>
+                              <w:rPr>
+                                <w:rFonts w:ascii="Preeti" w:hAnsi="Preeti"/>
+                                <w:sz w:val="32"/>
+                                <w:szCs w:val="32"/>
+                              </w:rPr>
+                              <w:t xml:space="preserve">    </w:t>
+                            </w:r>
+                            <w:proofErr w:type="gramStart"/>
+                            <w:r>
+                              <w:rPr>
+                                <w:rFonts w:ascii="Preeti" w:hAnsi="Preeti"/>
+                                <w:sz w:val="32"/>
+                                <w:szCs w:val="32"/>
+                              </w:rPr>
+                              <w:t>sf}</w:t>
                             </w:r>
                             <w:proofErr w:type="spellStart"/>
                             <w:r>
@@ -5473,6 +6023,7 @@
                               <w:t>jf</w:t>
                             </w:r>
                             <w:proofErr w:type="spellEnd"/>
+                            <w:proofErr w:type="gramEnd"/>
                             <w:r>
                               <w:rPr>
                                 <w:rFonts w:ascii="Preeti" w:hAnsi="Preeti"/>
@@ -5498,7 +6049,16 @@
                                 <w:sz w:val="32"/>
                                 <w:szCs w:val="32"/>
                               </w:rPr>
-                              <w:t>6f}</w:t>
+                              <w:t>6</w:t>
+                            </w:r>
+                            <w:proofErr w:type="gramStart"/>
+                            <w:r>
+                              <w:rPr>
+                                <w:rFonts w:ascii="Preeti" w:hAnsi="Preeti"/>
+                                <w:sz w:val="32"/>
+                                <w:szCs w:val="32"/>
+                              </w:rPr>
+                              <w:t>f}</w:t>
                             </w:r>
                             <w:proofErr w:type="spellStart"/>
                             <w:r>
@@ -5510,6 +6070,7 @@
                               <w:t>jf</w:t>
                             </w:r>
                             <w:proofErr w:type="spellEnd"/>
+                            <w:proofErr w:type="gramEnd"/>
                           </w:p>
                         </w:txbxContent>
                       </wps:txbx>
@@ -5546,13 +6107,32 @@
                           <w:szCs w:val="32"/>
                         </w:rPr>
                       </w:pPr>
+                      <w:proofErr w:type="gramStart"/>
                       <w:r>
                         <w:rPr>
                           <w:rFonts w:ascii="Preeti" w:hAnsi="Preeti"/>
                           <w:sz w:val="32"/>
                           <w:szCs w:val="32"/>
                         </w:rPr>
-                        <w:t>rf}w    sf}</w:t>
+                        <w:t>rf}w</w:t>
+                      </w:r>
+                      <w:proofErr w:type="gramEnd"/>
+                      <w:r>
+                        <w:rPr>
+                          <w:rFonts w:ascii="Preeti" w:hAnsi="Preeti"/>
+                          <w:sz w:val="32"/>
+                          <w:szCs w:val="32"/>
+                        </w:rPr>
+                        <w:t xml:space="preserve">    </w:t>
+                      </w:r>
+                      <w:proofErr w:type="gramStart"/>
+                      <w:r>
+                        <w:rPr>
+                          <w:rFonts w:ascii="Preeti" w:hAnsi="Preeti"/>
+                          <w:sz w:val="32"/>
+                          <w:szCs w:val="32"/>
+                        </w:rPr>
+                        <w:t>sf}</w:t>
                       </w:r>
                       <w:proofErr w:type="spellStart"/>
                       <w:r>
@@ -5564,6 +6144,7 @@
                         <w:t>jf</w:t>
                       </w:r>
                       <w:proofErr w:type="spellEnd"/>
+                      <w:proofErr w:type="gramEnd"/>
                       <w:r>
                         <w:rPr>
                           <w:rFonts w:ascii="Preeti" w:hAnsi="Preeti"/>
@@ -5589,7 +6170,16 @@
                           <w:sz w:val="32"/>
                           <w:szCs w:val="32"/>
                         </w:rPr>
-                        <w:t>6f}</w:t>
+                        <w:t>6</w:t>
+                      </w:r>
+                      <w:proofErr w:type="gramStart"/>
+                      <w:r>
+                        <w:rPr>
+                          <w:rFonts w:ascii="Preeti" w:hAnsi="Preeti"/>
+                          <w:sz w:val="32"/>
+                          <w:szCs w:val="32"/>
+                        </w:rPr>
+                        <w:t>f}</w:t>
                       </w:r>
                       <w:proofErr w:type="spellStart"/>
                       <w:r>
@@ -5601,6 +6191,7 @@
                         <w:t>jf</w:t>
                       </w:r>
                       <w:proofErr w:type="spellEnd"/>
+                      <w:proofErr w:type="gramEnd"/>
                     </w:p>
                   </w:txbxContent>
                 </v:textbox>
@@ -5688,8 +6279,18 @@
                                 <w:sz w:val="32"/>
                                 <w:szCs w:val="32"/>
                               </w:rPr>
-                              <w:t>sf};L</w:t>
+                              <w:t>sf</w:t>
                             </w:r>
+                            <w:proofErr w:type="gramStart"/>
+                            <w:r>
+                              <w:rPr>
+                                <w:rFonts w:ascii="Preeti" w:hAnsi="Preeti"/>
+                                <w:sz w:val="32"/>
+                                <w:szCs w:val="32"/>
+                              </w:rPr>
+                              <w:t>};L</w:t>
+                            </w:r>
+                            <w:proofErr w:type="gramEnd"/>
                             <w:r>
                               <w:rPr>
                                 <w:rFonts w:ascii="Preeti" w:hAnsi="Preeti"/>
@@ -5737,6 +6338,7 @@
                               <w:t>cf</w:t>
                             </w:r>
                             <w:proofErr w:type="spellEnd"/>
+                            <w:proofErr w:type="gramStart"/>
                             <w:r>
                               <w:rPr>
                                 <w:rFonts w:ascii="Preeti" w:hAnsi="Preeti"/>
@@ -5745,6 +6347,7 @@
                               </w:rPr>
                               <w:t>};L</w:t>
                             </w:r>
+                            <w:proofErr w:type="gramEnd"/>
                           </w:p>
                         </w:txbxContent>
                       </wps:txbx>
@@ -5787,8 +6390,18 @@
                           <w:sz w:val="32"/>
                           <w:szCs w:val="32"/>
                         </w:rPr>
-                        <w:t>sf};L</w:t>
+                        <w:t>sf</w:t>
                       </w:r>
+                      <w:proofErr w:type="gramStart"/>
+                      <w:r>
+                        <w:rPr>
+                          <w:rFonts w:ascii="Preeti" w:hAnsi="Preeti"/>
+                          <w:sz w:val="32"/>
+                          <w:szCs w:val="32"/>
+                        </w:rPr>
+                        <w:t>};L</w:t>
+                      </w:r>
+                      <w:proofErr w:type="gramEnd"/>
                       <w:r>
                         <w:rPr>
                           <w:rFonts w:ascii="Preeti" w:hAnsi="Preeti"/>
@@ -5836,6 +6449,7 @@
                         <w:t>cf</w:t>
                       </w:r>
                       <w:proofErr w:type="spellEnd"/>
+                      <w:proofErr w:type="gramStart"/>
                       <w:r>
                         <w:rPr>
                           <w:rFonts w:ascii="Preeti" w:hAnsi="Preeti"/>
@@ -5844,6 +6458,7 @@
                         </w:rPr>
                         <w:t>};L</w:t>
                       </w:r>
+                      <w:proofErr w:type="gramEnd"/>
                     </w:p>
                   </w:txbxContent>
                 </v:textbox>
@@ -5917,15 +6532,27 @@
         <w:t>lbOPsf</w:t>
       </w:r>
       <w:proofErr w:type="spellEnd"/>
-      <w:r>
-        <w:rPr>
-          <w:rFonts w:ascii="Preeti" w:hAnsi="Preeti"/>
-          <w:b/>
-          <w:bCs/>
-          <w:sz w:val="32"/>
-          <w:szCs w:val="32"/>
-        </w:rPr>
-        <w:t xml:space="preserve">] ;d"xjf6 </w:t>
+      <w:proofErr w:type="gramStart"/>
+      <w:r>
+        <w:rPr>
+          <w:rFonts w:ascii="Preeti" w:hAnsi="Preeti"/>
+          <w:b/>
+          <w:bCs/>
+          <w:sz w:val="32"/>
+          <w:szCs w:val="32"/>
+        </w:rPr>
+        <w:t>] ;d</w:t>
+      </w:r>
+      <w:proofErr w:type="gramEnd"/>
+      <w:r>
+        <w:rPr>
+          <w:rFonts w:ascii="Preeti" w:hAnsi="Preeti"/>
+          <w:b/>
+          <w:bCs/>
+          <w:sz w:val="32"/>
+          <w:szCs w:val="32"/>
+        </w:rPr>
+        <w:t xml:space="preserve">"xjf6 </w:t>
       </w:r>
       <w:proofErr w:type="spellStart"/>
       <w:r>
@@ -5972,6 +6599,7 @@
         <w:t xml:space="preserve"> </w:t>
       </w:r>
       <w:proofErr w:type="spellStart"/>
+      <w:proofErr w:type="gramStart"/>
       <w:r>
         <w:rPr>
           <w:rFonts w:ascii="Preeti" w:hAnsi="Preeti"/>
@@ -5991,7 +6619,18 @@
           <w:sz w:val="32"/>
           <w:szCs w:val="32"/>
         </w:rPr>
-        <w:t xml:space="preserve">{ s|; </w:t>
+        <w:t>{ s</w:t>
+      </w:r>
+      <w:proofErr w:type="gramEnd"/>
+      <w:r>
+        <w:rPr>
+          <w:rFonts w:ascii="Preeti" w:hAnsi="Preeti"/>
+          <w:b/>
+          <w:bCs/>
+          <w:sz w:val="32"/>
+          <w:szCs w:val="32"/>
+        </w:rPr>
+        <w:t xml:space="preserve">|; </w:t>
       </w:r>
       <w:proofErr w:type="spellStart"/>
       <w:r>
@@ -6027,15 +6666,27 @@
         <w:t>nufpg'xf</w:t>
       </w:r>
       <w:proofErr w:type="spellEnd"/>
-      <w:r>
-        <w:rPr>
-          <w:rFonts w:ascii="Preeti" w:hAnsi="Preeti"/>
-          <w:b/>
-          <w:bCs/>
-          <w:sz w:val="32"/>
-          <w:szCs w:val="32"/>
-        </w:rPr>
-        <w:t xml:space="preserve">];\ </w:t>
+      <w:proofErr w:type="gramStart"/>
+      <w:r>
+        <w:rPr>
+          <w:rFonts w:ascii="Preeti" w:hAnsi="Preeti"/>
+          <w:b/>
+          <w:bCs/>
+          <w:sz w:val="32"/>
+          <w:szCs w:val="32"/>
+        </w:rPr>
+        <w:t>];\</w:t>
+      </w:r>
+      <w:proofErr w:type="gramEnd"/>
+      <w:r>
+        <w:rPr>
+          <w:rFonts w:ascii="Preeti" w:hAnsi="Preeti"/>
+          <w:b/>
+          <w:bCs/>
+          <w:sz w:val="32"/>
+          <w:szCs w:val="32"/>
+        </w:rPr>
+        <w:t xml:space="preserve"> </w:t>
       </w:r>
       <w:r>
         <w:rPr>
@@ -6271,6 +6922,7 @@
                               <w:t>gf}</w:t>
                             </w:r>
                             <w:proofErr w:type="spellStart"/>
+                            <w:proofErr w:type="gramStart"/>
                             <w:r>
                               <w:rPr>
                                 <w:rFonts w:ascii="Preeti" w:hAnsi="Preeti"/>
@@ -6286,7 +6938,16 @@
                                 <w:sz w:val="32"/>
                                 <w:szCs w:val="32"/>
                               </w:rPr>
-                              <w:t xml:space="preserve">]   sf}8L </w:t>
+                              <w:t xml:space="preserve">]   </w:t>
+                            </w:r>
+                            <w:proofErr w:type="gramEnd"/>
+                            <w:r>
+                              <w:rPr>
+                                <w:rFonts w:ascii="Preeti" w:hAnsi="Preeti"/>
+                                <w:sz w:val="32"/>
+                                <w:szCs w:val="32"/>
+                              </w:rPr>
+                              <w:t xml:space="preserve">sf}8L </w:t>
                             </w:r>
                           </w:p>
                           <w:p>
@@ -6362,6 +7023,7 @@
                         <w:t>gf}</w:t>
                       </w:r>
                       <w:proofErr w:type="spellStart"/>
+                      <w:proofErr w:type="gramStart"/>
                       <w:r>
                         <w:rPr>
                           <w:rFonts w:ascii="Preeti" w:hAnsi="Preeti"/>
@@ -6377,7 +7039,16 @@
                           <w:sz w:val="32"/>
                           <w:szCs w:val="32"/>
                         </w:rPr>
-                        <w:t xml:space="preserve">]   sf}8L </w:t>
+                        <w:t xml:space="preserve">]   </w:t>
+                      </w:r>
+                      <w:proofErr w:type="gramEnd"/>
+                      <w:r>
+                        <w:rPr>
+                          <w:rFonts w:ascii="Preeti" w:hAnsi="Preeti"/>
+                          <w:sz w:val="32"/>
+                          <w:szCs w:val="32"/>
+                        </w:rPr>
+                        <w:t xml:space="preserve">sf}8L </w:t>
                       </w:r>
                     </w:p>
                     <w:p>
@@ -6490,6 +7161,7 @@
                               </w:rPr>
                             </w:pPr>
                             <w:proofErr w:type="spellStart"/>
+                            <w:proofErr w:type="gramStart"/>
                             <w:r>
                               <w:rPr>
                                 <w:rFonts w:ascii="Preeti" w:hAnsi="Preeti"/>
@@ -6505,8 +7177,27 @@
                                 <w:sz w:val="32"/>
                                 <w:szCs w:val="32"/>
                               </w:rPr>
-                              <w:t>}sf    gf}sf</w:t>
+                              <w:t>}sf</w:t>
                             </w:r>
+                            <w:proofErr w:type="gramEnd"/>
+                            <w:r>
+                              <w:rPr>
+                                <w:rFonts w:ascii="Preeti" w:hAnsi="Preeti"/>
+                                <w:sz w:val="32"/>
+                                <w:szCs w:val="32"/>
+                              </w:rPr>
+                              <w:t xml:space="preserve">    </w:t>
+                            </w:r>
+                            <w:proofErr w:type="gramStart"/>
+                            <w:r>
+                              <w:rPr>
+                                <w:rFonts w:ascii="Preeti" w:hAnsi="Preeti"/>
+                                <w:sz w:val="32"/>
+                                <w:szCs w:val="32"/>
+                              </w:rPr>
+                              <w:t>gf}sf</w:t>
+                            </w:r>
+                            <w:proofErr w:type="gramEnd"/>
                           </w:p>
                           <w:p>
                             <w:pPr>
@@ -6518,6 +7209,7 @@
                                 <w:szCs w:val="32"/>
                               </w:rPr>
                             </w:pPr>
+                            <w:proofErr w:type="gramStart"/>
                             <w:r>
                               <w:rPr>
                                 <w:rFonts w:ascii="Preeti" w:hAnsi="Preeti"/>
@@ -6536,6 +7228,7 @@
                               <w:t>jf</w:t>
                             </w:r>
                             <w:proofErr w:type="spellEnd"/>
+                            <w:proofErr w:type="gramEnd"/>
                           </w:p>
                         </w:txbxContent>
                       </wps:txbx>
@@ -6573,6 +7266,7 @@
                         </w:rPr>
                       </w:pPr>
                       <w:proofErr w:type="spellStart"/>
+                      <w:proofErr w:type="gramStart"/>
                       <w:r>
                         <w:rPr>
                           <w:rFonts w:ascii="Preeti" w:hAnsi="Preeti"/>
@@ -6588,8 +7282,27 @@
                           <w:sz w:val="32"/>
                           <w:szCs w:val="32"/>
                         </w:rPr>
-                        <w:t>}sf    gf}sf</w:t>
+                        <w:t>}sf</w:t>
                       </w:r>
+                      <w:proofErr w:type="gramEnd"/>
+                      <w:r>
+                        <w:rPr>
+                          <w:rFonts w:ascii="Preeti" w:hAnsi="Preeti"/>
+                          <w:sz w:val="32"/>
+                          <w:szCs w:val="32"/>
+                        </w:rPr>
+                        <w:t xml:space="preserve">    </w:t>
+                      </w:r>
+                      <w:proofErr w:type="gramStart"/>
+                      <w:r>
+                        <w:rPr>
+                          <w:rFonts w:ascii="Preeti" w:hAnsi="Preeti"/>
+                          <w:sz w:val="32"/>
+                          <w:szCs w:val="32"/>
+                        </w:rPr>
+                        <w:t>gf}sf</w:t>
+                      </w:r>
+                      <w:proofErr w:type="gramEnd"/>
                     </w:p>
                     <w:p>
                       <w:pPr>
@@ -6601,6 +7314,7 @@
                           <w:szCs w:val="32"/>
                         </w:rPr>
                       </w:pPr>
+                      <w:proofErr w:type="gramStart"/>
                       <w:r>
                         <w:rPr>
                           <w:rFonts w:ascii="Preeti" w:hAnsi="Preeti"/>
@@ -6619,6 +7333,7 @@
                         <w:t>jf</w:t>
                       </w:r>
                       <w:proofErr w:type="spellEnd"/>
+                      <w:proofErr w:type="gramEnd"/>
                     </w:p>
                   </w:txbxContent>
                 </v:textbox>
@@ -7082,6 +7797,7 @@
                               <w:t>]</w:t>
                             </w:r>
                             <w:proofErr w:type="spellStart"/>
+                            <w:proofErr w:type="gramStart"/>
                             <w:r>
                               <w:rPr>
                                 <w:rFonts w:ascii="Preeti" w:hAnsi="Preeti"/>
@@ -7105,7 +7821,16 @@
                                 <w:sz w:val="32"/>
                                 <w:szCs w:val="32"/>
                               </w:rPr>
-                              <w:t xml:space="preserve">   </w:t>
+                              <w:t xml:space="preserve">  </w:t>
+                            </w:r>
+                            <w:proofErr w:type="gramEnd"/>
+                            <w:r>
+                              <w:rPr>
+                                <w:rFonts w:ascii="Preeti" w:hAnsi="Preeti"/>
+                                <w:sz w:val="32"/>
+                                <w:szCs w:val="32"/>
+                              </w:rPr>
+                              <w:t xml:space="preserve"> </w:t>
                             </w:r>
                             <w:r>
                               <w:rPr>
@@ -7113,8 +7838,18 @@
                                 <w:sz w:val="32"/>
                                 <w:szCs w:val="32"/>
                               </w:rPr>
-                              <w:t>6f]s</w:t>
+                              <w:t>6</w:t>
                             </w:r>
+                            <w:proofErr w:type="gramStart"/>
+                            <w:r>
+                              <w:rPr>
+                                <w:rFonts w:ascii="Preeti" w:hAnsi="Preeti"/>
+                                <w:sz w:val="32"/>
+                                <w:szCs w:val="32"/>
+                              </w:rPr>
+                              <w:t>f]s</w:t>
+                            </w:r>
+                            <w:proofErr w:type="gramEnd"/>
                             <w:r>
                               <w:rPr>
                                 <w:rFonts w:ascii="Preeti" w:hAnsi="Preeti"/>
@@ -7254,6 +7989,7 @@
                         <w:t>]</w:t>
                       </w:r>
                       <w:proofErr w:type="spellStart"/>
+                      <w:proofErr w:type="gramStart"/>
                       <w:r>
                         <w:rPr>
                           <w:rFonts w:ascii="Preeti" w:hAnsi="Preeti"/>
@@ -7277,7 +8013,16 @@
                           <w:sz w:val="32"/>
                           <w:szCs w:val="32"/>
                         </w:rPr>
-                        <w:t xml:space="preserve">   </w:t>
+                        <w:t xml:space="preserve">  </w:t>
+                      </w:r>
+                      <w:proofErr w:type="gramEnd"/>
+                      <w:r>
+                        <w:rPr>
+                          <w:rFonts w:ascii="Preeti" w:hAnsi="Preeti"/>
+                          <w:sz w:val="32"/>
+                          <w:szCs w:val="32"/>
+                        </w:rPr>
+                        <w:t xml:space="preserve"> </w:t>
                       </w:r>
                       <w:r>
                         <w:rPr>
@@ -7285,8 +8030,18 @@
                           <w:sz w:val="32"/>
                           <w:szCs w:val="32"/>
                         </w:rPr>
-                        <w:t>6f]s</w:t>
+                        <w:t>6</w:t>
                       </w:r>
+                      <w:proofErr w:type="gramStart"/>
+                      <w:r>
+                        <w:rPr>
+                          <w:rFonts w:ascii="Preeti" w:hAnsi="Preeti"/>
+                          <w:sz w:val="32"/>
+                          <w:szCs w:val="32"/>
+                        </w:rPr>
+                        <w:t>f]s</w:t>
+                      </w:r>
+                      <w:proofErr w:type="gramEnd"/>
                       <w:r>
                         <w:rPr>
                           <w:rFonts w:ascii="Preeti" w:hAnsi="Preeti"/>
@@ -7412,15 +8167,27 @@
         <w:t>agfpg'xf</w:t>
       </w:r>
       <w:proofErr w:type="spellEnd"/>
-      <w:r>
-        <w:rPr>
-          <w:rFonts w:ascii="Preeti" w:hAnsi="Preeti"/>
-          <w:b/>
-          <w:bCs/>
-          <w:sz w:val="32"/>
-          <w:szCs w:val="32"/>
-        </w:rPr>
-        <w:t>];\ .</w:t>
+      <w:proofErr w:type="gramStart"/>
+      <w:r>
+        <w:rPr>
+          <w:rFonts w:ascii="Preeti" w:hAnsi="Preeti"/>
+          <w:b/>
+          <w:bCs/>
+          <w:sz w:val="32"/>
+          <w:szCs w:val="32"/>
+        </w:rPr>
+        <w:t>];\</w:t>
+      </w:r>
+      <w:proofErr w:type="gramEnd"/>
+      <w:r>
+        <w:rPr>
+          <w:rFonts w:ascii="Preeti" w:hAnsi="Preeti"/>
+          <w:b/>
+          <w:bCs/>
+          <w:sz w:val="32"/>
+          <w:szCs w:val="32"/>
+        </w:rPr>
+        <w:t xml:space="preserve"> .</w:t>
       </w:r>
       <w:r>
         <w:rPr>
@@ -8501,15 +9268,27 @@
         <w:t>xf</w:t>
       </w:r>
       <w:proofErr w:type="spellEnd"/>
-      <w:r>
-        <w:rPr>
-          <w:rFonts w:ascii="Preeti" w:hAnsi="Preeti"/>
-          <w:b/>
-          <w:bCs/>
-          <w:sz w:val="32"/>
-          <w:szCs w:val="32"/>
-        </w:rPr>
-        <w:t xml:space="preserve">];\ . </w:t>
+      <w:proofErr w:type="gramStart"/>
+      <w:r>
+        <w:rPr>
+          <w:rFonts w:ascii="Preeti" w:hAnsi="Preeti"/>
+          <w:b/>
+          <w:bCs/>
+          <w:sz w:val="32"/>
+          <w:szCs w:val="32"/>
+        </w:rPr>
+        <w:t>];\</w:t>
+      </w:r>
+      <w:proofErr w:type="gramEnd"/>
+      <w:r>
+        <w:rPr>
+          <w:rFonts w:ascii="Preeti" w:hAnsi="Preeti"/>
+          <w:b/>
+          <w:bCs/>
+          <w:sz w:val="32"/>
+          <w:szCs w:val="32"/>
+        </w:rPr>
+        <w:t xml:space="preserve"> . </w:t>
       </w:r>
       <w:r>
         <w:rPr>
@@ -9001,7 +9780,18 @@
           <w:sz w:val="32"/>
           <w:szCs w:val="32"/>
         </w:rPr>
-        <w:t xml:space="preserve"> g+= </w:t>
+        <w:t xml:space="preserve"> g+</w:t>
+      </w:r>
+      <w:proofErr w:type="gramStart"/>
+      <w:r>
+        <w:rPr>
+          <w:rFonts w:ascii="Preeti" w:hAnsi="Preeti"/>
+          <w:b/>
+          <w:bCs/>
+          <w:sz w:val="32"/>
+          <w:szCs w:val="32"/>
+        </w:rPr>
+        <w:t xml:space="preserve">= </w:t>
       </w:r>
       <w:r>
         <w:rPr>
@@ -9023,6 +9813,7 @@
         </w:rPr>
         <w:t>=</w:t>
       </w:r>
+      <w:proofErr w:type="gramEnd"/>
       <w:r>
         <w:rPr>
           <w:rFonts w:ascii="Preeti" w:hAnsi="Preeti"/>
@@ -9041,7 +9832,29 @@
           <w:sz w:val="32"/>
           <w:szCs w:val="32"/>
         </w:rPr>
-        <w:t xml:space="preserve">v'6\6f sf6]sf </w:t>
+        <w:t>v'6\6f sf</w:t>
+      </w:r>
+      <w:proofErr w:type="gramStart"/>
+      <w:r>
+        <w:rPr>
+          <w:rFonts w:ascii="Preeti" w:hAnsi="Preeti"/>
+          <w:b/>
+          <w:bCs/>
+          <w:sz w:val="32"/>
+          <w:szCs w:val="32"/>
+        </w:rPr>
+        <w:t>6]sf</w:t>
+      </w:r>
+      <w:proofErr w:type="gramEnd"/>
+      <w:r>
+        <w:rPr>
+          <w:rFonts w:ascii="Preeti" w:hAnsi="Preeti"/>
+          <w:b/>
+          <w:bCs/>
+          <w:sz w:val="32"/>
+          <w:szCs w:val="32"/>
+        </w:rPr>
+        <w:t xml:space="preserve"> </w:t>
       </w:r>
       <w:proofErr w:type="spellStart"/>
       <w:r>
@@ -9143,15 +9956,27 @@
         <w:t>nufpg'xf</w:t>
       </w:r>
       <w:proofErr w:type="spellEnd"/>
-      <w:r>
-        <w:rPr>
-          <w:rFonts w:ascii="Preeti" w:hAnsi="Preeti"/>
-          <w:b/>
-          <w:bCs/>
-          <w:sz w:val="32"/>
-          <w:szCs w:val="32"/>
-        </w:rPr>
-        <w:t>];\ .</w:t>
+      <w:proofErr w:type="gramStart"/>
+      <w:r>
+        <w:rPr>
+          <w:rFonts w:ascii="Preeti" w:hAnsi="Preeti"/>
+          <w:b/>
+          <w:bCs/>
+          <w:sz w:val="32"/>
+          <w:szCs w:val="32"/>
+        </w:rPr>
+        <w:t>];\</w:t>
+      </w:r>
+      <w:proofErr w:type="gramEnd"/>
+      <w:r>
+        <w:rPr>
+          <w:rFonts w:ascii="Preeti" w:hAnsi="Preeti"/>
+          <w:b/>
+          <w:bCs/>
+          <w:sz w:val="32"/>
+          <w:szCs w:val="32"/>
+        </w:rPr>
+        <w:t xml:space="preserve"> .</w:t>
       </w:r>
       <w:r>
         <w:rPr>
@@ -9316,6 +10141,7 @@
         <w:tab/>
       </w:r>
       <w:proofErr w:type="spellStart"/>
+      <w:proofErr w:type="gramStart"/>
       <w:r>
         <w:rPr>
           <w:rFonts w:ascii="Preeti" w:hAnsi="Preeti"/>
@@ -9346,7 +10172,18 @@
           <w:sz w:val="32"/>
           <w:szCs w:val="32"/>
         </w:rPr>
-        <w:t>s|f</w:t>
+        <w:t>s</w:t>
+      </w:r>
+      <w:proofErr w:type="gramEnd"/>
+      <w:r>
+        <w:rPr>
+          <w:rFonts w:ascii="Preeti" w:hAnsi="Preeti"/>
+          <w:b/>
+          <w:bCs/>
+          <w:sz w:val="32"/>
+          <w:szCs w:val="32"/>
+        </w:rPr>
+        <w:t>|f</w:t>
       </w:r>
       <w:proofErr w:type="spellEnd"/>
       <w:r>
@@ -9561,8 +10398,20 @@
           <w:szCs w:val="32"/>
         </w:rPr>
         <w:tab/>
-        <w:t xml:space="preserve">  k|;fb</w:t>
-      </w:r>
+        <w:t xml:space="preserve">  k</w:t>
+      </w:r>
+      <w:proofErr w:type="gramStart"/>
+      <w:r>
+        <w:rPr>
+          <w:rFonts w:ascii="Preeti" w:hAnsi="Preeti"/>
+          <w:b/>
+          <w:bCs/>
+          <w:sz w:val="32"/>
+          <w:szCs w:val="32"/>
+        </w:rPr>
+        <w:t>|;fb</w:t>
+      </w:r>
+      <w:proofErr w:type="gramEnd"/>
       <w:r>
         <w:rPr>
           <w:rFonts w:ascii="Preeti" w:hAnsi="Preeti"/>
@@ -9737,6 +10586,7 @@
         <w:tab/>
       </w:r>
       <w:proofErr w:type="spellStart"/>
+      <w:proofErr w:type="gramStart"/>
       <w:r>
         <w:rPr>
           <w:rFonts w:ascii="Preeti" w:hAnsi="Preeti"/>
@@ -9767,7 +10617,18 @@
           <w:sz w:val="32"/>
           <w:szCs w:val="32"/>
         </w:rPr>
-        <w:t>s|f</w:t>
+        <w:t>s</w:t>
+      </w:r>
+      <w:proofErr w:type="gramEnd"/>
+      <w:r>
+        <w:rPr>
+          <w:rFonts w:ascii="Preeti" w:hAnsi="Preeti"/>
+          <w:b/>
+          <w:bCs/>
+          <w:sz w:val="32"/>
+          <w:szCs w:val="32"/>
+        </w:rPr>
+        <w:t>|f</w:t>
       </w:r>
       <w:proofErr w:type="spellEnd"/>
     </w:p>
@@ -9900,7 +10761,18 @@
           <w:sz w:val="32"/>
           <w:szCs w:val="32"/>
         </w:rPr>
-        <w:t xml:space="preserve"> n]</w:t>
+        <w:t xml:space="preserve"> </w:t>
+      </w:r>
+      <w:proofErr w:type="gramStart"/>
+      <w:r>
+        <w:rPr>
+          <w:rFonts w:ascii="Preeti" w:hAnsi="Preeti"/>
+          <w:b/>
+          <w:bCs/>
+          <w:sz w:val="32"/>
+          <w:szCs w:val="32"/>
+        </w:rPr>
+        <w:t>n]</w:t>
       </w:r>
       <w:proofErr w:type="spellStart"/>
       <w:r>
@@ -9924,6 +10796,7 @@
         </w:rPr>
         <w:t>];\</w:t>
       </w:r>
+      <w:proofErr w:type="gramEnd"/>
       <w:r>
         <w:rPr>
           <w:rFonts w:ascii="Preeti" w:hAnsi="Preeti"/>
@@ -10069,7 +10942,7 @@
       </w:tblGrid>
       <w:tr>
         <w:trPr>
-          <w:trHeight w:val="2578"/>
+          <w:trHeight w:val="1997"/>
         </w:trPr>
         <w:tc>
           <w:tcPr>
@@ -10250,9 +11123,9 @@
                 <w:szCs w:val="32"/>
               </w:rPr>
               <w:drawing>
-                <wp:inline distT="0" distB="0" distL="0" distR="0" wp14:anchorId="195D5B80" wp14:editId="1073B518">
-                  <wp:extent cx="1296737" cy="1033669"/>
-                  <wp:effectExtent l="0" t="0" r="0" b="0"/>
+                <wp:inline distT="0" distB="0" distL="0" distR="0" wp14:anchorId="195D5B80" wp14:editId="243AD2CE">
+                  <wp:extent cx="1536701" cy="1224951"/>
+                  <wp:effectExtent l="0" t="0" r="6350" b="0"/>
                   <wp:docPr id="841187271" name="Picture 67"/>
                   <wp:cNvGraphicFramePr>
                     <a:graphicFrameLocks xmlns:a="http://schemas.openxmlformats.org/drawingml/2006/main" noChangeAspect="1"/>
@@ -10280,7 +11153,7 @@
                         <pic:spPr bwMode="auto">
                           <a:xfrm>
                             <a:off x="0" y="0"/>
-                            <a:ext cx="1314462" cy="1047798"/>
+                            <a:ext cx="1562194" cy="1245273"/>
                           </a:xfrm>
                           <a:prstGeom prst="rect">
                             <a:avLst/>
@@ -10358,7 +11231,7 @@
       </w:tr>
       <w:tr>
         <w:trPr>
-          <w:trHeight w:val="1957"/>
+          <w:trHeight w:val="1781"/>
         </w:trPr>
         <w:tc>
           <w:tcPr>
@@ -10385,9 +11258,9 @@
                 <w:szCs w:val="32"/>
               </w:rPr>
               <w:drawing>
-                <wp:inline distT="0" distB="0" distL="0" distR="0" wp14:anchorId="6C7A7A8F" wp14:editId="31BCB4EA">
-                  <wp:extent cx="1271227" cy="844826"/>
-                  <wp:effectExtent l="0" t="0" r="5715" b="0"/>
+                <wp:inline distT="0" distB="0" distL="0" distR="0" wp14:anchorId="6C7A7A8F" wp14:editId="72223487">
+                  <wp:extent cx="1504910" cy="1000125"/>
+                  <wp:effectExtent l="0" t="0" r="635" b="0"/>
                   <wp:docPr id="810116428" name="Picture 70"/>
                   <wp:cNvGraphicFramePr>
                     <a:graphicFrameLocks xmlns:a="http://schemas.openxmlformats.org/drawingml/2006/main" noChangeAspect="1"/>
@@ -10415,7 +11288,7 @@
                         <pic:spPr bwMode="auto">
                           <a:xfrm flipH="1">
                             <a:off x="0" y="0"/>
-                            <a:ext cx="1285975" cy="854627"/>
+                            <a:ext cx="1527279" cy="1014991"/>
                           </a:xfrm>
                           <a:prstGeom prst="rect">
                             <a:avLst/>
@@ -10462,9 +11335,9 @@
                 <w:szCs w:val="32"/>
               </w:rPr>
               <w:drawing>
-                <wp:inline distT="0" distB="0" distL="0" distR="0" wp14:anchorId="2F753D51" wp14:editId="3FBE0AC4">
-                  <wp:extent cx="959332" cy="964096"/>
-                  <wp:effectExtent l="0" t="0" r="0" b="7620"/>
+                <wp:inline distT="0" distB="0" distL="0" distR="0" wp14:anchorId="2F753D51" wp14:editId="1B9888A7">
+                  <wp:extent cx="1237606" cy="1078302"/>
+                  <wp:effectExtent l="0" t="0" r="1270" b="7620"/>
                   <wp:docPr id="33645141" name="Picture 69"/>
                   <wp:cNvGraphicFramePr>
                     <a:graphicFrameLocks xmlns:a="http://schemas.openxmlformats.org/drawingml/2006/main" noChangeAspect="1"/>
@@ -10476,7 +11349,7 @@
                           <pic:cNvPr id="33645141" name="Picture 33645141"/>
                           <pic:cNvPicPr/>
                         </pic:nvPicPr>
-                        <pic:blipFill>
+                        <pic:blipFill rotWithShape="1">
                           <a:blip r:embed="rId9" cstate="print">
                             <a:extLst>
                               <a:ext uri="{28A0092B-C50C-407E-A947-70E740481C1C}">
@@ -10484,18 +11357,27 @@
                               </a:ext>
                             </a:extLst>
                           </a:blip>
+                          <a:srcRect t="6302" b="7001"/>
                           <a:stretch>
                             <a:fillRect/>
                           </a:stretch>
                         </pic:blipFill>
-                        <pic:spPr>
+                        <pic:spPr bwMode="auto">
                           <a:xfrm>
                             <a:off x="0" y="0"/>
-                            <a:ext cx="970466" cy="975285"/>
+                            <a:ext cx="1261058" cy="1098735"/>
                           </a:xfrm>
                           <a:prstGeom prst="rect">
                             <a:avLst/>
                           </a:prstGeom>
+                          <a:ln>
+                            <a:noFill/>
+                          </a:ln>
+                          <a:extLst>
+                            <a:ext uri="{53640926-AAD7-44D8-BBD7-CCE9431645EC}">
+                              <a14:shadowObscured xmlns:a14="http://schemas.microsoft.com/office/drawing/2010/main"/>
+                            </a:ext>
+                          </a:extLst>
                         </pic:spPr>
                       </pic:pic>
                     </a:graphicData>
@@ -10529,9 +11411,9 @@
                 <w:szCs w:val="32"/>
               </w:rPr>
               <w:drawing>
-                <wp:inline distT="0" distB="0" distL="0" distR="0" wp14:anchorId="78AFDFD6" wp14:editId="0E2AFE65">
-                  <wp:extent cx="1470010" cy="794882"/>
-                  <wp:effectExtent l="0" t="0" r="0" b="5715"/>
+                <wp:inline distT="0" distB="0" distL="0" distR="0" wp14:anchorId="78AFDFD6" wp14:editId="67B74C1F">
+                  <wp:extent cx="1850572" cy="1000664"/>
+                  <wp:effectExtent l="0" t="0" r="0" b="9525"/>
                   <wp:docPr id="547866631" name="Picture 68"/>
                   <wp:cNvGraphicFramePr>
                     <a:graphicFrameLocks xmlns:a="http://schemas.openxmlformats.org/drawingml/2006/main" noChangeAspect="1"/>
@@ -10559,7 +11441,7 @@
                         <pic:spPr bwMode="auto">
                           <a:xfrm flipH="1">
                             <a:off x="0" y="0"/>
-                            <a:ext cx="1481356" cy="801017"/>
+                            <a:ext cx="1873159" cy="1012878"/>
                           </a:xfrm>
                           <a:prstGeom prst="rect">
                             <a:avLst/>
@@ -10663,6 +11545,7 @@
           <w:u w:val="single"/>
         </w:rPr>
       </w:pPr>
+      <w:proofErr w:type="gramStart"/>
       <w:r>
         <w:rPr>
           <w:rFonts w:ascii="Preeti" w:hAnsi="Preeti"/>
@@ -10687,6 +11570,7 @@
         <w:t>dfKt</w:t>
       </w:r>
       <w:proofErr w:type="spellEnd"/>
+      <w:proofErr w:type="gramEnd"/>
     </w:p>
     <w:p>
       <w:pPr>
